--- a/_panduan/2026 BORANG ANUGERAH KHAS PENDIDIKAN PENCIPTA KANDUNGAN DIGITAL.docx
+++ b/_panduan/2026 BORANG ANUGERAH KHAS PENDIDIKAN PENCIPTA KANDUNGAN DIGITAL.docx
@@ -17517,23 +17517,7 @@
                 <w:sz w:val="22"/>
                 <w:szCs w:val="22"/>
               </w:rPr>
-              <w:t xml:space="preserve"> TikTok</w:t>
-            </w:r>
-            <w:r>
-              <w:rPr>
-                <w:rFonts w:ascii="Arial" w:hAnsi="Arial" w:cs="Arial"/>
-                <w:sz w:val="22"/>
-                <w:szCs w:val="22"/>
-              </w:rPr>
-              <w:t xml:space="preserve"> @ahmdaime </w:t>
-            </w:r>
-            <w:r>
-              <w:rPr>
-                <w:rFonts w:ascii="Arial" w:hAnsi="Arial" w:cs="Arial"/>
-                <w:sz w:val="22"/>
-                <w:szCs w:val="22"/>
-              </w:rPr>
-              <w:t xml:space="preserve"> (Portfolio: ms 16-17)</w:t>
+              <w:t xml:space="preserve"> TikTok @ahmdaime  (Portfolio: ms 16-17)</w:t>
             </w:r>
           </w:p>
         </w:tc>
@@ -17643,23 +17627,7 @@
                 <w:sz w:val="22"/>
                 <w:szCs w:val="22"/>
               </w:rPr>
-              <w:t>YouTube</w:t>
-            </w:r>
-            <w:r>
-              <w:rPr>
-                <w:rFonts w:ascii="Arial" w:hAnsi="Arial" w:cs="Arial"/>
-                <w:sz w:val="22"/>
-                <w:szCs w:val="22"/>
-              </w:rPr>
-              <w:t xml:space="preserve"> </w:t>
-            </w:r>
-            <w:r>
-              <w:rPr>
-                <w:rFonts w:ascii="Arial" w:hAnsi="Arial" w:cs="Arial"/>
-                <w:sz w:val="22"/>
-                <w:szCs w:val="22"/>
-              </w:rPr>
-              <w:t>TVPSS FiveOne</w:t>
+              <w:t>YouTube TVPSS FiveOne</w:t>
             </w:r>
             <w:r>
               <w:rPr>
@@ -17675,15 +17643,7 @@
                 <w:sz w:val="22"/>
                 <w:szCs w:val="22"/>
               </w:rPr>
-              <w:t xml:space="preserve"> </w:t>
-            </w:r>
-            <w:r>
-              <w:rPr>
-                <w:rFonts w:ascii="Arial" w:hAnsi="Arial" w:cs="Arial"/>
-                <w:sz w:val="22"/>
-                <w:szCs w:val="22"/>
-              </w:rPr>
-              <w:t>89 episod (Portfolio: ms 28-38)</w:t>
+              <w:t xml:space="preserve"> 89 episod (Portfolio: ms 28-38)</w:t>
             </w:r>
           </w:p>
         </w:tc>
@@ -18764,63 +18724,17 @@
               </w:rPr>
               <w:t xml:space="preserve"> (</w:t>
             </w:r>
-            <w:r>
-              <w:rPr>
-                <w:rFonts w:ascii="Arial" w:hAnsi="Arial" w:cs="Arial"/>
-                <w:sz w:val="22"/>
-                <w:szCs w:val="22"/>
-              </w:rPr>
-              <w:fldChar w:fldCharType="begin"/>
-            </w:r>
-            <w:r>
-              <w:rPr>
-                <w:rFonts w:ascii="Arial" w:hAnsi="Arial" w:cs="Arial"/>
-                <w:sz w:val="22"/>
-                <w:szCs w:val="22"/>
-              </w:rPr>
-              <w:instrText>HYPERLINK "</w:instrText>
-            </w:r>
-            <w:r>
-              <w:rPr>
-                <w:rFonts w:ascii="Arial" w:hAnsi="Arial" w:cs="Arial"/>
-                <w:sz w:val="22"/>
-                <w:szCs w:val="22"/>
-              </w:rPr>
-              <w:instrText>https://chromewebstore.google.com/detail/moeis-kehadiran-helper/aopjilfeegfaadfalilcnjgehpilnenm</w:instrText>
-            </w:r>
-            <w:r>
-              <w:rPr>
-                <w:rFonts w:ascii="Arial" w:hAnsi="Arial" w:cs="Arial"/>
-                <w:sz w:val="22"/>
-                <w:szCs w:val="22"/>
-              </w:rPr>
-              <w:instrText>"</w:instrText>
-            </w:r>
-            <w:r>
-              <w:rPr>
-                <w:rFonts w:ascii="Arial" w:hAnsi="Arial" w:cs="Arial"/>
-                <w:sz w:val="22"/>
-                <w:szCs w:val="22"/>
-              </w:rPr>
-              <w:fldChar w:fldCharType="separate"/>
-            </w:r>
-            <w:r>
-              <w:rPr>
-                <w:rStyle w:val="Hyperlink"/>
-                <w:rFonts w:ascii="Arial" w:hAnsi="Arial" w:cs="Arial"/>
-                <w:sz w:val="22"/>
-                <w:szCs w:val="22"/>
-              </w:rPr>
-              <w:t>https://chromewebstore.google.com/detail/moeis-kehadiran-helper/aopjilfeegfaadfalilcnjgehpilnenm</w:t>
-            </w:r>
-            <w:r>
-              <w:rPr>
-                <w:rFonts w:ascii="Arial" w:hAnsi="Arial" w:cs="Arial"/>
-                <w:sz w:val="22"/>
-                <w:szCs w:val="22"/>
-              </w:rPr>
-              <w:fldChar w:fldCharType="end"/>
-            </w:r>
+            <w:hyperlink r:id="rId11" w:history="1">
+              <w:r>
+                <w:rPr>
+                  <w:rStyle w:val="Hyperlink"/>
+                  <w:rFonts w:ascii="Arial" w:hAnsi="Arial" w:cs="Arial"/>
+                  <w:sz w:val="22"/>
+                  <w:szCs w:val="22"/>
+                </w:rPr>
+                <w:t>https://chromewebstore.google.com/detail/moeis-kehadiran-helper/aopjilfeegfaadfalilcnjgehpilnenm</w:t>
+              </w:r>
+            </w:hyperlink>
             <w:r>
               <w:rPr>
                 <w:rFonts w:ascii="Arial" w:hAnsi="Arial" w:cs="Arial"/>
@@ -18978,63 +18892,17 @@
               </w:rPr>
               <w:t xml:space="preserve"> (</w:t>
             </w:r>
-            <w:r>
-              <w:rPr>
-                <w:rFonts w:ascii="Arial" w:hAnsi="Arial" w:cs="Arial"/>
-                <w:sz w:val="22"/>
-                <w:szCs w:val="22"/>
-              </w:rPr>
-              <w:fldChar w:fldCharType="begin"/>
-            </w:r>
-            <w:r>
-              <w:rPr>
-                <w:rFonts w:ascii="Arial" w:hAnsi="Arial" w:cs="Arial"/>
-                <w:sz w:val="22"/>
-                <w:szCs w:val="22"/>
-              </w:rPr>
-              <w:instrText>HYPERLINK "</w:instrText>
-            </w:r>
-            <w:r>
-              <w:rPr>
-                <w:rFonts w:ascii="Arial" w:hAnsi="Arial" w:cs="Arial"/>
-                <w:sz w:val="22"/>
-                <w:szCs w:val="22"/>
-              </w:rPr>
-              <w:instrText>https://chromewebstore.google.com/detail/pbd-onepage-laporan-satu/lbefimcackfpdklimoiclkklookickjl</w:instrText>
-            </w:r>
-            <w:r>
-              <w:rPr>
-                <w:rFonts w:ascii="Arial" w:hAnsi="Arial" w:cs="Arial"/>
-                <w:sz w:val="22"/>
-                <w:szCs w:val="22"/>
-              </w:rPr>
-              <w:instrText>"</w:instrText>
-            </w:r>
-            <w:r>
-              <w:rPr>
-                <w:rFonts w:ascii="Arial" w:hAnsi="Arial" w:cs="Arial"/>
-                <w:sz w:val="22"/>
-                <w:szCs w:val="22"/>
-              </w:rPr>
-              <w:fldChar w:fldCharType="separate"/>
-            </w:r>
-            <w:r>
-              <w:rPr>
-                <w:rStyle w:val="Hyperlink"/>
-                <w:rFonts w:ascii="Arial" w:hAnsi="Arial" w:cs="Arial"/>
-                <w:sz w:val="22"/>
-                <w:szCs w:val="22"/>
-              </w:rPr>
-              <w:t>https://chromewebstore.google.com/detail/pbd-onepage-laporan-satu/lbefimcackfpdklimoiclkklookickjl</w:t>
-            </w:r>
-            <w:r>
-              <w:rPr>
-                <w:rFonts w:ascii="Arial" w:hAnsi="Arial" w:cs="Arial"/>
-                <w:sz w:val="22"/>
-                <w:szCs w:val="22"/>
-              </w:rPr>
-              <w:fldChar w:fldCharType="end"/>
-            </w:r>
+            <w:hyperlink r:id="rId12" w:history="1">
+              <w:r>
+                <w:rPr>
+                  <w:rStyle w:val="Hyperlink"/>
+                  <w:rFonts w:ascii="Arial" w:hAnsi="Arial" w:cs="Arial"/>
+                  <w:sz w:val="22"/>
+                  <w:szCs w:val="22"/>
+                </w:rPr>
+                <w:t>https://chromewebstore.google.com/detail/pbd-onepage-laporan-satu/lbefimcackfpdklimoiclkklookickjl</w:t>
+              </w:r>
+            </w:hyperlink>
             <w:r>
               <w:rPr>
                 <w:rFonts w:ascii="Arial" w:hAnsi="Arial" w:cs="Arial"/>
@@ -19168,63 +19036,17 @@
               </w:rPr>
               <w:t>Landing Page (Google) (</w:t>
             </w:r>
-            <w:r>
-              <w:rPr>
-                <w:rFonts w:ascii="Arial" w:hAnsi="Arial" w:cs="Arial"/>
-                <w:sz w:val="22"/>
-                <w:szCs w:val="22"/>
-              </w:rPr>
-              <w:fldChar w:fldCharType="begin"/>
-            </w:r>
-            <w:r>
-              <w:rPr>
-                <w:rFonts w:ascii="Arial" w:hAnsi="Arial" w:cs="Arial"/>
-                <w:sz w:val="22"/>
-                <w:szCs w:val="22"/>
-              </w:rPr>
-              <w:instrText>HYPERLINK "</w:instrText>
-            </w:r>
-            <w:r>
-              <w:rPr>
-                <w:rFonts w:ascii="Arial" w:hAnsi="Arial" w:cs="Arial"/>
-                <w:sz w:val="22"/>
-                <w:szCs w:val="22"/>
-              </w:rPr>
-              <w:instrText>https://portfolio-cikguaime.vercel.app/auto-erph</w:instrText>
-            </w:r>
-            <w:r>
-              <w:rPr>
-                <w:rFonts w:ascii="Arial" w:hAnsi="Arial" w:cs="Arial"/>
-                <w:sz w:val="22"/>
-                <w:szCs w:val="22"/>
-              </w:rPr>
-              <w:instrText>"</w:instrText>
-            </w:r>
-            <w:r>
-              <w:rPr>
-                <w:rFonts w:ascii="Arial" w:hAnsi="Arial" w:cs="Arial"/>
-                <w:sz w:val="22"/>
-                <w:szCs w:val="22"/>
-              </w:rPr>
-              <w:fldChar w:fldCharType="separate"/>
-            </w:r>
-            <w:r>
-              <w:rPr>
-                <w:rStyle w:val="Hyperlink"/>
-                <w:rFonts w:ascii="Arial" w:hAnsi="Arial" w:cs="Arial"/>
-                <w:sz w:val="22"/>
-                <w:szCs w:val="22"/>
-              </w:rPr>
-              <w:t>https://portfolio-cikguaime.vercel.app/auto-erph</w:t>
-            </w:r>
-            <w:r>
-              <w:rPr>
-                <w:rFonts w:ascii="Arial" w:hAnsi="Arial" w:cs="Arial"/>
-                <w:sz w:val="22"/>
-                <w:szCs w:val="22"/>
-              </w:rPr>
-              <w:fldChar w:fldCharType="end"/>
-            </w:r>
+            <w:hyperlink r:id="rId13" w:history="1">
+              <w:r>
+                <w:rPr>
+                  <w:rStyle w:val="Hyperlink"/>
+                  <w:rFonts w:ascii="Arial" w:hAnsi="Arial" w:cs="Arial"/>
+                  <w:sz w:val="22"/>
+                  <w:szCs w:val="22"/>
+                </w:rPr>
+                <w:t>https://portfolio-cikguaime.vercel.app/auto-erph</w:t>
+              </w:r>
+            </w:hyperlink>
             <w:r>
               <w:rPr>
                 <w:rFonts w:ascii="Arial" w:hAnsi="Arial" w:cs="Arial"/>
@@ -19382,63 +19204,17 @@
               </w:rPr>
               <w:t xml:space="preserve"> (</w:t>
             </w:r>
-            <w:r>
-              <w:rPr>
-                <w:rFonts w:ascii="Arial" w:hAnsi="Arial" w:cs="Arial"/>
-                <w:sz w:val="22"/>
-                <w:szCs w:val="22"/>
-              </w:rPr>
-              <w:fldChar w:fldCharType="begin"/>
-            </w:r>
-            <w:r>
-              <w:rPr>
-                <w:rFonts w:ascii="Arial" w:hAnsi="Arial" w:cs="Arial"/>
-                <w:sz w:val="22"/>
-                <w:szCs w:val="22"/>
-              </w:rPr>
-              <w:instrText>HYPERLINK "</w:instrText>
-            </w:r>
-            <w:r>
-              <w:rPr>
-                <w:rFonts w:ascii="Arial" w:hAnsi="Arial" w:cs="Arial"/>
-                <w:sz w:val="22"/>
-                <w:szCs w:val="22"/>
-              </w:rPr>
-              <w:instrText>https://malayaheroes.webflow.io/</w:instrText>
-            </w:r>
-            <w:r>
-              <w:rPr>
-                <w:rFonts w:ascii="Arial" w:hAnsi="Arial" w:cs="Arial"/>
-                <w:sz w:val="22"/>
-                <w:szCs w:val="22"/>
-              </w:rPr>
-              <w:instrText>"</w:instrText>
-            </w:r>
-            <w:r>
-              <w:rPr>
-                <w:rFonts w:ascii="Arial" w:hAnsi="Arial" w:cs="Arial"/>
-                <w:sz w:val="22"/>
-                <w:szCs w:val="22"/>
-              </w:rPr>
-              <w:fldChar w:fldCharType="separate"/>
-            </w:r>
-            <w:r>
-              <w:rPr>
-                <w:rStyle w:val="Hyperlink"/>
-                <w:rFonts w:ascii="Arial" w:hAnsi="Arial" w:cs="Arial"/>
-                <w:sz w:val="22"/>
-                <w:szCs w:val="22"/>
-              </w:rPr>
-              <w:t>https://malayaheroes.webflow.io/</w:t>
-            </w:r>
-            <w:r>
-              <w:rPr>
-                <w:rFonts w:ascii="Arial" w:hAnsi="Arial" w:cs="Arial"/>
-                <w:sz w:val="22"/>
-                <w:szCs w:val="22"/>
-              </w:rPr>
-              <w:fldChar w:fldCharType="end"/>
-            </w:r>
+            <w:hyperlink r:id="rId14" w:history="1">
+              <w:r>
+                <w:rPr>
+                  <w:rStyle w:val="Hyperlink"/>
+                  <w:rFonts w:ascii="Arial" w:hAnsi="Arial" w:cs="Arial"/>
+                  <w:sz w:val="22"/>
+                  <w:szCs w:val="22"/>
+                </w:rPr>
+                <w:t>https://malayaheroes.webflow.io/</w:t>
+              </w:r>
+            </w:hyperlink>
             <w:r>
               <w:rPr>
                 <w:rFonts w:ascii="Arial" w:hAnsi="Arial" w:cs="Arial"/>
@@ -19581,63 +19357,17 @@
               </w:rPr>
               <w:t xml:space="preserve"> (</w:t>
             </w:r>
-            <w:r>
-              <w:rPr>
-                <w:rFonts w:ascii="Arial" w:hAnsi="Arial" w:cs="Arial"/>
-                <w:sz w:val="22"/>
-                <w:szCs w:val="22"/>
-              </w:rPr>
-              <w:fldChar w:fldCharType="begin"/>
-            </w:r>
-            <w:r>
-              <w:rPr>
-                <w:rFonts w:ascii="Arial" w:hAnsi="Arial" w:cs="Arial"/>
-                <w:sz w:val="22"/>
-                <w:szCs w:val="22"/>
-              </w:rPr>
-              <w:instrText>HYPERLINK "</w:instrText>
-            </w:r>
-            <w:r>
-              <w:rPr>
-                <w:rFonts w:ascii="Arial" w:hAnsi="Arial" w:cs="Arial"/>
-                <w:sz w:val="22"/>
-                <w:szCs w:val="22"/>
-              </w:rPr>
-              <w:instrText>https://ahmdaime.github.io/cikguaime/kuizsejarahtahun6.html</w:instrText>
-            </w:r>
-            <w:r>
-              <w:rPr>
-                <w:rFonts w:ascii="Arial" w:hAnsi="Arial" w:cs="Arial"/>
-                <w:sz w:val="22"/>
-                <w:szCs w:val="22"/>
-              </w:rPr>
-              <w:instrText>"</w:instrText>
-            </w:r>
-            <w:r>
-              <w:rPr>
-                <w:rFonts w:ascii="Arial" w:hAnsi="Arial" w:cs="Arial"/>
-                <w:sz w:val="22"/>
-                <w:szCs w:val="22"/>
-              </w:rPr>
-              <w:fldChar w:fldCharType="separate"/>
-            </w:r>
-            <w:r>
-              <w:rPr>
-                <w:rStyle w:val="Hyperlink"/>
-                <w:rFonts w:ascii="Arial" w:hAnsi="Arial" w:cs="Arial"/>
-                <w:sz w:val="22"/>
-                <w:szCs w:val="22"/>
-              </w:rPr>
-              <w:t>https://ahmdaime.github.io/cikguaime/kuizsejarahtahun6.html</w:t>
-            </w:r>
-            <w:r>
-              <w:rPr>
-                <w:rFonts w:ascii="Arial" w:hAnsi="Arial" w:cs="Arial"/>
-                <w:sz w:val="22"/>
-                <w:szCs w:val="22"/>
-              </w:rPr>
-              <w:fldChar w:fldCharType="end"/>
-            </w:r>
+            <w:hyperlink r:id="rId15" w:history="1">
+              <w:r>
+                <w:rPr>
+                  <w:rStyle w:val="Hyperlink"/>
+                  <w:rFonts w:ascii="Arial" w:hAnsi="Arial" w:cs="Arial"/>
+                  <w:sz w:val="22"/>
+                  <w:szCs w:val="22"/>
+                </w:rPr>
+                <w:t>https://ahmdaime.github.io/cikguaime/kuizsejarahtahun6.html</w:t>
+              </w:r>
+            </w:hyperlink>
             <w:r>
               <w:rPr>
                 <w:rFonts w:ascii="Arial" w:hAnsi="Arial" w:cs="Arial"/>
@@ -19646,63 +19376,17 @@
               </w:rPr>
               <w:t>) (</w:t>
             </w:r>
-            <w:r>
-              <w:rPr>
-                <w:rFonts w:ascii="Arial" w:hAnsi="Arial" w:cs="Arial"/>
-                <w:sz w:val="22"/>
-                <w:szCs w:val="22"/>
-              </w:rPr>
-              <w:fldChar w:fldCharType="begin"/>
-            </w:r>
-            <w:r>
-              <w:rPr>
-                <w:rFonts w:ascii="Arial" w:hAnsi="Arial" w:cs="Arial"/>
-                <w:sz w:val="22"/>
-                <w:szCs w:val="22"/>
-              </w:rPr>
-              <w:instrText>HYPERLINK "</w:instrText>
-            </w:r>
-            <w:r>
-              <w:rPr>
-                <w:rFonts w:ascii="Arial" w:hAnsi="Arial" w:cs="Arial"/>
-                <w:sz w:val="22"/>
-                <w:szCs w:val="22"/>
-              </w:rPr>
-              <w:instrText>https://www.cikguaime.com/2025/10/soalan-latihan-psv-tahun-6-uasa-sekolah.html</w:instrText>
-            </w:r>
-            <w:r>
-              <w:rPr>
-                <w:rFonts w:ascii="Arial" w:hAnsi="Arial" w:cs="Arial"/>
-                <w:sz w:val="22"/>
-                <w:szCs w:val="22"/>
-              </w:rPr>
-              <w:instrText>"</w:instrText>
-            </w:r>
-            <w:r>
-              <w:rPr>
-                <w:rFonts w:ascii="Arial" w:hAnsi="Arial" w:cs="Arial"/>
-                <w:sz w:val="22"/>
-                <w:szCs w:val="22"/>
-              </w:rPr>
-              <w:fldChar w:fldCharType="separate"/>
-            </w:r>
-            <w:r>
-              <w:rPr>
-                <w:rStyle w:val="Hyperlink"/>
-                <w:rFonts w:ascii="Arial" w:hAnsi="Arial" w:cs="Arial"/>
-                <w:sz w:val="22"/>
-                <w:szCs w:val="22"/>
-              </w:rPr>
-              <w:t>https://www.cikguaime.com/2025/10/soalan-latihan-psv-tahun-6-uasa-sekolah.html</w:t>
-            </w:r>
-            <w:r>
-              <w:rPr>
-                <w:rFonts w:ascii="Arial" w:hAnsi="Arial" w:cs="Arial"/>
-                <w:sz w:val="22"/>
-                <w:szCs w:val="22"/>
-              </w:rPr>
-              <w:fldChar w:fldCharType="end"/>
-            </w:r>
+            <w:hyperlink r:id="rId16" w:history="1">
+              <w:r>
+                <w:rPr>
+                  <w:rStyle w:val="Hyperlink"/>
+                  <w:rFonts w:ascii="Arial" w:hAnsi="Arial" w:cs="Arial"/>
+                  <w:sz w:val="22"/>
+                  <w:szCs w:val="22"/>
+                </w:rPr>
+                <w:t>https://www.cikguaime.com/2025/10/soalan-latihan-psv-tahun-6-uasa-sekolah.html</w:t>
+              </w:r>
+            </w:hyperlink>
             <w:r>
               <w:rPr>
                 <w:rFonts w:ascii="Arial" w:hAnsi="Arial" w:cs="Arial"/>
@@ -19711,63 +19395,17 @@
               </w:rPr>
               <w:t>) (</w:t>
             </w:r>
-            <w:r>
-              <w:rPr>
-                <w:rFonts w:ascii="Arial" w:hAnsi="Arial" w:cs="Arial"/>
-                <w:sz w:val="22"/>
-                <w:szCs w:val="22"/>
-              </w:rPr>
-              <w:fldChar w:fldCharType="begin"/>
-            </w:r>
-            <w:r>
-              <w:rPr>
-                <w:rFonts w:ascii="Arial" w:hAnsi="Arial" w:cs="Arial"/>
-                <w:sz w:val="22"/>
-                <w:szCs w:val="22"/>
-              </w:rPr>
-              <w:instrText>HYPERLINK "</w:instrText>
-            </w:r>
-            <w:r>
-              <w:rPr>
-                <w:rFonts w:ascii="Arial" w:hAnsi="Arial" w:cs="Arial"/>
-                <w:sz w:val="22"/>
-                <w:szCs w:val="22"/>
-              </w:rPr>
-              <w:instrText>https://www.cikguaime.com/search/label/Bahasa%20Melayu?max-results=9</w:instrText>
-            </w:r>
-            <w:r>
-              <w:rPr>
-                <w:rFonts w:ascii="Arial" w:hAnsi="Arial" w:cs="Arial"/>
-                <w:sz w:val="22"/>
-                <w:szCs w:val="22"/>
-              </w:rPr>
-              <w:instrText>"</w:instrText>
-            </w:r>
-            <w:r>
-              <w:rPr>
-                <w:rFonts w:ascii="Arial" w:hAnsi="Arial" w:cs="Arial"/>
-                <w:sz w:val="22"/>
-                <w:szCs w:val="22"/>
-              </w:rPr>
-              <w:fldChar w:fldCharType="separate"/>
-            </w:r>
-            <w:r>
-              <w:rPr>
-                <w:rStyle w:val="Hyperlink"/>
-                <w:rFonts w:ascii="Arial" w:hAnsi="Arial" w:cs="Arial"/>
-                <w:sz w:val="22"/>
-                <w:szCs w:val="22"/>
-              </w:rPr>
-              <w:t>https://www.cikguaime.com/search/label/Bahasa%20Melayu?max-results=9</w:t>
-            </w:r>
-            <w:r>
-              <w:rPr>
-                <w:rFonts w:ascii="Arial" w:hAnsi="Arial" w:cs="Arial"/>
-                <w:sz w:val="22"/>
-                <w:szCs w:val="22"/>
-              </w:rPr>
-              <w:fldChar w:fldCharType="end"/>
-            </w:r>
+            <w:hyperlink r:id="rId17" w:history="1">
+              <w:r>
+                <w:rPr>
+                  <w:rStyle w:val="Hyperlink"/>
+                  <w:rFonts w:ascii="Arial" w:hAnsi="Arial" w:cs="Arial"/>
+                  <w:sz w:val="22"/>
+                  <w:szCs w:val="22"/>
+                </w:rPr>
+                <w:t>https://www.cikguaime.com/search/label/Bahasa%20Melayu?max-results=9</w:t>
+              </w:r>
+            </w:hyperlink>
             <w:r>
               <w:rPr>
                 <w:rFonts w:ascii="Arial" w:hAnsi="Arial" w:cs="Arial"/>
@@ -19925,63 +19563,17 @@
               </w:rPr>
               <w:t xml:space="preserve"> (</w:t>
             </w:r>
-            <w:r>
-              <w:rPr>
-                <w:rFonts w:ascii="Arial" w:hAnsi="Arial" w:cs="Arial"/>
-                <w:sz w:val="22"/>
-                <w:szCs w:val="22"/>
-              </w:rPr>
-              <w:fldChar w:fldCharType="begin"/>
-            </w:r>
-            <w:r>
-              <w:rPr>
-                <w:rFonts w:ascii="Arial" w:hAnsi="Arial" w:cs="Arial"/>
-                <w:sz w:val="22"/>
-                <w:szCs w:val="22"/>
-              </w:rPr>
-              <w:instrText>HYPERLINK "</w:instrText>
-            </w:r>
-            <w:r>
-              <w:rPr>
-                <w:rFonts w:ascii="Arial" w:hAnsi="Arial" w:cs="Arial"/>
-                <w:sz w:val="22"/>
-                <w:szCs w:val="22"/>
-              </w:rPr>
-              <w:instrText>https://ahmdaime.github.io/relief-activity-hub/</w:instrText>
-            </w:r>
-            <w:r>
-              <w:rPr>
-                <w:rFonts w:ascii="Arial" w:hAnsi="Arial" w:cs="Arial"/>
-                <w:sz w:val="22"/>
-                <w:szCs w:val="22"/>
-              </w:rPr>
-              <w:instrText>"</w:instrText>
-            </w:r>
-            <w:r>
-              <w:rPr>
-                <w:rFonts w:ascii="Arial" w:hAnsi="Arial" w:cs="Arial"/>
-                <w:sz w:val="22"/>
-                <w:szCs w:val="22"/>
-              </w:rPr>
-              <w:fldChar w:fldCharType="separate"/>
-            </w:r>
-            <w:r>
-              <w:rPr>
-                <w:rStyle w:val="Hyperlink"/>
-                <w:rFonts w:ascii="Arial" w:hAnsi="Arial" w:cs="Arial"/>
-                <w:sz w:val="22"/>
-                <w:szCs w:val="22"/>
-              </w:rPr>
-              <w:t>https://ahmdaime.github.io/relief-activity-hub/</w:t>
-            </w:r>
-            <w:r>
-              <w:rPr>
-                <w:rFonts w:ascii="Arial" w:hAnsi="Arial" w:cs="Arial"/>
-                <w:sz w:val="22"/>
-                <w:szCs w:val="22"/>
-              </w:rPr>
-              <w:fldChar w:fldCharType="end"/>
-            </w:r>
+            <w:hyperlink r:id="rId18" w:history="1">
+              <w:r>
+                <w:rPr>
+                  <w:rStyle w:val="Hyperlink"/>
+                  <w:rFonts w:ascii="Arial" w:hAnsi="Arial" w:cs="Arial"/>
+                  <w:sz w:val="22"/>
+                  <w:szCs w:val="22"/>
+                </w:rPr>
+                <w:t>https://ahmdaime.github.io/relief-activity-hub/</w:t>
+              </w:r>
+            </w:hyperlink>
             <w:r>
               <w:rPr>
                 <w:rFonts w:ascii="Arial" w:hAnsi="Arial" w:cs="Arial"/>
@@ -20141,63 +19733,17 @@
               </w:rPr>
               <w:t xml:space="preserve"> (</w:t>
             </w:r>
-            <w:r>
-              <w:rPr>
-                <w:rFonts w:ascii="Arial" w:hAnsi="Arial" w:cs="Arial"/>
-                <w:sz w:val="22"/>
-                <w:szCs w:val="22"/>
-              </w:rPr>
-              <w:fldChar w:fldCharType="begin"/>
-            </w:r>
-            <w:r>
-              <w:rPr>
-                <w:rFonts w:ascii="Arial" w:hAnsi="Arial" w:cs="Arial"/>
-                <w:sz w:val="22"/>
-                <w:szCs w:val="22"/>
-              </w:rPr>
-              <w:instrText>HYPERLINK "</w:instrText>
-            </w:r>
-            <w:r>
-              <w:rPr>
-                <w:rFonts w:ascii="Arial" w:hAnsi="Arial" w:cs="Arial"/>
-                <w:sz w:val="22"/>
-                <w:szCs w:val="22"/>
-              </w:rPr>
-              <w:instrText>https://e-rekod-kelas.vercel.app/parent</w:instrText>
-            </w:r>
-            <w:r>
-              <w:rPr>
-                <w:rFonts w:ascii="Arial" w:hAnsi="Arial" w:cs="Arial"/>
-                <w:sz w:val="22"/>
-                <w:szCs w:val="22"/>
-              </w:rPr>
-              <w:instrText>"</w:instrText>
-            </w:r>
-            <w:r>
-              <w:rPr>
-                <w:rFonts w:ascii="Arial" w:hAnsi="Arial" w:cs="Arial"/>
-                <w:sz w:val="22"/>
-                <w:szCs w:val="22"/>
-              </w:rPr>
-              <w:fldChar w:fldCharType="separate"/>
-            </w:r>
-            <w:r>
-              <w:rPr>
-                <w:rStyle w:val="Hyperlink"/>
-                <w:rFonts w:ascii="Arial" w:hAnsi="Arial" w:cs="Arial"/>
-                <w:sz w:val="22"/>
-                <w:szCs w:val="22"/>
-              </w:rPr>
-              <w:t>https://e-rekod-kelas.vercel.app/parent</w:t>
-            </w:r>
-            <w:r>
-              <w:rPr>
-                <w:rFonts w:ascii="Arial" w:hAnsi="Arial" w:cs="Arial"/>
-                <w:sz w:val="22"/>
-                <w:szCs w:val="22"/>
-              </w:rPr>
-              <w:fldChar w:fldCharType="end"/>
-            </w:r>
+            <w:hyperlink r:id="rId19" w:history="1">
+              <w:r>
+                <w:rPr>
+                  <w:rStyle w:val="Hyperlink"/>
+                  <w:rFonts w:ascii="Arial" w:hAnsi="Arial" w:cs="Arial"/>
+                  <w:sz w:val="22"/>
+                  <w:szCs w:val="22"/>
+                </w:rPr>
+                <w:t>https://e-rekod-kelas.vercel.app/parent</w:t>
+              </w:r>
+            </w:hyperlink>
             <w:r>
               <w:rPr>
                 <w:rFonts w:ascii="Arial" w:hAnsi="Arial" w:cs="Arial"/>
@@ -20340,63 +19886,17 @@
               </w:rPr>
               <w:t xml:space="preserve"> (</w:t>
             </w:r>
-            <w:r>
-              <w:rPr>
-                <w:rFonts w:ascii="Arial" w:hAnsi="Arial" w:cs="Arial"/>
-                <w:sz w:val="22"/>
-                <w:szCs w:val="22"/>
-              </w:rPr>
-              <w:fldChar w:fldCharType="begin"/>
-            </w:r>
-            <w:r>
-              <w:rPr>
-                <w:rFonts w:ascii="Arial" w:hAnsi="Arial" w:cs="Arial"/>
-                <w:sz w:val="22"/>
-                <w:szCs w:val="22"/>
-              </w:rPr>
-              <w:instrText>HYPERLINK "</w:instrText>
-            </w:r>
-            <w:r>
-              <w:rPr>
-                <w:rFonts w:ascii="Arial" w:hAnsi="Arial" w:cs="Arial"/>
-                <w:sz w:val="22"/>
-                <w:szCs w:val="22"/>
-              </w:rPr>
-              <w:instrText>https://ahmdaime.github.io/sistem-tempahan-tvpss/</w:instrText>
-            </w:r>
-            <w:r>
-              <w:rPr>
-                <w:rFonts w:ascii="Arial" w:hAnsi="Arial" w:cs="Arial"/>
-                <w:sz w:val="22"/>
-                <w:szCs w:val="22"/>
-              </w:rPr>
-              <w:instrText>"</w:instrText>
-            </w:r>
-            <w:r>
-              <w:rPr>
-                <w:rFonts w:ascii="Arial" w:hAnsi="Arial" w:cs="Arial"/>
-                <w:sz w:val="22"/>
-                <w:szCs w:val="22"/>
-              </w:rPr>
-              <w:fldChar w:fldCharType="separate"/>
-            </w:r>
-            <w:r>
-              <w:rPr>
-                <w:rStyle w:val="Hyperlink"/>
-                <w:rFonts w:ascii="Arial" w:hAnsi="Arial" w:cs="Arial"/>
-                <w:sz w:val="22"/>
-                <w:szCs w:val="22"/>
-              </w:rPr>
-              <w:t>https://ahmdaime.github.io/sistem-tempahan-tvpss/</w:t>
-            </w:r>
-            <w:r>
-              <w:rPr>
-                <w:rFonts w:ascii="Arial" w:hAnsi="Arial" w:cs="Arial"/>
-                <w:sz w:val="22"/>
-                <w:szCs w:val="22"/>
-              </w:rPr>
-              <w:fldChar w:fldCharType="end"/>
-            </w:r>
+            <w:hyperlink r:id="rId20" w:history="1">
+              <w:r>
+                <w:rPr>
+                  <w:rStyle w:val="Hyperlink"/>
+                  <w:rFonts w:ascii="Arial" w:hAnsi="Arial" w:cs="Arial"/>
+                  <w:sz w:val="22"/>
+                  <w:szCs w:val="22"/>
+                </w:rPr>
+                <w:t>https://ahmdaime.github.io/sistem-tempahan-tvpss/</w:t>
+              </w:r>
+            </w:hyperlink>
             <w:r>
               <w:rPr>
                 <w:rFonts w:ascii="Arial" w:hAnsi="Arial" w:cs="Arial"/>
@@ -20539,63 +20039,17 @@
               </w:rPr>
               <w:t xml:space="preserve"> (</w:t>
             </w:r>
-            <w:r>
-              <w:rPr>
-                <w:rFonts w:ascii="Arial" w:hAnsi="Arial" w:cs="Arial"/>
-                <w:sz w:val="22"/>
-                <w:szCs w:val="22"/>
-              </w:rPr>
-              <w:fldChar w:fldCharType="begin"/>
-            </w:r>
-            <w:r>
-              <w:rPr>
-                <w:rFonts w:ascii="Arial" w:hAnsi="Arial" w:cs="Arial"/>
-                <w:sz w:val="22"/>
-                <w:szCs w:val="22"/>
-              </w:rPr>
-              <w:instrText>HYPERLINK "</w:instrText>
-            </w:r>
-            <w:r>
-              <w:rPr>
-                <w:rFonts w:ascii="Arial" w:hAnsi="Arial" w:cs="Arial"/>
-                <w:sz w:val="22"/>
-                <w:szCs w:val="22"/>
-              </w:rPr>
-              <w:instrText>https://chatgpt.com/g/g-675ec0b937788191ada65642e362dc03-sejarah-tahun-6-kssr</w:instrText>
-            </w:r>
-            <w:r>
-              <w:rPr>
-                <w:rFonts w:ascii="Arial" w:hAnsi="Arial" w:cs="Arial"/>
-                <w:sz w:val="22"/>
-                <w:szCs w:val="22"/>
-              </w:rPr>
-              <w:instrText>"</w:instrText>
-            </w:r>
-            <w:r>
-              <w:rPr>
-                <w:rFonts w:ascii="Arial" w:hAnsi="Arial" w:cs="Arial"/>
-                <w:sz w:val="22"/>
-                <w:szCs w:val="22"/>
-              </w:rPr>
-              <w:fldChar w:fldCharType="separate"/>
-            </w:r>
-            <w:r>
-              <w:rPr>
-                <w:rStyle w:val="Hyperlink"/>
-                <w:rFonts w:ascii="Arial" w:hAnsi="Arial" w:cs="Arial"/>
-                <w:sz w:val="22"/>
-                <w:szCs w:val="22"/>
-              </w:rPr>
-              <w:t>https://chatgpt.com/g/g-675ec0b937788191ada65642e362dc03-sejarah-tahun-6-kssr</w:t>
-            </w:r>
-            <w:r>
-              <w:rPr>
-                <w:rFonts w:ascii="Arial" w:hAnsi="Arial" w:cs="Arial"/>
-                <w:sz w:val="22"/>
-                <w:szCs w:val="22"/>
-              </w:rPr>
-              <w:fldChar w:fldCharType="end"/>
-            </w:r>
+            <w:hyperlink r:id="rId21" w:history="1">
+              <w:r>
+                <w:rPr>
+                  <w:rStyle w:val="Hyperlink"/>
+                  <w:rFonts w:ascii="Arial" w:hAnsi="Arial" w:cs="Arial"/>
+                  <w:sz w:val="22"/>
+                  <w:szCs w:val="22"/>
+                </w:rPr>
+                <w:t>https://chatgpt.com/g/g-675ec0b937788191ada65642e362dc03-sejarah-tahun-6-kssr</w:t>
+              </w:r>
+            </w:hyperlink>
             <w:r>
               <w:rPr>
                 <w:rFonts w:ascii="Arial" w:hAnsi="Arial" w:cs="Arial"/>
@@ -20722,63 +20176,17 @@
               </w:rPr>
               <w:t xml:space="preserve"> (</w:t>
             </w:r>
-            <w:r>
-              <w:rPr>
-                <w:rFonts w:ascii="Arial" w:hAnsi="Arial" w:cs="Arial"/>
-                <w:sz w:val="22"/>
-                <w:szCs w:val="22"/>
-              </w:rPr>
-              <w:fldChar w:fldCharType="begin"/>
-            </w:r>
-            <w:r>
-              <w:rPr>
-                <w:rFonts w:ascii="Arial" w:hAnsi="Arial" w:cs="Arial"/>
-                <w:sz w:val="22"/>
-                <w:szCs w:val="22"/>
-              </w:rPr>
-              <w:instrText>HYPERLINK "</w:instrText>
-            </w:r>
-            <w:r>
-              <w:rPr>
-                <w:rFonts w:ascii="Arial" w:hAnsi="Arial" w:cs="Arial"/>
-                <w:sz w:val="22"/>
-                <w:szCs w:val="22"/>
-              </w:rPr>
-              <w:instrText>https://chatgpt.com/g/g-693f727e97608191a951b98c47004d17-chatbot-caption-media-sosial-sekolah</w:instrText>
-            </w:r>
-            <w:r>
-              <w:rPr>
-                <w:rFonts w:ascii="Arial" w:hAnsi="Arial" w:cs="Arial"/>
-                <w:sz w:val="22"/>
-                <w:szCs w:val="22"/>
-              </w:rPr>
-              <w:instrText>"</w:instrText>
-            </w:r>
-            <w:r>
-              <w:rPr>
-                <w:rFonts w:ascii="Arial" w:hAnsi="Arial" w:cs="Arial"/>
-                <w:sz w:val="22"/>
-                <w:szCs w:val="22"/>
-              </w:rPr>
-              <w:fldChar w:fldCharType="separate"/>
-            </w:r>
-            <w:r>
-              <w:rPr>
-                <w:rStyle w:val="Hyperlink"/>
-                <w:rFonts w:ascii="Arial" w:hAnsi="Arial" w:cs="Arial"/>
-                <w:sz w:val="22"/>
-                <w:szCs w:val="22"/>
-              </w:rPr>
-              <w:t>https://chatgpt.com/g/g-693f727e97608191a951b98c47004d17-chatbot-caption-media-sosial-sekolah</w:t>
-            </w:r>
-            <w:r>
-              <w:rPr>
-                <w:rFonts w:ascii="Arial" w:hAnsi="Arial" w:cs="Arial"/>
-                <w:sz w:val="22"/>
-                <w:szCs w:val="22"/>
-              </w:rPr>
-              <w:fldChar w:fldCharType="end"/>
-            </w:r>
+            <w:hyperlink r:id="rId22" w:history="1">
+              <w:r>
+                <w:rPr>
+                  <w:rStyle w:val="Hyperlink"/>
+                  <w:rFonts w:ascii="Arial" w:hAnsi="Arial" w:cs="Arial"/>
+                  <w:sz w:val="22"/>
+                  <w:szCs w:val="22"/>
+                </w:rPr>
+                <w:t>https://chatgpt.com/g/g-693f727e97608191a951b98c47004d17-chatbot-caption-media-sosial-sekolah</w:t>
+              </w:r>
+            </w:hyperlink>
             <w:r>
               <w:rPr>
                 <w:rFonts w:ascii="Arial" w:hAnsi="Arial" w:cs="Arial"/>
@@ -20913,63 +20321,17 @@
               </w:rPr>
               <w:t xml:space="preserve"> (</w:t>
             </w:r>
-            <w:r>
-              <w:rPr>
-                <w:rFonts w:ascii="Arial" w:hAnsi="Arial" w:cs="Arial"/>
-                <w:sz w:val="22"/>
-                <w:szCs w:val="22"/>
-              </w:rPr>
-              <w:fldChar w:fldCharType="begin"/>
-            </w:r>
-            <w:r>
-              <w:rPr>
-                <w:rFonts w:ascii="Arial" w:hAnsi="Arial" w:cs="Arial"/>
-                <w:sz w:val="22"/>
-                <w:szCs w:val="22"/>
-              </w:rPr>
-              <w:instrText>HYPERLINK "</w:instrText>
-            </w:r>
-            <w:r>
-              <w:rPr>
-                <w:rFonts w:ascii="Arial" w:hAnsi="Arial" w:cs="Arial"/>
-                <w:sz w:val="22"/>
-                <w:szCs w:val="22"/>
-              </w:rPr>
-              <w:instrText>https://www.youtube.com/@TVPSSFIVEONE</w:instrText>
-            </w:r>
-            <w:r>
-              <w:rPr>
-                <w:rFonts w:ascii="Arial" w:hAnsi="Arial" w:cs="Arial"/>
-                <w:sz w:val="22"/>
-                <w:szCs w:val="22"/>
-              </w:rPr>
-              <w:instrText>"</w:instrText>
-            </w:r>
-            <w:r>
-              <w:rPr>
-                <w:rFonts w:ascii="Arial" w:hAnsi="Arial" w:cs="Arial"/>
-                <w:sz w:val="22"/>
-                <w:szCs w:val="22"/>
-              </w:rPr>
-              <w:fldChar w:fldCharType="separate"/>
-            </w:r>
-            <w:r>
-              <w:rPr>
-                <w:rStyle w:val="Hyperlink"/>
-                <w:rFonts w:ascii="Arial" w:hAnsi="Arial" w:cs="Arial"/>
-                <w:sz w:val="22"/>
-                <w:szCs w:val="22"/>
-              </w:rPr>
-              <w:t>https://www.youtube.com/@TVPSSFIVEONE</w:t>
-            </w:r>
-            <w:r>
-              <w:rPr>
-                <w:rFonts w:ascii="Arial" w:hAnsi="Arial" w:cs="Arial"/>
-                <w:sz w:val="22"/>
-                <w:szCs w:val="22"/>
-              </w:rPr>
-              <w:fldChar w:fldCharType="end"/>
-            </w:r>
+            <w:hyperlink r:id="rId23" w:history="1">
+              <w:r>
+                <w:rPr>
+                  <w:rStyle w:val="Hyperlink"/>
+                  <w:rFonts w:ascii="Arial" w:hAnsi="Arial" w:cs="Arial"/>
+                  <w:sz w:val="22"/>
+                  <w:szCs w:val="22"/>
+                </w:rPr>
+                <w:t>https://www.youtube.com/@TVPSSFIVEONE</w:t>
+              </w:r>
+            </w:hyperlink>
             <w:r>
               <w:rPr>
                 <w:rFonts w:ascii="Arial" w:hAnsi="Arial" w:cs="Arial"/>
@@ -21113,63 +20475,17 @@
               </w:rPr>
               <w:t>(</w:t>
             </w:r>
-            <w:r>
-              <w:rPr>
-                <w:rFonts w:ascii="Arial" w:hAnsi="Arial" w:cs="Arial"/>
-                <w:sz w:val="22"/>
-                <w:szCs w:val="22"/>
-              </w:rPr>
-              <w:fldChar w:fldCharType="begin"/>
-            </w:r>
-            <w:r>
-              <w:rPr>
-                <w:rFonts w:ascii="Arial" w:hAnsi="Arial" w:cs="Arial"/>
-                <w:sz w:val="22"/>
-                <w:szCs w:val="22"/>
-              </w:rPr>
-              <w:instrText>HYPERLINK "</w:instrText>
-            </w:r>
-            <w:r>
-              <w:rPr>
-                <w:rFonts w:ascii="Arial" w:hAnsi="Arial" w:cs="Arial"/>
-                <w:sz w:val="22"/>
-                <w:szCs w:val="22"/>
-              </w:rPr>
-              <w:instrText>https://www.tiktok.com/@tvpssfiveone</w:instrText>
-            </w:r>
-            <w:r>
-              <w:rPr>
-                <w:rFonts w:ascii="Arial" w:hAnsi="Arial" w:cs="Arial"/>
-                <w:sz w:val="22"/>
-                <w:szCs w:val="22"/>
-              </w:rPr>
-              <w:instrText>"</w:instrText>
-            </w:r>
-            <w:r>
-              <w:rPr>
-                <w:rFonts w:ascii="Arial" w:hAnsi="Arial" w:cs="Arial"/>
-                <w:sz w:val="22"/>
-                <w:szCs w:val="22"/>
-              </w:rPr>
-              <w:fldChar w:fldCharType="separate"/>
-            </w:r>
-            <w:r>
-              <w:rPr>
-                <w:rStyle w:val="Hyperlink"/>
-                <w:rFonts w:ascii="Arial" w:hAnsi="Arial" w:cs="Arial"/>
-                <w:sz w:val="22"/>
-                <w:szCs w:val="22"/>
-              </w:rPr>
-              <w:t>https://www.tiktok.com/@tvpssfiveone</w:t>
-            </w:r>
-            <w:r>
-              <w:rPr>
-                <w:rFonts w:ascii="Arial" w:hAnsi="Arial" w:cs="Arial"/>
-                <w:sz w:val="22"/>
-                <w:szCs w:val="22"/>
-              </w:rPr>
-              <w:fldChar w:fldCharType="end"/>
-            </w:r>
+            <w:hyperlink r:id="rId24" w:history="1">
+              <w:r>
+                <w:rPr>
+                  <w:rStyle w:val="Hyperlink"/>
+                  <w:rFonts w:ascii="Arial" w:hAnsi="Arial" w:cs="Arial"/>
+                  <w:sz w:val="22"/>
+                  <w:szCs w:val="22"/>
+                </w:rPr>
+                <w:t>https://www.tiktok.com/@tvpssfiveone</w:t>
+              </w:r>
+            </w:hyperlink>
             <w:r>
               <w:rPr>
                 <w:rFonts w:ascii="Arial" w:hAnsi="Arial" w:cs="Arial"/>
@@ -21312,63 +20628,17 @@
               </w:rPr>
               <w:t>TikTok (</w:t>
             </w:r>
-            <w:r>
-              <w:rPr>
-                <w:rFonts w:ascii="Arial" w:hAnsi="Arial" w:cs="Arial"/>
-                <w:sz w:val="22"/>
-                <w:szCs w:val="22"/>
-              </w:rPr>
-              <w:fldChar w:fldCharType="begin"/>
-            </w:r>
-            <w:r>
-              <w:rPr>
-                <w:rFonts w:ascii="Arial" w:hAnsi="Arial" w:cs="Arial"/>
-                <w:sz w:val="22"/>
-                <w:szCs w:val="22"/>
-              </w:rPr>
-              <w:instrText>HYPERLINK "</w:instrText>
-            </w:r>
-            <w:r>
-              <w:rPr>
-                <w:rFonts w:ascii="Arial" w:hAnsi="Arial" w:cs="Arial"/>
-                <w:sz w:val="22"/>
-                <w:szCs w:val="22"/>
-              </w:rPr>
-              <w:instrText>https://www.tiktok.com/@ahmdaime</w:instrText>
-            </w:r>
-            <w:r>
-              <w:rPr>
-                <w:rFonts w:ascii="Arial" w:hAnsi="Arial" w:cs="Arial"/>
-                <w:sz w:val="22"/>
-                <w:szCs w:val="22"/>
-              </w:rPr>
-              <w:instrText>"</w:instrText>
-            </w:r>
-            <w:r>
-              <w:rPr>
-                <w:rFonts w:ascii="Arial" w:hAnsi="Arial" w:cs="Arial"/>
-                <w:sz w:val="22"/>
-                <w:szCs w:val="22"/>
-              </w:rPr>
-              <w:fldChar w:fldCharType="separate"/>
-            </w:r>
-            <w:r>
-              <w:rPr>
-                <w:rStyle w:val="Hyperlink"/>
-                <w:rFonts w:ascii="Arial" w:hAnsi="Arial" w:cs="Arial"/>
-                <w:sz w:val="22"/>
-                <w:szCs w:val="22"/>
-              </w:rPr>
-              <w:t>https://www.tiktok.com/@ahmdaime</w:t>
-            </w:r>
-            <w:r>
-              <w:rPr>
-                <w:rFonts w:ascii="Arial" w:hAnsi="Arial" w:cs="Arial"/>
-                <w:sz w:val="22"/>
-                <w:szCs w:val="22"/>
-              </w:rPr>
-              <w:fldChar w:fldCharType="end"/>
-            </w:r>
+            <w:hyperlink r:id="rId25" w:history="1">
+              <w:r>
+                <w:rPr>
+                  <w:rStyle w:val="Hyperlink"/>
+                  <w:rFonts w:ascii="Arial" w:hAnsi="Arial" w:cs="Arial"/>
+                  <w:sz w:val="22"/>
+                  <w:szCs w:val="22"/>
+                </w:rPr>
+                <w:t>https://www.tiktok.com/@ahmdaime</w:t>
+              </w:r>
+            </w:hyperlink>
             <w:r>
               <w:rPr>
                 <w:rFonts w:ascii="Arial" w:hAnsi="Arial" w:cs="Arial"/>
@@ -21512,63 +20782,17 @@
               </w:rPr>
               <w:t>URL (</w:t>
             </w:r>
-            <w:r>
-              <w:rPr>
-                <w:rFonts w:ascii="Arial" w:hAnsi="Arial" w:cs="Arial"/>
-                <w:sz w:val="22"/>
-                <w:szCs w:val="22"/>
-              </w:rPr>
-              <w:fldChar w:fldCharType="begin"/>
-            </w:r>
-            <w:r>
-              <w:rPr>
-                <w:rFonts w:ascii="Arial" w:hAnsi="Arial" w:cs="Arial"/>
-                <w:sz w:val="22"/>
-                <w:szCs w:val="22"/>
-              </w:rPr>
-              <w:instrText>HYPERLINK "</w:instrText>
-            </w:r>
-            <w:r>
-              <w:rPr>
-                <w:rFonts w:ascii="Arial" w:hAnsi="Arial" w:cs="Arial"/>
-                <w:sz w:val="22"/>
-                <w:szCs w:val="22"/>
-              </w:rPr>
-              <w:instrText>https://www.cikguaime.com/</w:instrText>
-            </w:r>
-            <w:r>
-              <w:rPr>
-                <w:rFonts w:ascii="Arial" w:hAnsi="Arial" w:cs="Arial"/>
-                <w:sz w:val="22"/>
-                <w:szCs w:val="22"/>
-              </w:rPr>
-              <w:instrText>"</w:instrText>
-            </w:r>
-            <w:r>
-              <w:rPr>
-                <w:rFonts w:ascii="Arial" w:hAnsi="Arial" w:cs="Arial"/>
-                <w:sz w:val="22"/>
-                <w:szCs w:val="22"/>
-              </w:rPr>
-              <w:fldChar w:fldCharType="separate"/>
-            </w:r>
-            <w:r>
-              <w:rPr>
-                <w:rStyle w:val="Hyperlink"/>
-                <w:rFonts w:ascii="Arial" w:hAnsi="Arial" w:cs="Arial"/>
-                <w:sz w:val="22"/>
-                <w:szCs w:val="22"/>
-              </w:rPr>
-              <w:t>https://www.cikguaime.com/</w:t>
-            </w:r>
-            <w:r>
-              <w:rPr>
-                <w:rFonts w:ascii="Arial" w:hAnsi="Arial" w:cs="Arial"/>
-                <w:sz w:val="22"/>
-                <w:szCs w:val="22"/>
-              </w:rPr>
-              <w:fldChar w:fldCharType="end"/>
-            </w:r>
+            <w:hyperlink r:id="rId26" w:history="1">
+              <w:r>
+                <w:rPr>
+                  <w:rStyle w:val="Hyperlink"/>
+                  <w:rFonts w:ascii="Arial" w:hAnsi="Arial" w:cs="Arial"/>
+                  <w:sz w:val="22"/>
+                  <w:szCs w:val="22"/>
+                </w:rPr>
+                <w:t>https://www.cikguaime.com/</w:t>
+              </w:r>
+            </w:hyperlink>
             <w:r>
               <w:rPr>
                 <w:rFonts w:ascii="Arial" w:hAnsi="Arial" w:cs="Arial"/>
@@ -21720,63 +20944,17 @@
               </w:rPr>
               <w:t xml:space="preserve"> (</w:t>
             </w:r>
-            <w:r>
-              <w:rPr>
-                <w:rFonts w:ascii="Arial" w:hAnsi="Arial" w:cs="Arial"/>
-                <w:sz w:val="22"/>
-                <w:szCs w:val="22"/>
-              </w:rPr>
-              <w:fldChar w:fldCharType="begin"/>
-            </w:r>
-            <w:r>
-              <w:rPr>
-                <w:rFonts w:ascii="Arial" w:hAnsi="Arial" w:cs="Arial"/>
-                <w:sz w:val="22"/>
-                <w:szCs w:val="22"/>
-              </w:rPr>
-              <w:instrText>HYPERLINK "</w:instrText>
-            </w:r>
-            <w:r>
-              <w:rPr>
-                <w:rFonts w:ascii="Arial" w:hAnsi="Arial" w:cs="Arial"/>
-                <w:sz w:val="22"/>
-                <w:szCs w:val="22"/>
-              </w:rPr>
-              <w:instrText>https://portfolio-cikguaime.vercel.app/</w:instrText>
-            </w:r>
-            <w:r>
-              <w:rPr>
-                <w:rFonts w:ascii="Arial" w:hAnsi="Arial" w:cs="Arial"/>
-                <w:sz w:val="22"/>
-                <w:szCs w:val="22"/>
-              </w:rPr>
-              <w:instrText>"</w:instrText>
-            </w:r>
-            <w:r>
-              <w:rPr>
-                <w:rFonts w:ascii="Arial" w:hAnsi="Arial" w:cs="Arial"/>
-                <w:sz w:val="22"/>
-                <w:szCs w:val="22"/>
-              </w:rPr>
-              <w:fldChar w:fldCharType="separate"/>
-            </w:r>
-            <w:r>
-              <w:rPr>
-                <w:rStyle w:val="Hyperlink"/>
-                <w:rFonts w:ascii="Arial" w:hAnsi="Arial" w:cs="Arial"/>
-                <w:sz w:val="22"/>
-                <w:szCs w:val="22"/>
-              </w:rPr>
-              <w:t>https://portfolio-cikguaime.vercel.app/</w:t>
-            </w:r>
-            <w:r>
-              <w:rPr>
-                <w:rFonts w:ascii="Arial" w:hAnsi="Arial" w:cs="Arial"/>
-                <w:sz w:val="22"/>
-                <w:szCs w:val="22"/>
-              </w:rPr>
-              <w:fldChar w:fldCharType="end"/>
-            </w:r>
+            <w:hyperlink r:id="rId27" w:history="1">
+              <w:r>
+                <w:rPr>
+                  <w:rStyle w:val="Hyperlink"/>
+                  <w:rFonts w:ascii="Arial" w:hAnsi="Arial" w:cs="Arial"/>
+                  <w:sz w:val="22"/>
+                  <w:szCs w:val="22"/>
+                </w:rPr>
+                <w:t>https://portfolio-cikguaime.vercel.app/</w:t>
+              </w:r>
+            </w:hyperlink>
             <w:r>
               <w:rPr>
                 <w:rFonts w:ascii="Arial" w:hAnsi="Arial" w:cs="Arial"/>
@@ -21920,63 +21098,17 @@
               </w:rPr>
               <w:t xml:space="preserve"> (</w:t>
             </w:r>
-            <w:r>
-              <w:rPr>
-                <w:rFonts w:ascii="Arial" w:hAnsi="Arial" w:cs="Arial"/>
-                <w:sz w:val="22"/>
-                <w:szCs w:val="22"/>
-              </w:rPr>
-              <w:fldChar w:fldCharType="begin"/>
-            </w:r>
-            <w:r>
-              <w:rPr>
-                <w:rFonts w:ascii="Arial" w:hAnsi="Arial" w:cs="Arial"/>
-                <w:sz w:val="22"/>
-                <w:szCs w:val="22"/>
-              </w:rPr>
-              <w:instrText>HYPERLINK "</w:instrText>
-            </w:r>
-            <w:r>
-              <w:rPr>
-                <w:rFonts w:ascii="Arial" w:hAnsi="Arial" w:cs="Arial"/>
-                <w:sz w:val="22"/>
-                <w:szCs w:val="22"/>
-              </w:rPr>
-              <w:instrText>https://ahmdaime.github.io/buku-tulis-digital/</w:instrText>
-            </w:r>
-            <w:r>
-              <w:rPr>
-                <w:rFonts w:ascii="Arial" w:hAnsi="Arial" w:cs="Arial"/>
-                <w:sz w:val="22"/>
-                <w:szCs w:val="22"/>
-              </w:rPr>
-              <w:instrText>"</w:instrText>
-            </w:r>
-            <w:r>
-              <w:rPr>
-                <w:rFonts w:ascii="Arial" w:hAnsi="Arial" w:cs="Arial"/>
-                <w:sz w:val="22"/>
-                <w:szCs w:val="22"/>
-              </w:rPr>
-              <w:fldChar w:fldCharType="separate"/>
-            </w:r>
-            <w:r>
-              <w:rPr>
-                <w:rStyle w:val="Hyperlink"/>
-                <w:rFonts w:ascii="Arial" w:hAnsi="Arial" w:cs="Arial"/>
-                <w:sz w:val="22"/>
-                <w:szCs w:val="22"/>
-              </w:rPr>
-              <w:t>https://ahmdaime.github.io/buku-tulis-digital/</w:t>
-            </w:r>
-            <w:r>
-              <w:rPr>
-                <w:rFonts w:ascii="Arial" w:hAnsi="Arial" w:cs="Arial"/>
-                <w:sz w:val="22"/>
-                <w:szCs w:val="22"/>
-              </w:rPr>
-              <w:fldChar w:fldCharType="end"/>
-            </w:r>
+            <w:hyperlink r:id="rId28" w:history="1">
+              <w:r>
+                <w:rPr>
+                  <w:rStyle w:val="Hyperlink"/>
+                  <w:rFonts w:ascii="Arial" w:hAnsi="Arial" w:cs="Arial"/>
+                  <w:sz w:val="22"/>
+                  <w:szCs w:val="22"/>
+                </w:rPr>
+                <w:t>https://ahmdaime.github.io/buku-tulis-digital/</w:t>
+              </w:r>
+            </w:hyperlink>
             <w:r>
               <w:rPr>
                 <w:rFonts w:ascii="Arial" w:hAnsi="Arial" w:cs="Arial"/>
@@ -22128,63 +21260,17 @@
               </w:rPr>
               <w:t xml:space="preserve"> (</w:t>
             </w:r>
-            <w:r>
-              <w:rPr>
-                <w:rFonts w:ascii="Arial" w:hAnsi="Arial" w:cs="Arial"/>
-                <w:sz w:val="22"/>
-                <w:szCs w:val="22"/>
-              </w:rPr>
-              <w:fldChar w:fldCharType="begin"/>
-            </w:r>
-            <w:r>
-              <w:rPr>
-                <w:rFonts w:ascii="Arial" w:hAnsi="Arial" w:cs="Arial"/>
-                <w:sz w:val="22"/>
-                <w:szCs w:val="22"/>
-              </w:rPr>
-              <w:instrText>HYPERLINK "</w:instrText>
-            </w:r>
-            <w:r>
-              <w:rPr>
-                <w:rFonts w:ascii="Arial" w:hAnsi="Arial" w:cs="Arial"/>
-                <w:sz w:val="22"/>
-                <w:szCs w:val="22"/>
-              </w:rPr>
-              <w:instrText>https://t.me/cikguaimedotcom</w:instrText>
-            </w:r>
-            <w:r>
-              <w:rPr>
-                <w:rFonts w:ascii="Arial" w:hAnsi="Arial" w:cs="Arial"/>
-                <w:sz w:val="22"/>
-                <w:szCs w:val="22"/>
-              </w:rPr>
-              <w:instrText>"</w:instrText>
-            </w:r>
-            <w:r>
-              <w:rPr>
-                <w:rFonts w:ascii="Arial" w:hAnsi="Arial" w:cs="Arial"/>
-                <w:sz w:val="22"/>
-                <w:szCs w:val="22"/>
-              </w:rPr>
-              <w:fldChar w:fldCharType="separate"/>
-            </w:r>
-            <w:r>
-              <w:rPr>
-                <w:rStyle w:val="Hyperlink"/>
-                <w:rFonts w:ascii="Arial" w:hAnsi="Arial" w:cs="Arial"/>
-                <w:sz w:val="22"/>
-                <w:szCs w:val="22"/>
-              </w:rPr>
-              <w:t>https://t.me/cikguaimedotcom</w:t>
-            </w:r>
-            <w:r>
-              <w:rPr>
-                <w:rFonts w:ascii="Arial" w:hAnsi="Arial" w:cs="Arial"/>
-                <w:sz w:val="22"/>
-                <w:szCs w:val="22"/>
-              </w:rPr>
-              <w:fldChar w:fldCharType="end"/>
-            </w:r>
+            <w:hyperlink r:id="rId29" w:history="1">
+              <w:r>
+                <w:rPr>
+                  <w:rStyle w:val="Hyperlink"/>
+                  <w:rFonts w:ascii="Arial" w:hAnsi="Arial" w:cs="Arial"/>
+                  <w:sz w:val="22"/>
+                  <w:szCs w:val="22"/>
+                </w:rPr>
+                <w:t>https://t.me/cikguaimedotcom</w:t>
+              </w:r>
+            </w:hyperlink>
             <w:r>
               <w:rPr>
                 <w:rFonts w:ascii="Arial" w:hAnsi="Arial" w:cs="Arial"/>
@@ -30544,6 +29630,73 @@
                 <w:shd w:val="clear" w:color="auto" w:fill="F2F2F2"/>
               </w:rPr>
             </w:pPr>
+            <w:r>
+              <w:rPr>
+                <w:rFonts w:ascii="Arial" w:eastAsia="Arial" w:hAnsi="Arial" w:cs="Arial"/>
+                <w:b/>
+                <w:bCs/>
+                <w:noProof/>
+                <w:color w:val="000000"/>
+                <w:sz w:val="22"/>
+                <w:szCs w:val="22"/>
+                <w:shd w:val="clear" w:color="auto" w:fill="F2F2F2"/>
+              </w:rPr>
+              <w:drawing>
+                <wp:anchor distT="0" distB="0" distL="114300" distR="114300" simplePos="0" relativeHeight="251666432" behindDoc="0" locked="0" layoutInCell="1" allowOverlap="1" wp14:anchorId="3C18CF9A" wp14:editId="0EB94128">
+                  <wp:simplePos x="0" y="0"/>
+                  <wp:positionH relativeFrom="column">
+                    <wp:posOffset>-106680</wp:posOffset>
+                  </wp:positionH>
+                  <wp:positionV relativeFrom="paragraph">
+                    <wp:posOffset>-118073</wp:posOffset>
+                  </wp:positionV>
+                  <wp:extent cx="6938645" cy="8111266"/>
+                  <wp:effectExtent l="0" t="0" r="0" b="4445"/>
+                  <wp:wrapNone/>
+                  <wp:docPr id="1032674006" name="Picture 5"/>
+                  <wp:cNvGraphicFramePr>
+                    <a:graphicFrameLocks xmlns:a="http://schemas.openxmlformats.org/drawingml/2006/main" noChangeAspect="1"/>
+                  </wp:cNvGraphicFramePr>
+                  <a:graphic xmlns:a="http://schemas.openxmlformats.org/drawingml/2006/main">
+                    <a:graphicData uri="http://schemas.openxmlformats.org/drawingml/2006/picture">
+                      <pic:pic xmlns:pic="http://schemas.openxmlformats.org/drawingml/2006/picture">
+                        <pic:nvPicPr>
+                          <pic:cNvPr id="1032674006" name="Picture 1032674006"/>
+                          <pic:cNvPicPr/>
+                        </pic:nvPicPr>
+                        <pic:blipFill>
+                          <a:blip r:embed="rId30">
+                            <a:extLst>
+                              <a:ext uri="{28A0092B-C50C-407E-A947-70E740481C1C}">
+                                <a14:useLocalDpi xmlns:a14="http://schemas.microsoft.com/office/drawing/2010/main" val="0"/>
+                              </a:ext>
+                            </a:extLst>
+                          </a:blip>
+                          <a:stretch>
+                            <a:fillRect/>
+                          </a:stretch>
+                        </pic:blipFill>
+                        <pic:spPr>
+                          <a:xfrm>
+                            <a:off x="0" y="0"/>
+                            <a:ext cx="6938645" cy="8111266"/>
+                          </a:xfrm>
+                          <a:prstGeom prst="rect">
+                            <a:avLst/>
+                          </a:prstGeom>
+                        </pic:spPr>
+                      </pic:pic>
+                    </a:graphicData>
+                  </a:graphic>
+                  <wp14:sizeRelH relativeFrom="margin">
+                    <wp14:pctWidth>0</wp14:pctWidth>
+                  </wp14:sizeRelH>
+                  <wp14:sizeRelV relativeFrom="margin">
+                    <wp14:pctHeight>0</wp14:pctHeight>
+                  </wp14:sizeRelV>
+                </wp:anchor>
+              </w:drawing>
+            </w:r>
           </w:p>
           <w:p>
             <w:pPr>
@@ -30569,2666 +29722,6 @@
                 <w:lang w:val="en-MY"/>
               </w:rPr>
             </w:pPr>
-            <w:r>
-              <w:rPr>
-                <w:rFonts w:ascii="Arial" w:eastAsia="Arial" w:hAnsi="Arial" w:cs="Arial"/>
-                <w:color w:val="000000"/>
-                <w:sz w:val="22"/>
-                <w:szCs w:val="22"/>
-                <w:lang w:val="en-MY"/>
-              </w:rPr>
-              <w:t>Ahmad Aiman Bin Mohamed (</w:t>
-            </w:r>
-            <w:proofErr w:type="spellStart"/>
-            <w:r>
-              <w:rPr>
-                <w:rFonts w:ascii="Arial" w:eastAsia="Arial" w:hAnsi="Arial" w:cs="Arial"/>
-                <w:color w:val="000000"/>
-                <w:sz w:val="22"/>
-                <w:szCs w:val="22"/>
-                <w:lang w:val="en-MY"/>
-              </w:rPr>
-              <w:t>Cikgu</w:t>
-            </w:r>
-            <w:proofErr w:type="spellEnd"/>
-            <w:r>
-              <w:rPr>
-                <w:rFonts w:ascii="Arial" w:eastAsia="Arial" w:hAnsi="Arial" w:cs="Arial"/>
-                <w:color w:val="000000"/>
-                <w:sz w:val="22"/>
-                <w:szCs w:val="22"/>
-                <w:lang w:val="en-MY"/>
-              </w:rPr>
-              <w:t xml:space="preserve"> Aime) </w:t>
-            </w:r>
-            <w:proofErr w:type="spellStart"/>
-            <w:r>
-              <w:rPr>
-                <w:rFonts w:ascii="Arial" w:eastAsia="Arial" w:hAnsi="Arial" w:cs="Arial"/>
-                <w:color w:val="000000"/>
-                <w:sz w:val="22"/>
-                <w:szCs w:val="22"/>
-                <w:lang w:val="en-MY"/>
-              </w:rPr>
-              <w:t>ialah</w:t>
-            </w:r>
-            <w:proofErr w:type="spellEnd"/>
-            <w:r>
-              <w:rPr>
-                <w:rFonts w:ascii="Arial" w:eastAsia="Arial" w:hAnsi="Arial" w:cs="Arial"/>
-                <w:color w:val="000000"/>
-                <w:sz w:val="22"/>
-                <w:szCs w:val="22"/>
-                <w:lang w:val="en-MY"/>
-              </w:rPr>
-              <w:t xml:space="preserve"> guru </w:t>
-            </w:r>
-            <w:proofErr w:type="spellStart"/>
-            <w:r>
-              <w:rPr>
-                <w:rFonts w:ascii="Arial" w:eastAsia="Arial" w:hAnsi="Arial" w:cs="Arial"/>
-                <w:color w:val="000000"/>
-                <w:sz w:val="22"/>
-                <w:szCs w:val="22"/>
-                <w:lang w:val="en-MY"/>
-              </w:rPr>
-              <w:t>gred</w:t>
-            </w:r>
-            <w:proofErr w:type="spellEnd"/>
-            <w:r>
-              <w:rPr>
-                <w:rFonts w:ascii="Arial" w:eastAsia="Arial" w:hAnsi="Arial" w:cs="Arial"/>
-                <w:color w:val="000000"/>
-                <w:sz w:val="22"/>
-                <w:szCs w:val="22"/>
-                <w:lang w:val="en-MY"/>
-              </w:rPr>
-              <w:t xml:space="preserve"> DG</w:t>
-            </w:r>
-            <w:r>
-              <w:rPr>
-                <w:rFonts w:ascii="Arial" w:eastAsia="Arial" w:hAnsi="Arial" w:cs="Arial"/>
-                <w:color w:val="000000"/>
-                <w:sz w:val="22"/>
-                <w:szCs w:val="22"/>
-                <w:lang w:val="en-MY"/>
-              </w:rPr>
-              <w:t>9</w:t>
-            </w:r>
-            <w:r>
-              <w:rPr>
-                <w:rFonts w:ascii="Arial" w:eastAsia="Arial" w:hAnsi="Arial" w:cs="Arial"/>
-                <w:color w:val="000000"/>
-                <w:sz w:val="22"/>
-                <w:szCs w:val="22"/>
-                <w:lang w:val="en-MY"/>
-              </w:rPr>
-              <w:t xml:space="preserve"> yang </w:t>
-            </w:r>
-            <w:proofErr w:type="spellStart"/>
-            <w:r>
-              <w:rPr>
-                <w:rFonts w:ascii="Arial" w:eastAsia="Arial" w:hAnsi="Arial" w:cs="Arial"/>
-                <w:color w:val="000000"/>
-                <w:sz w:val="22"/>
-                <w:szCs w:val="22"/>
-                <w:lang w:val="en-MY"/>
-              </w:rPr>
-              <w:t>secara</w:t>
-            </w:r>
-            <w:proofErr w:type="spellEnd"/>
-            <w:r>
-              <w:rPr>
-                <w:rFonts w:ascii="Arial" w:eastAsia="Arial" w:hAnsi="Arial" w:cs="Arial"/>
-                <w:color w:val="000000"/>
-                <w:sz w:val="22"/>
-                <w:szCs w:val="22"/>
-                <w:lang w:val="en-MY"/>
-              </w:rPr>
-              <w:t xml:space="preserve"> </w:t>
-            </w:r>
-            <w:proofErr w:type="spellStart"/>
-            <w:r>
-              <w:rPr>
-                <w:rFonts w:ascii="Arial" w:eastAsia="Arial" w:hAnsi="Arial" w:cs="Arial"/>
-                <w:color w:val="000000"/>
-                <w:sz w:val="22"/>
-                <w:szCs w:val="22"/>
-                <w:lang w:val="en-MY"/>
-              </w:rPr>
-              <w:t>inisiatif</w:t>
-            </w:r>
-            <w:proofErr w:type="spellEnd"/>
-            <w:r>
-              <w:rPr>
-                <w:rFonts w:ascii="Arial" w:eastAsia="Arial" w:hAnsi="Arial" w:cs="Arial"/>
-                <w:color w:val="000000"/>
-                <w:sz w:val="22"/>
-                <w:szCs w:val="22"/>
-                <w:lang w:val="en-MY"/>
-              </w:rPr>
-              <w:t xml:space="preserve"> </w:t>
-            </w:r>
-            <w:proofErr w:type="spellStart"/>
-            <w:r>
-              <w:rPr>
-                <w:rFonts w:ascii="Arial" w:eastAsia="Arial" w:hAnsi="Arial" w:cs="Arial"/>
-                <w:color w:val="000000"/>
-                <w:sz w:val="22"/>
-                <w:szCs w:val="22"/>
-                <w:lang w:val="en-MY"/>
-              </w:rPr>
-              <w:t>sendiri</w:t>
-            </w:r>
-            <w:proofErr w:type="spellEnd"/>
-            <w:r>
-              <w:rPr>
-                <w:rFonts w:ascii="Arial" w:eastAsia="Arial" w:hAnsi="Arial" w:cs="Arial"/>
-                <w:color w:val="000000"/>
-                <w:sz w:val="22"/>
-                <w:szCs w:val="22"/>
-                <w:lang w:val="en-MY"/>
-              </w:rPr>
-              <w:t xml:space="preserve"> </w:t>
-            </w:r>
-            <w:proofErr w:type="spellStart"/>
-            <w:r>
-              <w:rPr>
-                <w:rFonts w:ascii="Arial" w:eastAsia="Arial" w:hAnsi="Arial" w:cs="Arial"/>
-                <w:color w:val="000000"/>
-                <w:sz w:val="22"/>
-                <w:szCs w:val="22"/>
-                <w:lang w:val="en-MY"/>
-              </w:rPr>
-              <w:t>membangunkan</w:t>
-            </w:r>
-            <w:proofErr w:type="spellEnd"/>
-            <w:r>
-              <w:rPr>
-                <w:rFonts w:ascii="Arial" w:eastAsia="Arial" w:hAnsi="Arial" w:cs="Arial"/>
-                <w:color w:val="000000"/>
-                <w:sz w:val="22"/>
-                <w:szCs w:val="22"/>
-                <w:lang w:val="en-MY"/>
-              </w:rPr>
-              <w:t xml:space="preserve"> </w:t>
-            </w:r>
-            <w:proofErr w:type="spellStart"/>
-            <w:r>
-              <w:rPr>
-                <w:rFonts w:ascii="Arial" w:eastAsia="Arial" w:hAnsi="Arial" w:cs="Arial"/>
-                <w:color w:val="000000"/>
-                <w:sz w:val="22"/>
-                <w:szCs w:val="22"/>
-                <w:lang w:val="en-MY"/>
-              </w:rPr>
-              <w:t>tiga</w:t>
-            </w:r>
-            <w:proofErr w:type="spellEnd"/>
-            <w:r>
-              <w:rPr>
-                <w:rFonts w:ascii="Arial" w:eastAsia="Arial" w:hAnsi="Arial" w:cs="Arial"/>
-                <w:color w:val="000000"/>
-                <w:sz w:val="22"/>
-                <w:szCs w:val="22"/>
-                <w:lang w:val="en-MY"/>
-              </w:rPr>
-              <w:t xml:space="preserve"> Chrome Extensions </w:t>
-            </w:r>
-            <w:proofErr w:type="spellStart"/>
-            <w:r>
-              <w:rPr>
-                <w:rFonts w:ascii="Arial" w:eastAsia="Arial" w:hAnsi="Arial" w:cs="Arial"/>
-                <w:color w:val="000000"/>
-                <w:sz w:val="22"/>
-                <w:szCs w:val="22"/>
-                <w:lang w:val="en-MY"/>
-              </w:rPr>
-              <w:t>pendidikan</w:t>
-            </w:r>
-            <w:proofErr w:type="spellEnd"/>
-            <w:r>
-              <w:rPr>
-                <w:rFonts w:ascii="Arial" w:eastAsia="Arial" w:hAnsi="Arial" w:cs="Arial"/>
-                <w:color w:val="000000"/>
-                <w:sz w:val="22"/>
-                <w:szCs w:val="22"/>
-                <w:lang w:val="en-MY"/>
-              </w:rPr>
-              <w:t xml:space="preserve"> dan </w:t>
-            </w:r>
-            <w:proofErr w:type="spellStart"/>
-            <w:r>
-              <w:rPr>
-                <w:rFonts w:ascii="Arial" w:eastAsia="Arial" w:hAnsi="Arial" w:cs="Arial"/>
-                <w:color w:val="000000"/>
-                <w:sz w:val="22"/>
-                <w:szCs w:val="22"/>
-                <w:lang w:val="en-MY"/>
-              </w:rPr>
-              <w:t>menerbitkannya</w:t>
-            </w:r>
-            <w:proofErr w:type="spellEnd"/>
-            <w:r>
-              <w:rPr>
-                <w:rFonts w:ascii="Arial" w:eastAsia="Arial" w:hAnsi="Arial" w:cs="Arial"/>
-                <w:color w:val="000000"/>
-                <w:sz w:val="22"/>
-                <w:szCs w:val="22"/>
-                <w:lang w:val="en-MY"/>
-              </w:rPr>
-              <w:t xml:space="preserve"> </w:t>
-            </w:r>
-            <w:proofErr w:type="spellStart"/>
-            <w:r>
-              <w:rPr>
-                <w:rFonts w:ascii="Arial" w:eastAsia="Arial" w:hAnsi="Arial" w:cs="Arial"/>
-                <w:color w:val="000000"/>
-                <w:sz w:val="22"/>
-                <w:szCs w:val="22"/>
-                <w:lang w:val="en-MY"/>
-              </w:rPr>
-              <w:t>secara</w:t>
-            </w:r>
-            <w:proofErr w:type="spellEnd"/>
-            <w:r>
-              <w:rPr>
-                <w:rFonts w:ascii="Arial" w:eastAsia="Arial" w:hAnsi="Arial" w:cs="Arial"/>
-                <w:color w:val="000000"/>
-                <w:sz w:val="22"/>
-                <w:szCs w:val="22"/>
-                <w:lang w:val="en-MY"/>
-              </w:rPr>
-              <w:t xml:space="preserve"> </w:t>
-            </w:r>
-            <w:proofErr w:type="spellStart"/>
-            <w:r>
-              <w:rPr>
-                <w:rFonts w:ascii="Arial" w:eastAsia="Arial" w:hAnsi="Arial" w:cs="Arial"/>
-                <w:color w:val="000000"/>
-                <w:sz w:val="22"/>
-                <w:szCs w:val="22"/>
-                <w:lang w:val="en-MY"/>
-              </w:rPr>
-              <w:t>percuma</w:t>
-            </w:r>
-            <w:proofErr w:type="spellEnd"/>
-            <w:r>
-              <w:rPr>
-                <w:rFonts w:ascii="Arial" w:eastAsia="Arial" w:hAnsi="Arial" w:cs="Arial"/>
-                <w:color w:val="000000"/>
-                <w:sz w:val="22"/>
-                <w:szCs w:val="22"/>
-                <w:lang w:val="en-MY"/>
-              </w:rPr>
-              <w:t xml:space="preserve"> di Chrome Web Store. </w:t>
-            </w:r>
-            <w:proofErr w:type="spellStart"/>
-            <w:r>
-              <w:rPr>
-                <w:rFonts w:ascii="Arial" w:eastAsia="Arial" w:hAnsi="Arial" w:cs="Arial"/>
-                <w:color w:val="000000"/>
-                <w:sz w:val="22"/>
-                <w:szCs w:val="22"/>
-                <w:lang w:val="en-MY"/>
-              </w:rPr>
-              <w:t>Ketiga-tiga</w:t>
-            </w:r>
-            <w:proofErr w:type="spellEnd"/>
-            <w:r>
-              <w:rPr>
-                <w:rFonts w:ascii="Arial" w:eastAsia="Arial" w:hAnsi="Arial" w:cs="Arial"/>
-                <w:color w:val="000000"/>
-                <w:sz w:val="22"/>
-                <w:szCs w:val="22"/>
-                <w:lang w:val="en-MY"/>
-              </w:rPr>
-              <w:t xml:space="preserve"> extensions </w:t>
-            </w:r>
-            <w:proofErr w:type="spellStart"/>
-            <w:r>
-              <w:rPr>
-                <w:rFonts w:ascii="Arial" w:eastAsia="Arial" w:hAnsi="Arial" w:cs="Arial"/>
-                <w:color w:val="000000"/>
-                <w:sz w:val="22"/>
-                <w:szCs w:val="22"/>
-                <w:lang w:val="en-MY"/>
-              </w:rPr>
-              <w:t>ini</w:t>
-            </w:r>
-            <w:proofErr w:type="spellEnd"/>
-            <w:r>
-              <w:rPr>
-                <w:rFonts w:ascii="Arial" w:eastAsia="Arial" w:hAnsi="Arial" w:cs="Arial"/>
-                <w:color w:val="000000"/>
-                <w:sz w:val="22"/>
-                <w:szCs w:val="22"/>
-                <w:lang w:val="en-MY"/>
-              </w:rPr>
-              <w:t xml:space="preserve"> </w:t>
-            </w:r>
-            <w:proofErr w:type="spellStart"/>
-            <w:r>
-              <w:rPr>
-                <w:rFonts w:ascii="Arial" w:eastAsia="Arial" w:hAnsi="Arial" w:cs="Arial"/>
-                <w:color w:val="000000"/>
-                <w:sz w:val="22"/>
-                <w:szCs w:val="22"/>
-                <w:lang w:val="en-MY"/>
-              </w:rPr>
-              <w:t>kini</w:t>
-            </w:r>
-            <w:proofErr w:type="spellEnd"/>
-            <w:r>
-              <w:rPr>
-                <w:rFonts w:ascii="Arial" w:eastAsia="Arial" w:hAnsi="Arial" w:cs="Arial"/>
-                <w:color w:val="000000"/>
-                <w:sz w:val="22"/>
-                <w:szCs w:val="22"/>
-                <w:lang w:val="en-MY"/>
-              </w:rPr>
-              <w:t xml:space="preserve"> </w:t>
-            </w:r>
-            <w:proofErr w:type="spellStart"/>
-            <w:r>
-              <w:rPr>
-                <w:rFonts w:ascii="Arial" w:eastAsia="Arial" w:hAnsi="Arial" w:cs="Arial"/>
-                <w:color w:val="000000"/>
-                <w:sz w:val="22"/>
-                <w:szCs w:val="22"/>
-                <w:lang w:val="en-MY"/>
-              </w:rPr>
-              <w:t>digunakan</w:t>
-            </w:r>
-            <w:proofErr w:type="spellEnd"/>
-            <w:r>
-              <w:rPr>
-                <w:rFonts w:ascii="Arial" w:eastAsia="Arial" w:hAnsi="Arial" w:cs="Arial"/>
-                <w:color w:val="000000"/>
-                <w:sz w:val="22"/>
-                <w:szCs w:val="22"/>
-                <w:lang w:val="en-MY"/>
-              </w:rPr>
-              <w:t xml:space="preserve"> oleh lebih 14,900 guru di </w:t>
-            </w:r>
-            <w:proofErr w:type="spellStart"/>
-            <w:r>
-              <w:rPr>
-                <w:rFonts w:ascii="Arial" w:eastAsia="Arial" w:hAnsi="Arial" w:cs="Arial"/>
-                <w:color w:val="000000"/>
-                <w:sz w:val="22"/>
-                <w:szCs w:val="22"/>
-                <w:lang w:val="en-MY"/>
-              </w:rPr>
-              <w:t>seluruh</w:t>
-            </w:r>
-            <w:proofErr w:type="spellEnd"/>
-            <w:r>
-              <w:rPr>
-                <w:rFonts w:ascii="Arial" w:eastAsia="Arial" w:hAnsi="Arial" w:cs="Arial"/>
-                <w:color w:val="000000"/>
-                <w:sz w:val="22"/>
-                <w:szCs w:val="22"/>
-                <w:lang w:val="en-MY"/>
-              </w:rPr>
-              <w:t xml:space="preserve"> Malaysia </w:t>
-            </w:r>
-            <w:proofErr w:type="spellStart"/>
-            <w:r>
-              <w:rPr>
-                <w:rFonts w:ascii="Arial" w:eastAsia="Arial" w:hAnsi="Arial" w:cs="Arial"/>
-                <w:color w:val="000000"/>
-                <w:sz w:val="22"/>
-                <w:szCs w:val="22"/>
-                <w:lang w:val="en-MY"/>
-              </w:rPr>
-              <w:t>dengan</w:t>
-            </w:r>
-            <w:proofErr w:type="spellEnd"/>
-            <w:r>
-              <w:rPr>
-                <w:rFonts w:ascii="Arial" w:eastAsia="Arial" w:hAnsi="Arial" w:cs="Arial"/>
-                <w:color w:val="000000"/>
-                <w:sz w:val="22"/>
-                <w:szCs w:val="22"/>
-                <w:lang w:val="en-MY"/>
-              </w:rPr>
-              <w:t xml:space="preserve"> </w:t>
-            </w:r>
-            <w:proofErr w:type="spellStart"/>
-            <w:r>
-              <w:rPr>
-                <w:rFonts w:ascii="Arial" w:eastAsia="Arial" w:hAnsi="Arial" w:cs="Arial"/>
-                <w:color w:val="000000"/>
-                <w:sz w:val="22"/>
-                <w:szCs w:val="22"/>
-                <w:lang w:val="en-MY"/>
-              </w:rPr>
-              <w:t>penilaian</w:t>
-            </w:r>
-            <w:proofErr w:type="spellEnd"/>
-            <w:r>
-              <w:rPr>
-                <w:rFonts w:ascii="Arial" w:eastAsia="Arial" w:hAnsi="Arial" w:cs="Arial"/>
-                <w:color w:val="000000"/>
-                <w:sz w:val="22"/>
-                <w:szCs w:val="22"/>
-                <w:lang w:val="en-MY"/>
-              </w:rPr>
-              <w:t xml:space="preserve"> 5/5 </w:t>
-            </w:r>
-            <w:proofErr w:type="spellStart"/>
-            <w:r>
-              <w:rPr>
-                <w:rFonts w:ascii="Arial" w:eastAsia="Arial" w:hAnsi="Arial" w:cs="Arial"/>
-                <w:color w:val="000000"/>
-                <w:sz w:val="22"/>
-                <w:szCs w:val="22"/>
-                <w:lang w:val="en-MY"/>
-              </w:rPr>
-              <w:t>bintang</w:t>
-            </w:r>
-            <w:proofErr w:type="spellEnd"/>
-            <w:r>
-              <w:rPr>
-                <w:rFonts w:ascii="Arial" w:eastAsia="Arial" w:hAnsi="Arial" w:cs="Arial"/>
-                <w:color w:val="000000"/>
-                <w:sz w:val="22"/>
-                <w:szCs w:val="22"/>
-                <w:lang w:val="en-MY"/>
-              </w:rPr>
-              <w:t xml:space="preserve">. </w:t>
-            </w:r>
-            <w:proofErr w:type="spellStart"/>
-            <w:r>
-              <w:rPr>
-                <w:rFonts w:ascii="Arial" w:eastAsia="Arial" w:hAnsi="Arial" w:cs="Arial"/>
-                <w:color w:val="000000"/>
-                <w:sz w:val="22"/>
-                <w:szCs w:val="22"/>
-                <w:lang w:val="en-MY"/>
-              </w:rPr>
-              <w:t>Jangkauan</w:t>
-            </w:r>
-            <w:proofErr w:type="spellEnd"/>
-            <w:r>
-              <w:rPr>
-                <w:rFonts w:ascii="Arial" w:eastAsia="Arial" w:hAnsi="Arial" w:cs="Arial"/>
-                <w:color w:val="000000"/>
-                <w:sz w:val="22"/>
-                <w:szCs w:val="22"/>
-                <w:lang w:val="en-MY"/>
-              </w:rPr>
-              <w:t xml:space="preserve"> digital </w:t>
-            </w:r>
-            <w:proofErr w:type="spellStart"/>
-            <w:r>
-              <w:rPr>
-                <w:rFonts w:ascii="Arial" w:eastAsia="Arial" w:hAnsi="Arial" w:cs="Arial"/>
-                <w:color w:val="000000"/>
-                <w:sz w:val="22"/>
-                <w:szCs w:val="22"/>
-                <w:lang w:val="en-MY"/>
-              </w:rPr>
-              <w:t>beliau</w:t>
-            </w:r>
-            <w:proofErr w:type="spellEnd"/>
-            <w:r>
-              <w:rPr>
-                <w:rFonts w:ascii="Arial" w:eastAsia="Arial" w:hAnsi="Arial" w:cs="Arial"/>
-                <w:color w:val="000000"/>
-                <w:sz w:val="22"/>
-                <w:szCs w:val="22"/>
-                <w:lang w:val="en-MY"/>
-              </w:rPr>
-              <w:t xml:space="preserve"> </w:t>
-            </w:r>
-            <w:proofErr w:type="spellStart"/>
-            <w:r>
-              <w:rPr>
-                <w:rFonts w:ascii="Arial" w:eastAsia="Arial" w:hAnsi="Arial" w:cs="Arial"/>
-                <w:color w:val="000000"/>
-                <w:sz w:val="22"/>
-                <w:szCs w:val="22"/>
-                <w:lang w:val="en-MY"/>
-              </w:rPr>
-              <w:t>mencecah</w:t>
-            </w:r>
-            <w:proofErr w:type="spellEnd"/>
-            <w:r>
-              <w:rPr>
-                <w:rFonts w:ascii="Arial" w:eastAsia="Arial" w:hAnsi="Arial" w:cs="Arial"/>
-                <w:color w:val="000000"/>
-                <w:sz w:val="22"/>
-                <w:szCs w:val="22"/>
-                <w:lang w:val="en-MY"/>
-              </w:rPr>
-              <w:t xml:space="preserve"> lebih 19 </w:t>
-            </w:r>
-            <w:proofErr w:type="spellStart"/>
-            <w:r>
-              <w:rPr>
-                <w:rFonts w:ascii="Arial" w:eastAsia="Arial" w:hAnsi="Arial" w:cs="Arial"/>
-                <w:color w:val="000000"/>
-                <w:sz w:val="22"/>
-                <w:szCs w:val="22"/>
-                <w:lang w:val="en-MY"/>
-              </w:rPr>
-              <w:t>juta</w:t>
-            </w:r>
-            <w:proofErr w:type="spellEnd"/>
-            <w:r>
-              <w:rPr>
-                <w:rFonts w:ascii="Arial" w:eastAsia="Arial" w:hAnsi="Arial" w:cs="Arial"/>
-                <w:color w:val="000000"/>
-                <w:sz w:val="22"/>
-                <w:szCs w:val="22"/>
-                <w:lang w:val="en-MY"/>
-              </w:rPr>
-              <w:t xml:space="preserve"> </w:t>
-            </w:r>
-            <w:proofErr w:type="spellStart"/>
-            <w:r>
-              <w:rPr>
-                <w:rFonts w:ascii="Arial" w:eastAsia="Arial" w:hAnsi="Arial" w:cs="Arial"/>
-                <w:color w:val="000000"/>
-                <w:sz w:val="22"/>
-                <w:szCs w:val="22"/>
-                <w:lang w:val="en-MY"/>
-              </w:rPr>
-              <w:t>tontonan</w:t>
-            </w:r>
-            <w:proofErr w:type="spellEnd"/>
-            <w:r>
-              <w:rPr>
-                <w:rFonts w:ascii="Arial" w:eastAsia="Arial" w:hAnsi="Arial" w:cs="Arial"/>
-                <w:color w:val="000000"/>
-                <w:sz w:val="22"/>
-                <w:szCs w:val="22"/>
-                <w:lang w:val="en-MY"/>
-              </w:rPr>
-              <w:t xml:space="preserve"> dan </w:t>
-            </w:r>
-            <w:proofErr w:type="spellStart"/>
-            <w:r>
-              <w:rPr>
-                <w:rFonts w:ascii="Arial" w:eastAsia="Arial" w:hAnsi="Arial" w:cs="Arial"/>
-                <w:color w:val="000000"/>
-                <w:sz w:val="22"/>
-                <w:szCs w:val="22"/>
-                <w:lang w:val="en-MY"/>
-              </w:rPr>
-              <w:t>kunjungan</w:t>
-            </w:r>
-            <w:proofErr w:type="spellEnd"/>
-            <w:r>
-              <w:rPr>
-                <w:rFonts w:ascii="Arial" w:eastAsia="Arial" w:hAnsi="Arial" w:cs="Arial"/>
-                <w:color w:val="000000"/>
-                <w:sz w:val="22"/>
-                <w:szCs w:val="22"/>
-                <w:lang w:val="en-MY"/>
-              </w:rPr>
-              <w:t xml:space="preserve"> </w:t>
-            </w:r>
-            <w:proofErr w:type="spellStart"/>
-            <w:r>
-              <w:rPr>
-                <w:rFonts w:ascii="Arial" w:eastAsia="Arial" w:hAnsi="Arial" w:cs="Arial"/>
-                <w:color w:val="000000"/>
-                <w:sz w:val="22"/>
-                <w:szCs w:val="22"/>
-                <w:lang w:val="en-MY"/>
-              </w:rPr>
-              <w:t>merentas</w:t>
-            </w:r>
-            <w:proofErr w:type="spellEnd"/>
-            <w:r>
-              <w:rPr>
-                <w:rFonts w:ascii="Arial" w:eastAsia="Arial" w:hAnsi="Arial" w:cs="Arial"/>
-                <w:color w:val="000000"/>
-                <w:sz w:val="22"/>
-                <w:szCs w:val="22"/>
-                <w:lang w:val="en-MY"/>
-              </w:rPr>
-              <w:t xml:space="preserve"> </w:t>
-            </w:r>
-            <w:proofErr w:type="spellStart"/>
-            <w:r>
-              <w:rPr>
-                <w:rFonts w:ascii="Arial" w:eastAsia="Arial" w:hAnsi="Arial" w:cs="Arial"/>
-                <w:color w:val="000000"/>
-                <w:sz w:val="22"/>
-                <w:szCs w:val="22"/>
-                <w:lang w:val="en-MY"/>
-              </w:rPr>
-              <w:t>tiga</w:t>
-            </w:r>
-            <w:proofErr w:type="spellEnd"/>
-            <w:r>
-              <w:rPr>
-                <w:rFonts w:ascii="Arial" w:eastAsia="Arial" w:hAnsi="Arial" w:cs="Arial"/>
-                <w:color w:val="000000"/>
-                <w:sz w:val="22"/>
-                <w:szCs w:val="22"/>
-                <w:lang w:val="en-MY"/>
-              </w:rPr>
-              <w:t xml:space="preserve"> platform: 3.5 </w:t>
-            </w:r>
-            <w:proofErr w:type="spellStart"/>
-            <w:r>
-              <w:rPr>
-                <w:rFonts w:ascii="Arial" w:eastAsia="Arial" w:hAnsi="Arial" w:cs="Arial"/>
-                <w:color w:val="000000"/>
-                <w:sz w:val="22"/>
-                <w:szCs w:val="22"/>
-                <w:lang w:val="en-MY"/>
-              </w:rPr>
-              <w:t>juta</w:t>
-            </w:r>
-            <w:proofErr w:type="spellEnd"/>
-            <w:r>
-              <w:rPr>
-                <w:rFonts w:ascii="Arial" w:eastAsia="Arial" w:hAnsi="Arial" w:cs="Arial"/>
-                <w:color w:val="000000"/>
-                <w:sz w:val="22"/>
-                <w:szCs w:val="22"/>
-                <w:lang w:val="en-MY"/>
-              </w:rPr>
-              <w:t xml:space="preserve"> </w:t>
-            </w:r>
-            <w:proofErr w:type="spellStart"/>
-            <w:r>
-              <w:rPr>
-                <w:rFonts w:ascii="Arial" w:eastAsia="Arial" w:hAnsi="Arial" w:cs="Arial"/>
-                <w:color w:val="000000"/>
-                <w:sz w:val="22"/>
-                <w:szCs w:val="22"/>
-                <w:lang w:val="en-MY"/>
-              </w:rPr>
-              <w:t>pelawat</w:t>
-            </w:r>
-            <w:proofErr w:type="spellEnd"/>
-            <w:r>
-              <w:rPr>
-                <w:rFonts w:ascii="Arial" w:eastAsia="Arial" w:hAnsi="Arial" w:cs="Arial"/>
-                <w:color w:val="000000"/>
-                <w:sz w:val="22"/>
-                <w:szCs w:val="22"/>
-                <w:lang w:val="en-MY"/>
-              </w:rPr>
-              <w:t xml:space="preserve"> blog cikguaime.com, 15 </w:t>
-            </w:r>
-            <w:proofErr w:type="spellStart"/>
-            <w:r>
-              <w:rPr>
-                <w:rFonts w:ascii="Arial" w:eastAsia="Arial" w:hAnsi="Arial" w:cs="Arial"/>
-                <w:color w:val="000000"/>
-                <w:sz w:val="22"/>
-                <w:szCs w:val="22"/>
-                <w:lang w:val="en-MY"/>
-              </w:rPr>
-              <w:t>juta</w:t>
-            </w:r>
-            <w:proofErr w:type="spellEnd"/>
-            <w:r>
-              <w:rPr>
-                <w:rFonts w:ascii="Arial" w:eastAsia="Arial" w:hAnsi="Arial" w:cs="Arial"/>
-                <w:color w:val="000000"/>
-                <w:sz w:val="22"/>
-                <w:szCs w:val="22"/>
-                <w:lang w:val="en-MY"/>
-              </w:rPr>
-              <w:t xml:space="preserve"> </w:t>
-            </w:r>
-            <w:proofErr w:type="spellStart"/>
-            <w:r>
-              <w:rPr>
-                <w:rFonts w:ascii="Arial" w:eastAsia="Arial" w:hAnsi="Arial" w:cs="Arial"/>
-                <w:color w:val="000000"/>
-                <w:sz w:val="22"/>
-                <w:szCs w:val="22"/>
-                <w:lang w:val="en-MY"/>
-              </w:rPr>
-              <w:t>tontonan</w:t>
-            </w:r>
-            <w:proofErr w:type="spellEnd"/>
-            <w:r>
-              <w:rPr>
-                <w:rFonts w:ascii="Arial" w:eastAsia="Arial" w:hAnsi="Arial" w:cs="Arial"/>
-                <w:color w:val="000000"/>
-                <w:sz w:val="22"/>
-                <w:szCs w:val="22"/>
-                <w:lang w:val="en-MY"/>
-              </w:rPr>
-              <w:t xml:space="preserve"> TikTok @ahmdaime </w:t>
-            </w:r>
-            <w:proofErr w:type="spellStart"/>
-            <w:r>
-              <w:rPr>
-                <w:rFonts w:ascii="Arial" w:eastAsia="Arial" w:hAnsi="Arial" w:cs="Arial"/>
-                <w:color w:val="000000"/>
-                <w:sz w:val="22"/>
-                <w:szCs w:val="22"/>
-                <w:lang w:val="en-MY"/>
-              </w:rPr>
-              <w:t>dengan</w:t>
-            </w:r>
-            <w:proofErr w:type="spellEnd"/>
-            <w:r>
-              <w:rPr>
-                <w:rFonts w:ascii="Arial" w:eastAsia="Arial" w:hAnsi="Arial" w:cs="Arial"/>
-                <w:color w:val="000000"/>
-                <w:sz w:val="22"/>
-                <w:szCs w:val="22"/>
-                <w:lang w:val="en-MY"/>
-              </w:rPr>
-              <w:t xml:space="preserve"> 40,500 </w:t>
-            </w:r>
-            <w:proofErr w:type="spellStart"/>
-            <w:r>
-              <w:rPr>
-                <w:rFonts w:ascii="Arial" w:eastAsia="Arial" w:hAnsi="Arial" w:cs="Arial"/>
-                <w:color w:val="000000"/>
-                <w:sz w:val="22"/>
-                <w:szCs w:val="22"/>
-                <w:lang w:val="en-MY"/>
-              </w:rPr>
-              <w:t>pengikut</w:t>
-            </w:r>
-            <w:proofErr w:type="spellEnd"/>
-            <w:r>
-              <w:rPr>
-                <w:rFonts w:ascii="Arial" w:eastAsia="Arial" w:hAnsi="Arial" w:cs="Arial"/>
-                <w:color w:val="000000"/>
-                <w:sz w:val="22"/>
-                <w:szCs w:val="22"/>
-                <w:lang w:val="en-MY"/>
-              </w:rPr>
-              <w:t xml:space="preserve">, dan 530,000 </w:t>
-            </w:r>
-            <w:proofErr w:type="spellStart"/>
-            <w:r>
-              <w:rPr>
-                <w:rFonts w:ascii="Arial" w:eastAsia="Arial" w:hAnsi="Arial" w:cs="Arial"/>
-                <w:color w:val="000000"/>
-                <w:sz w:val="22"/>
-                <w:szCs w:val="22"/>
-                <w:lang w:val="en-MY"/>
-              </w:rPr>
-              <w:t>tontonan</w:t>
-            </w:r>
-            <w:proofErr w:type="spellEnd"/>
-            <w:r>
-              <w:rPr>
-                <w:rFonts w:ascii="Arial" w:eastAsia="Arial" w:hAnsi="Arial" w:cs="Arial"/>
-                <w:color w:val="000000"/>
-                <w:sz w:val="22"/>
-                <w:szCs w:val="22"/>
-                <w:lang w:val="en-MY"/>
-              </w:rPr>
-              <w:t xml:space="preserve"> YouTube TVPSS </w:t>
-            </w:r>
-            <w:proofErr w:type="spellStart"/>
-            <w:r>
-              <w:rPr>
-                <w:rFonts w:ascii="Arial" w:eastAsia="Arial" w:hAnsi="Arial" w:cs="Arial"/>
-                <w:color w:val="000000"/>
-                <w:sz w:val="22"/>
-                <w:szCs w:val="22"/>
-                <w:lang w:val="en-MY"/>
-              </w:rPr>
-              <w:t>FiveOne</w:t>
-            </w:r>
-            <w:proofErr w:type="spellEnd"/>
-            <w:r>
-              <w:rPr>
-                <w:rFonts w:ascii="Arial" w:eastAsia="Arial" w:hAnsi="Arial" w:cs="Arial"/>
-                <w:color w:val="000000"/>
-                <w:sz w:val="22"/>
-                <w:szCs w:val="22"/>
-                <w:lang w:val="en-MY"/>
-              </w:rPr>
-              <w:t xml:space="preserve"> </w:t>
-            </w:r>
-            <w:proofErr w:type="spellStart"/>
-            <w:r>
-              <w:rPr>
-                <w:rFonts w:ascii="Arial" w:eastAsia="Arial" w:hAnsi="Arial" w:cs="Arial"/>
-                <w:color w:val="000000"/>
-                <w:sz w:val="22"/>
-                <w:szCs w:val="22"/>
-                <w:lang w:val="en-MY"/>
-              </w:rPr>
-              <w:t>merangkumi</w:t>
-            </w:r>
-            <w:proofErr w:type="spellEnd"/>
-            <w:r>
-              <w:rPr>
-                <w:rFonts w:ascii="Arial" w:eastAsia="Arial" w:hAnsi="Arial" w:cs="Arial"/>
-                <w:color w:val="000000"/>
-                <w:sz w:val="22"/>
-                <w:szCs w:val="22"/>
-                <w:lang w:val="en-MY"/>
-              </w:rPr>
-              <w:t xml:space="preserve"> 89 </w:t>
-            </w:r>
-            <w:proofErr w:type="spellStart"/>
-            <w:r>
-              <w:rPr>
-                <w:rFonts w:ascii="Arial" w:eastAsia="Arial" w:hAnsi="Arial" w:cs="Arial"/>
-                <w:color w:val="000000"/>
-                <w:sz w:val="22"/>
-                <w:szCs w:val="22"/>
-                <w:lang w:val="en-MY"/>
-              </w:rPr>
-              <w:t>episod</w:t>
-            </w:r>
-            <w:proofErr w:type="spellEnd"/>
-            <w:r>
-              <w:rPr>
-                <w:rFonts w:ascii="Arial" w:eastAsia="Arial" w:hAnsi="Arial" w:cs="Arial"/>
-                <w:color w:val="000000"/>
-                <w:sz w:val="22"/>
-                <w:szCs w:val="22"/>
-                <w:lang w:val="en-MY"/>
-              </w:rPr>
-              <w:t xml:space="preserve">. </w:t>
-            </w:r>
-            <w:proofErr w:type="spellStart"/>
-            <w:r>
-              <w:rPr>
-                <w:rFonts w:ascii="Arial" w:eastAsia="Arial" w:hAnsi="Arial" w:cs="Arial"/>
-                <w:color w:val="000000"/>
-                <w:sz w:val="22"/>
-                <w:szCs w:val="22"/>
-                <w:lang w:val="en-MY"/>
-              </w:rPr>
-              <w:t>Keunikan</w:t>
-            </w:r>
-            <w:proofErr w:type="spellEnd"/>
-            <w:r>
-              <w:rPr>
-                <w:rFonts w:ascii="Arial" w:eastAsia="Arial" w:hAnsi="Arial" w:cs="Arial"/>
-                <w:color w:val="000000"/>
-                <w:sz w:val="22"/>
-                <w:szCs w:val="22"/>
-                <w:lang w:val="en-MY"/>
-              </w:rPr>
-              <w:t xml:space="preserve"> </w:t>
-            </w:r>
-            <w:proofErr w:type="spellStart"/>
-            <w:r>
-              <w:rPr>
-                <w:rFonts w:ascii="Arial" w:eastAsia="Arial" w:hAnsi="Arial" w:cs="Arial"/>
-                <w:color w:val="000000"/>
-                <w:sz w:val="22"/>
-                <w:szCs w:val="22"/>
-                <w:lang w:val="en-MY"/>
-              </w:rPr>
-              <w:t>beliau</w:t>
-            </w:r>
-            <w:proofErr w:type="spellEnd"/>
-            <w:r>
-              <w:rPr>
-                <w:rFonts w:ascii="Arial" w:eastAsia="Arial" w:hAnsi="Arial" w:cs="Arial"/>
-                <w:color w:val="000000"/>
-                <w:sz w:val="22"/>
-                <w:szCs w:val="22"/>
-                <w:lang w:val="en-MY"/>
-              </w:rPr>
-              <w:t xml:space="preserve"> </w:t>
-            </w:r>
-            <w:proofErr w:type="spellStart"/>
-            <w:r>
-              <w:rPr>
-                <w:rFonts w:ascii="Arial" w:eastAsia="Arial" w:hAnsi="Arial" w:cs="Arial"/>
-                <w:color w:val="000000"/>
-                <w:sz w:val="22"/>
-                <w:szCs w:val="22"/>
-                <w:lang w:val="en-MY"/>
-              </w:rPr>
-              <w:t>terletak</w:t>
-            </w:r>
-            <w:proofErr w:type="spellEnd"/>
-            <w:r>
-              <w:rPr>
-                <w:rFonts w:ascii="Arial" w:eastAsia="Arial" w:hAnsi="Arial" w:cs="Arial"/>
-                <w:color w:val="000000"/>
-                <w:sz w:val="22"/>
-                <w:szCs w:val="22"/>
-                <w:lang w:val="en-MY"/>
-              </w:rPr>
-              <w:t xml:space="preserve"> pada </w:t>
-            </w:r>
-            <w:proofErr w:type="spellStart"/>
-            <w:r>
-              <w:rPr>
-                <w:rFonts w:ascii="Arial" w:eastAsia="Arial" w:hAnsi="Arial" w:cs="Arial"/>
-                <w:color w:val="000000"/>
-                <w:sz w:val="22"/>
-                <w:szCs w:val="22"/>
-                <w:lang w:val="en-MY"/>
-              </w:rPr>
-              <w:t>pendekatan</w:t>
-            </w:r>
-            <w:proofErr w:type="spellEnd"/>
-            <w:r>
-              <w:rPr>
-                <w:rFonts w:ascii="Arial" w:eastAsia="Arial" w:hAnsi="Arial" w:cs="Arial"/>
-                <w:color w:val="000000"/>
-                <w:sz w:val="22"/>
-                <w:szCs w:val="22"/>
-                <w:lang w:val="en-MY"/>
-              </w:rPr>
-              <w:t xml:space="preserve"> TVPSS </w:t>
-            </w:r>
-            <w:proofErr w:type="spellStart"/>
-            <w:r>
-              <w:rPr>
-                <w:rFonts w:ascii="Arial" w:eastAsia="Arial" w:hAnsi="Arial" w:cs="Arial"/>
-                <w:color w:val="000000"/>
-                <w:sz w:val="22"/>
-                <w:szCs w:val="22"/>
-                <w:lang w:val="en-MY"/>
-              </w:rPr>
-              <w:t>FiveOne</w:t>
-            </w:r>
-            <w:proofErr w:type="spellEnd"/>
-            <w:r>
-              <w:rPr>
-                <w:rFonts w:ascii="Arial" w:eastAsia="Arial" w:hAnsi="Arial" w:cs="Arial"/>
-                <w:color w:val="000000"/>
-                <w:sz w:val="22"/>
-                <w:szCs w:val="22"/>
-                <w:lang w:val="en-MY"/>
-              </w:rPr>
-              <w:t xml:space="preserve"> yang </w:t>
-            </w:r>
-            <w:proofErr w:type="spellStart"/>
-            <w:r>
-              <w:rPr>
-                <w:rFonts w:ascii="Arial" w:eastAsia="Arial" w:hAnsi="Arial" w:cs="Arial"/>
-                <w:color w:val="000000"/>
-                <w:sz w:val="22"/>
-                <w:szCs w:val="22"/>
-                <w:lang w:val="en-MY"/>
-              </w:rPr>
-              <w:t>beliau</w:t>
-            </w:r>
-            <w:proofErr w:type="spellEnd"/>
-            <w:r>
-              <w:rPr>
-                <w:rFonts w:ascii="Arial" w:eastAsia="Arial" w:hAnsi="Arial" w:cs="Arial"/>
-                <w:color w:val="000000"/>
-                <w:sz w:val="22"/>
-                <w:szCs w:val="22"/>
-                <w:lang w:val="en-MY"/>
-              </w:rPr>
-              <w:t xml:space="preserve"> </w:t>
-            </w:r>
-            <w:proofErr w:type="spellStart"/>
-            <w:r>
-              <w:rPr>
-                <w:rFonts w:ascii="Arial" w:eastAsia="Arial" w:hAnsi="Arial" w:cs="Arial"/>
-                <w:color w:val="000000"/>
-                <w:sz w:val="22"/>
-                <w:szCs w:val="22"/>
-                <w:lang w:val="en-MY"/>
-              </w:rPr>
-              <w:t>tubuhkan</w:t>
-            </w:r>
-            <w:proofErr w:type="spellEnd"/>
-            <w:r>
-              <w:rPr>
-                <w:rFonts w:ascii="Arial" w:eastAsia="Arial" w:hAnsi="Arial" w:cs="Arial"/>
-                <w:color w:val="000000"/>
-                <w:sz w:val="22"/>
-                <w:szCs w:val="22"/>
-                <w:lang w:val="en-MY"/>
-              </w:rPr>
-              <w:t xml:space="preserve"> </w:t>
-            </w:r>
-            <w:proofErr w:type="spellStart"/>
-            <w:r>
-              <w:rPr>
-                <w:rFonts w:ascii="Arial" w:eastAsia="Arial" w:hAnsi="Arial" w:cs="Arial"/>
-                <w:color w:val="000000"/>
-                <w:sz w:val="22"/>
-                <w:szCs w:val="22"/>
-                <w:lang w:val="en-MY"/>
-              </w:rPr>
-              <w:t>sendiri</w:t>
-            </w:r>
-            <w:proofErr w:type="spellEnd"/>
-            <w:r>
-              <w:rPr>
-                <w:rFonts w:ascii="Arial" w:eastAsia="Arial" w:hAnsi="Arial" w:cs="Arial"/>
-                <w:color w:val="000000"/>
-                <w:sz w:val="22"/>
-                <w:szCs w:val="22"/>
-                <w:lang w:val="en-MY"/>
-              </w:rPr>
-              <w:t xml:space="preserve"> di </w:t>
-            </w:r>
-            <w:proofErr w:type="spellStart"/>
-            <w:r>
-              <w:rPr>
-                <w:rFonts w:ascii="Arial" w:eastAsia="Arial" w:hAnsi="Arial" w:cs="Arial"/>
-                <w:color w:val="000000"/>
-                <w:sz w:val="22"/>
-                <w:szCs w:val="22"/>
-                <w:lang w:val="en-MY"/>
-              </w:rPr>
-              <w:t>sekolah</w:t>
-            </w:r>
-            <w:proofErr w:type="spellEnd"/>
-            <w:r>
-              <w:rPr>
-                <w:rFonts w:ascii="Arial" w:eastAsia="Arial" w:hAnsi="Arial" w:cs="Arial"/>
-                <w:color w:val="000000"/>
-                <w:sz w:val="22"/>
-                <w:szCs w:val="22"/>
-                <w:lang w:val="en-MY"/>
-              </w:rPr>
-              <w:t xml:space="preserve">, di mana murid </w:t>
-            </w:r>
-            <w:proofErr w:type="spellStart"/>
-            <w:r>
-              <w:rPr>
-                <w:rFonts w:ascii="Arial" w:eastAsia="Arial" w:hAnsi="Arial" w:cs="Arial"/>
-                <w:color w:val="000000"/>
-                <w:sz w:val="22"/>
-                <w:szCs w:val="22"/>
-                <w:lang w:val="en-MY"/>
-              </w:rPr>
-              <w:t>sekolah</w:t>
-            </w:r>
-            <w:proofErr w:type="spellEnd"/>
-            <w:r>
-              <w:rPr>
-                <w:rFonts w:ascii="Arial" w:eastAsia="Arial" w:hAnsi="Arial" w:cs="Arial"/>
-                <w:color w:val="000000"/>
-                <w:sz w:val="22"/>
-                <w:szCs w:val="22"/>
-                <w:lang w:val="en-MY"/>
-              </w:rPr>
-              <w:t xml:space="preserve"> </w:t>
-            </w:r>
-            <w:proofErr w:type="spellStart"/>
-            <w:r>
-              <w:rPr>
-                <w:rFonts w:ascii="Arial" w:eastAsia="Arial" w:hAnsi="Arial" w:cs="Arial"/>
-                <w:color w:val="000000"/>
-                <w:sz w:val="22"/>
-                <w:szCs w:val="22"/>
-                <w:lang w:val="en-MY"/>
-              </w:rPr>
-              <w:t>rendah</w:t>
-            </w:r>
-            <w:proofErr w:type="spellEnd"/>
-            <w:r>
-              <w:rPr>
-                <w:rFonts w:ascii="Arial" w:eastAsia="Arial" w:hAnsi="Arial" w:cs="Arial"/>
-                <w:color w:val="000000"/>
-                <w:sz w:val="22"/>
-                <w:szCs w:val="22"/>
-                <w:lang w:val="en-MY"/>
-              </w:rPr>
-              <w:t xml:space="preserve"> </w:t>
-            </w:r>
-            <w:proofErr w:type="spellStart"/>
-            <w:r>
-              <w:rPr>
-                <w:rFonts w:ascii="Arial" w:eastAsia="Arial" w:hAnsi="Arial" w:cs="Arial"/>
-                <w:color w:val="000000"/>
-                <w:sz w:val="22"/>
-                <w:szCs w:val="22"/>
-                <w:lang w:val="en-MY"/>
-              </w:rPr>
-              <w:t>diberikan</w:t>
-            </w:r>
-            <w:proofErr w:type="spellEnd"/>
-            <w:r>
-              <w:rPr>
-                <w:rFonts w:ascii="Arial" w:eastAsia="Arial" w:hAnsi="Arial" w:cs="Arial"/>
-                <w:color w:val="000000"/>
-                <w:sz w:val="22"/>
-                <w:szCs w:val="22"/>
-                <w:lang w:val="en-MY"/>
-              </w:rPr>
-              <w:t xml:space="preserve"> </w:t>
-            </w:r>
-            <w:proofErr w:type="spellStart"/>
-            <w:r>
-              <w:rPr>
-                <w:rFonts w:ascii="Arial" w:eastAsia="Arial" w:hAnsi="Arial" w:cs="Arial"/>
-                <w:color w:val="000000"/>
-                <w:sz w:val="22"/>
-                <w:szCs w:val="22"/>
-                <w:lang w:val="en-MY"/>
-              </w:rPr>
-              <w:t>mandat</w:t>
-            </w:r>
-            <w:proofErr w:type="spellEnd"/>
-            <w:r>
-              <w:rPr>
-                <w:rFonts w:ascii="Arial" w:eastAsia="Arial" w:hAnsi="Arial" w:cs="Arial"/>
-                <w:color w:val="000000"/>
-                <w:sz w:val="22"/>
-                <w:szCs w:val="22"/>
-                <w:lang w:val="en-MY"/>
-              </w:rPr>
-              <w:t xml:space="preserve"> </w:t>
-            </w:r>
-            <w:proofErr w:type="spellStart"/>
-            <w:r>
-              <w:rPr>
-                <w:rFonts w:ascii="Arial" w:eastAsia="Arial" w:hAnsi="Arial" w:cs="Arial"/>
-                <w:color w:val="000000"/>
-                <w:sz w:val="22"/>
-                <w:szCs w:val="22"/>
-                <w:lang w:val="en-MY"/>
-              </w:rPr>
-              <w:t>sepenuhnya</w:t>
-            </w:r>
-            <w:proofErr w:type="spellEnd"/>
-            <w:r>
-              <w:rPr>
-                <w:rFonts w:ascii="Arial" w:eastAsia="Arial" w:hAnsi="Arial" w:cs="Arial"/>
-                <w:color w:val="000000"/>
-                <w:sz w:val="22"/>
-                <w:szCs w:val="22"/>
-                <w:lang w:val="en-MY"/>
-              </w:rPr>
-              <w:t xml:space="preserve"> </w:t>
-            </w:r>
-            <w:proofErr w:type="spellStart"/>
-            <w:r>
-              <w:rPr>
-                <w:rFonts w:ascii="Arial" w:eastAsia="Arial" w:hAnsi="Arial" w:cs="Arial"/>
-                <w:color w:val="000000"/>
-                <w:sz w:val="22"/>
-                <w:szCs w:val="22"/>
-                <w:lang w:val="en-MY"/>
-              </w:rPr>
-              <w:t>untuk</w:t>
-            </w:r>
-            <w:proofErr w:type="spellEnd"/>
-            <w:r>
-              <w:rPr>
-                <w:rFonts w:ascii="Arial" w:eastAsia="Arial" w:hAnsi="Arial" w:cs="Arial"/>
-                <w:color w:val="000000"/>
-                <w:sz w:val="22"/>
-                <w:szCs w:val="22"/>
-                <w:lang w:val="en-MY"/>
-              </w:rPr>
-              <w:t xml:space="preserve"> </w:t>
-            </w:r>
-            <w:proofErr w:type="spellStart"/>
-            <w:r>
-              <w:rPr>
-                <w:rFonts w:ascii="Arial" w:eastAsia="Arial" w:hAnsi="Arial" w:cs="Arial"/>
-                <w:color w:val="000000"/>
-                <w:sz w:val="22"/>
-                <w:szCs w:val="22"/>
-                <w:lang w:val="en-MY"/>
-              </w:rPr>
-              <w:t>meneraju</w:t>
-            </w:r>
-            <w:proofErr w:type="spellEnd"/>
-            <w:r>
-              <w:rPr>
-                <w:rFonts w:ascii="Arial" w:eastAsia="Arial" w:hAnsi="Arial" w:cs="Arial"/>
-                <w:color w:val="000000"/>
-                <w:sz w:val="22"/>
-                <w:szCs w:val="22"/>
-                <w:lang w:val="en-MY"/>
-              </w:rPr>
-              <w:t xml:space="preserve"> </w:t>
-            </w:r>
-            <w:proofErr w:type="spellStart"/>
-            <w:r>
-              <w:rPr>
-                <w:rFonts w:ascii="Arial" w:eastAsia="Arial" w:hAnsi="Arial" w:cs="Arial"/>
-                <w:color w:val="000000"/>
-                <w:sz w:val="22"/>
-                <w:szCs w:val="22"/>
-                <w:lang w:val="en-MY"/>
-              </w:rPr>
-              <w:t>penerbitan</w:t>
-            </w:r>
-            <w:proofErr w:type="spellEnd"/>
-            <w:r>
-              <w:rPr>
-                <w:rFonts w:ascii="Arial" w:eastAsia="Arial" w:hAnsi="Arial" w:cs="Arial"/>
-                <w:color w:val="000000"/>
-                <w:sz w:val="22"/>
-                <w:szCs w:val="22"/>
-                <w:lang w:val="en-MY"/>
-              </w:rPr>
-              <w:t xml:space="preserve"> </w:t>
-            </w:r>
-            <w:proofErr w:type="spellStart"/>
-            <w:r>
-              <w:rPr>
-                <w:rFonts w:ascii="Arial" w:eastAsia="Arial" w:hAnsi="Arial" w:cs="Arial"/>
-                <w:color w:val="000000"/>
-                <w:sz w:val="22"/>
-                <w:szCs w:val="22"/>
-                <w:lang w:val="en-MY"/>
-              </w:rPr>
-              <w:t>kandungan</w:t>
-            </w:r>
-            <w:proofErr w:type="spellEnd"/>
-            <w:r>
-              <w:rPr>
-                <w:rFonts w:ascii="Arial" w:eastAsia="Arial" w:hAnsi="Arial" w:cs="Arial"/>
-                <w:color w:val="000000"/>
-                <w:sz w:val="22"/>
-                <w:szCs w:val="22"/>
-                <w:lang w:val="en-MY"/>
-              </w:rPr>
-              <w:t>,</w:t>
-            </w:r>
-            <w:r>
-              <w:rPr>
-                <w:rFonts w:ascii="Arial" w:eastAsia="Arial" w:hAnsi="Arial" w:cs="Arial"/>
-                <w:color w:val="000000"/>
-                <w:sz w:val="22"/>
-                <w:szCs w:val="22"/>
-                <w:lang w:val="en-MY"/>
-              </w:rPr>
-              <w:t xml:space="preserve"> </w:t>
-            </w:r>
-            <w:proofErr w:type="spellStart"/>
-            <w:r>
-              <w:rPr>
-                <w:rFonts w:ascii="Arial" w:eastAsia="Arial" w:hAnsi="Arial" w:cs="Arial"/>
-                <w:color w:val="000000"/>
-                <w:sz w:val="22"/>
-                <w:szCs w:val="22"/>
-                <w:lang w:val="en-MY"/>
-              </w:rPr>
-              <w:t>menulis</w:t>
-            </w:r>
-            <w:proofErr w:type="spellEnd"/>
-            <w:r>
-              <w:rPr>
-                <w:rFonts w:ascii="Arial" w:eastAsia="Arial" w:hAnsi="Arial" w:cs="Arial"/>
-                <w:color w:val="000000"/>
-                <w:sz w:val="22"/>
-                <w:szCs w:val="22"/>
-                <w:lang w:val="en-MY"/>
-              </w:rPr>
-              <w:t xml:space="preserve"> </w:t>
-            </w:r>
-            <w:proofErr w:type="spellStart"/>
-            <w:r>
-              <w:rPr>
-                <w:rFonts w:ascii="Arial" w:eastAsia="Arial" w:hAnsi="Arial" w:cs="Arial"/>
-                <w:color w:val="000000"/>
-                <w:sz w:val="22"/>
-                <w:szCs w:val="22"/>
-                <w:lang w:val="en-MY"/>
-              </w:rPr>
-              <w:t>skrip</w:t>
-            </w:r>
-            <w:proofErr w:type="spellEnd"/>
-            <w:r>
-              <w:rPr>
-                <w:rFonts w:ascii="Arial" w:eastAsia="Arial" w:hAnsi="Arial" w:cs="Arial"/>
-                <w:color w:val="000000"/>
-                <w:sz w:val="22"/>
-                <w:szCs w:val="22"/>
-                <w:lang w:val="en-MY"/>
-              </w:rPr>
-              <w:t xml:space="preserve">, </w:t>
-            </w:r>
-            <w:proofErr w:type="spellStart"/>
-            <w:r>
-              <w:rPr>
-                <w:rFonts w:ascii="Arial" w:eastAsia="Arial" w:hAnsi="Arial" w:cs="Arial"/>
-                <w:color w:val="000000"/>
-                <w:sz w:val="22"/>
-                <w:szCs w:val="22"/>
-                <w:lang w:val="en-MY"/>
-              </w:rPr>
-              <w:t>mengendalikan</w:t>
-            </w:r>
-            <w:proofErr w:type="spellEnd"/>
-            <w:r>
-              <w:rPr>
-                <w:rFonts w:ascii="Arial" w:eastAsia="Arial" w:hAnsi="Arial" w:cs="Arial"/>
-                <w:color w:val="000000"/>
-                <w:sz w:val="22"/>
-                <w:szCs w:val="22"/>
-                <w:lang w:val="en-MY"/>
-              </w:rPr>
-              <w:t xml:space="preserve"> </w:t>
-            </w:r>
-            <w:proofErr w:type="spellStart"/>
-            <w:r>
-              <w:rPr>
-                <w:rFonts w:ascii="Arial" w:eastAsia="Arial" w:hAnsi="Arial" w:cs="Arial"/>
-                <w:color w:val="000000"/>
-                <w:sz w:val="22"/>
-                <w:szCs w:val="22"/>
-                <w:lang w:val="en-MY"/>
-              </w:rPr>
-              <w:t>kamera</w:t>
-            </w:r>
-            <w:proofErr w:type="spellEnd"/>
-            <w:r>
-              <w:rPr>
-                <w:rFonts w:ascii="Arial" w:eastAsia="Arial" w:hAnsi="Arial" w:cs="Arial"/>
-                <w:color w:val="000000"/>
-                <w:sz w:val="22"/>
-                <w:szCs w:val="22"/>
-                <w:lang w:val="en-MY"/>
-              </w:rPr>
-              <w:t xml:space="preserve">, </w:t>
-            </w:r>
-            <w:proofErr w:type="spellStart"/>
-            <w:r>
-              <w:rPr>
-                <w:rFonts w:ascii="Arial" w:eastAsia="Arial" w:hAnsi="Arial" w:cs="Arial"/>
-                <w:color w:val="000000"/>
-                <w:sz w:val="22"/>
-                <w:szCs w:val="22"/>
-                <w:lang w:val="en-MY"/>
-              </w:rPr>
-              <w:t>menyunting</w:t>
-            </w:r>
-            <w:proofErr w:type="spellEnd"/>
-            <w:r>
-              <w:rPr>
-                <w:rFonts w:ascii="Arial" w:eastAsia="Arial" w:hAnsi="Arial" w:cs="Arial"/>
-                <w:color w:val="000000"/>
-                <w:sz w:val="22"/>
-                <w:szCs w:val="22"/>
-                <w:lang w:val="en-MY"/>
-              </w:rPr>
-              <w:t xml:space="preserve"> video, dan </w:t>
-            </w:r>
-            <w:proofErr w:type="spellStart"/>
-            <w:r>
-              <w:rPr>
-                <w:rFonts w:ascii="Arial" w:eastAsia="Arial" w:hAnsi="Arial" w:cs="Arial"/>
-                <w:color w:val="000000"/>
-                <w:sz w:val="22"/>
-                <w:szCs w:val="22"/>
-                <w:lang w:val="en-MY"/>
-              </w:rPr>
-              <w:t>menyiarkan</w:t>
-            </w:r>
-            <w:proofErr w:type="spellEnd"/>
-            <w:r>
-              <w:rPr>
-                <w:rFonts w:ascii="Arial" w:eastAsia="Arial" w:hAnsi="Arial" w:cs="Arial"/>
-                <w:color w:val="000000"/>
-                <w:sz w:val="22"/>
-                <w:szCs w:val="22"/>
-                <w:lang w:val="en-MY"/>
-              </w:rPr>
-              <w:t xml:space="preserve"> </w:t>
-            </w:r>
-            <w:proofErr w:type="spellStart"/>
-            <w:r>
-              <w:rPr>
-                <w:rFonts w:ascii="Arial" w:eastAsia="Arial" w:hAnsi="Arial" w:cs="Arial"/>
-                <w:color w:val="000000"/>
-                <w:sz w:val="22"/>
-                <w:szCs w:val="22"/>
-                <w:lang w:val="en-MY"/>
-              </w:rPr>
-              <w:t>hasil</w:t>
-            </w:r>
-            <w:proofErr w:type="spellEnd"/>
-            <w:r>
-              <w:rPr>
-                <w:rFonts w:ascii="Arial" w:eastAsia="Arial" w:hAnsi="Arial" w:cs="Arial"/>
-                <w:color w:val="000000"/>
-                <w:sz w:val="22"/>
-                <w:szCs w:val="22"/>
-                <w:lang w:val="en-MY"/>
-              </w:rPr>
-              <w:t xml:space="preserve"> </w:t>
-            </w:r>
-            <w:proofErr w:type="spellStart"/>
-            <w:r>
-              <w:rPr>
-                <w:rFonts w:ascii="Arial" w:eastAsia="Arial" w:hAnsi="Arial" w:cs="Arial"/>
-                <w:color w:val="000000"/>
-                <w:sz w:val="22"/>
-                <w:szCs w:val="22"/>
-                <w:lang w:val="en-MY"/>
-              </w:rPr>
-              <w:t>kerja</w:t>
-            </w:r>
-            <w:proofErr w:type="spellEnd"/>
-            <w:r>
-              <w:rPr>
-                <w:rFonts w:ascii="Arial" w:eastAsia="Arial" w:hAnsi="Arial" w:cs="Arial"/>
-                <w:color w:val="000000"/>
-                <w:sz w:val="22"/>
-                <w:szCs w:val="22"/>
-                <w:lang w:val="en-MY"/>
-              </w:rPr>
-              <w:t xml:space="preserve"> </w:t>
-            </w:r>
-            <w:proofErr w:type="spellStart"/>
-            <w:r>
-              <w:rPr>
-                <w:rFonts w:ascii="Arial" w:eastAsia="Arial" w:hAnsi="Arial" w:cs="Arial"/>
-                <w:color w:val="000000"/>
-                <w:sz w:val="22"/>
-                <w:szCs w:val="22"/>
-                <w:lang w:val="en-MY"/>
-              </w:rPr>
-              <w:t>mereka</w:t>
-            </w:r>
-            <w:proofErr w:type="spellEnd"/>
-            <w:r>
-              <w:rPr>
-                <w:rFonts w:ascii="Arial" w:eastAsia="Arial" w:hAnsi="Arial" w:cs="Arial"/>
-                <w:color w:val="000000"/>
-                <w:sz w:val="22"/>
-                <w:szCs w:val="22"/>
-                <w:lang w:val="en-MY"/>
-              </w:rPr>
-              <w:t xml:space="preserve">. </w:t>
-            </w:r>
-            <w:proofErr w:type="spellStart"/>
-            <w:r>
-              <w:rPr>
-                <w:rFonts w:ascii="Arial" w:eastAsia="Arial" w:hAnsi="Arial" w:cs="Arial"/>
-                <w:color w:val="000000"/>
-                <w:sz w:val="22"/>
-                <w:szCs w:val="22"/>
-                <w:lang w:val="en-MY"/>
-              </w:rPr>
-              <w:t>Pendekatan</w:t>
-            </w:r>
-            <w:proofErr w:type="spellEnd"/>
-            <w:r>
-              <w:rPr>
-                <w:rFonts w:ascii="Arial" w:eastAsia="Arial" w:hAnsi="Arial" w:cs="Arial"/>
-                <w:color w:val="000000"/>
-                <w:sz w:val="22"/>
-                <w:szCs w:val="22"/>
-                <w:lang w:val="en-MY"/>
-              </w:rPr>
-              <w:t xml:space="preserve"> </w:t>
-            </w:r>
-            <w:proofErr w:type="spellStart"/>
-            <w:r>
-              <w:rPr>
-                <w:rFonts w:ascii="Arial" w:eastAsia="Arial" w:hAnsi="Arial" w:cs="Arial"/>
-                <w:color w:val="000000"/>
-                <w:sz w:val="22"/>
-                <w:szCs w:val="22"/>
-                <w:lang w:val="en-MY"/>
-              </w:rPr>
-              <w:t>ini</w:t>
-            </w:r>
-            <w:proofErr w:type="spellEnd"/>
-            <w:r>
-              <w:rPr>
-                <w:rFonts w:ascii="Arial" w:eastAsia="Arial" w:hAnsi="Arial" w:cs="Arial"/>
-                <w:color w:val="000000"/>
-                <w:sz w:val="22"/>
-                <w:szCs w:val="22"/>
-                <w:lang w:val="en-MY"/>
-              </w:rPr>
-              <w:t xml:space="preserve"> </w:t>
-            </w:r>
-            <w:proofErr w:type="spellStart"/>
-            <w:r>
-              <w:rPr>
-                <w:rFonts w:ascii="Arial" w:eastAsia="Arial" w:hAnsi="Arial" w:cs="Arial"/>
-                <w:color w:val="000000"/>
-                <w:sz w:val="22"/>
-                <w:szCs w:val="22"/>
-                <w:lang w:val="en-MY"/>
-              </w:rPr>
-              <w:t>membuahkan</w:t>
-            </w:r>
-            <w:proofErr w:type="spellEnd"/>
-            <w:r>
-              <w:rPr>
-                <w:rFonts w:ascii="Arial" w:eastAsia="Arial" w:hAnsi="Arial" w:cs="Arial"/>
-                <w:color w:val="000000"/>
-                <w:sz w:val="22"/>
-                <w:szCs w:val="22"/>
-                <w:lang w:val="en-MY"/>
-              </w:rPr>
-              <w:t xml:space="preserve"> </w:t>
-            </w:r>
-            <w:proofErr w:type="spellStart"/>
-            <w:r>
-              <w:rPr>
-                <w:rFonts w:ascii="Arial" w:eastAsia="Arial" w:hAnsi="Arial" w:cs="Arial"/>
-                <w:color w:val="000000"/>
-                <w:sz w:val="22"/>
-                <w:szCs w:val="22"/>
-                <w:lang w:val="en-MY"/>
-              </w:rPr>
-              <w:t>hasil</w:t>
-            </w:r>
-            <w:proofErr w:type="spellEnd"/>
-            <w:r>
-              <w:rPr>
-                <w:rFonts w:ascii="Arial" w:eastAsia="Arial" w:hAnsi="Arial" w:cs="Arial"/>
-                <w:color w:val="000000"/>
-                <w:sz w:val="22"/>
-                <w:szCs w:val="22"/>
-                <w:lang w:val="en-MY"/>
-              </w:rPr>
-              <w:t xml:space="preserve"> </w:t>
-            </w:r>
-            <w:proofErr w:type="spellStart"/>
-            <w:r>
-              <w:rPr>
-                <w:rFonts w:ascii="Arial" w:eastAsia="Arial" w:hAnsi="Arial" w:cs="Arial"/>
-                <w:color w:val="000000"/>
-                <w:sz w:val="22"/>
-                <w:szCs w:val="22"/>
-                <w:lang w:val="en-MY"/>
-              </w:rPr>
-              <w:t>apabila</w:t>
-            </w:r>
-            <w:proofErr w:type="spellEnd"/>
-            <w:r>
-              <w:rPr>
-                <w:rFonts w:ascii="Arial" w:eastAsia="Arial" w:hAnsi="Arial" w:cs="Arial"/>
-                <w:color w:val="000000"/>
-                <w:sz w:val="22"/>
-                <w:szCs w:val="22"/>
-                <w:lang w:val="en-MY"/>
-              </w:rPr>
-              <w:t xml:space="preserve"> murid </w:t>
-            </w:r>
-            <w:proofErr w:type="spellStart"/>
-            <w:r>
-              <w:rPr>
-                <w:rFonts w:ascii="Arial" w:eastAsia="Arial" w:hAnsi="Arial" w:cs="Arial"/>
-                <w:color w:val="000000"/>
-                <w:sz w:val="22"/>
-                <w:szCs w:val="22"/>
-                <w:lang w:val="en-MY"/>
-              </w:rPr>
-              <w:t>bimbingan</w:t>
-            </w:r>
-            <w:proofErr w:type="spellEnd"/>
-            <w:r>
-              <w:rPr>
-                <w:rFonts w:ascii="Arial" w:eastAsia="Arial" w:hAnsi="Arial" w:cs="Arial"/>
-                <w:color w:val="000000"/>
-                <w:sz w:val="22"/>
-                <w:szCs w:val="22"/>
-                <w:lang w:val="en-MY"/>
-              </w:rPr>
-              <w:t xml:space="preserve"> </w:t>
-            </w:r>
-            <w:proofErr w:type="spellStart"/>
-            <w:r>
-              <w:rPr>
-                <w:rFonts w:ascii="Arial" w:eastAsia="Arial" w:hAnsi="Arial" w:cs="Arial"/>
-                <w:color w:val="000000"/>
-                <w:sz w:val="22"/>
-                <w:szCs w:val="22"/>
-                <w:lang w:val="en-MY"/>
-              </w:rPr>
-              <w:t>beliau</w:t>
-            </w:r>
-            <w:proofErr w:type="spellEnd"/>
-            <w:r>
-              <w:rPr>
-                <w:rFonts w:ascii="Arial" w:eastAsia="Arial" w:hAnsi="Arial" w:cs="Arial"/>
-                <w:color w:val="000000"/>
-                <w:sz w:val="22"/>
-                <w:szCs w:val="22"/>
-                <w:lang w:val="en-MY"/>
-              </w:rPr>
-              <w:t xml:space="preserve"> </w:t>
-            </w:r>
-            <w:proofErr w:type="spellStart"/>
-            <w:r>
-              <w:rPr>
-                <w:rFonts w:ascii="Arial" w:eastAsia="Arial" w:hAnsi="Arial" w:cs="Arial"/>
-                <w:color w:val="000000"/>
-                <w:sz w:val="22"/>
-                <w:szCs w:val="22"/>
-                <w:lang w:val="en-MY"/>
-              </w:rPr>
-              <w:t>meraih</w:t>
-            </w:r>
-            <w:proofErr w:type="spellEnd"/>
-            <w:r>
-              <w:rPr>
-                <w:rFonts w:ascii="Arial" w:eastAsia="Arial" w:hAnsi="Arial" w:cs="Arial"/>
-                <w:color w:val="000000"/>
-                <w:sz w:val="22"/>
-                <w:szCs w:val="22"/>
-                <w:lang w:val="en-MY"/>
-              </w:rPr>
-              <w:t xml:space="preserve"> Platinum Award di SAS International Techno Drama 2025 </w:t>
-            </w:r>
-            <w:proofErr w:type="spellStart"/>
-            <w:r>
-              <w:rPr>
-                <w:rFonts w:ascii="Arial" w:eastAsia="Arial" w:hAnsi="Arial" w:cs="Arial"/>
-                <w:color w:val="000000"/>
-                <w:sz w:val="22"/>
-                <w:szCs w:val="22"/>
-                <w:lang w:val="en-MY"/>
-              </w:rPr>
-              <w:t>melibatkan</w:t>
-            </w:r>
-            <w:proofErr w:type="spellEnd"/>
-            <w:r>
-              <w:rPr>
-                <w:rFonts w:ascii="Arial" w:eastAsia="Arial" w:hAnsi="Arial" w:cs="Arial"/>
-                <w:color w:val="000000"/>
-                <w:sz w:val="22"/>
-                <w:szCs w:val="22"/>
-                <w:lang w:val="en-MY"/>
-              </w:rPr>
-              <w:t xml:space="preserve"> 130 </w:t>
-            </w:r>
-            <w:proofErr w:type="spellStart"/>
-            <w:r>
-              <w:rPr>
-                <w:rFonts w:ascii="Arial" w:eastAsia="Arial" w:hAnsi="Arial" w:cs="Arial"/>
-                <w:color w:val="000000"/>
-                <w:sz w:val="22"/>
-                <w:szCs w:val="22"/>
-                <w:lang w:val="en-MY"/>
-              </w:rPr>
-              <w:t>sekolah</w:t>
-            </w:r>
-            <w:proofErr w:type="spellEnd"/>
-            <w:r>
-              <w:rPr>
-                <w:rFonts w:ascii="Arial" w:eastAsia="Arial" w:hAnsi="Arial" w:cs="Arial"/>
-                <w:color w:val="000000"/>
-                <w:sz w:val="22"/>
-                <w:szCs w:val="22"/>
-                <w:lang w:val="en-MY"/>
-              </w:rPr>
-              <w:t xml:space="preserve"> Asia Tenggara, 4 </w:t>
-            </w:r>
-            <w:proofErr w:type="spellStart"/>
-            <w:r>
-              <w:rPr>
-                <w:rFonts w:ascii="Arial" w:eastAsia="Arial" w:hAnsi="Arial" w:cs="Arial"/>
-                <w:color w:val="000000"/>
-                <w:sz w:val="22"/>
-                <w:szCs w:val="22"/>
-                <w:lang w:val="en-MY"/>
-              </w:rPr>
-              <w:t>anugerah</w:t>
-            </w:r>
-            <w:proofErr w:type="spellEnd"/>
-            <w:r>
-              <w:rPr>
-                <w:rFonts w:ascii="Arial" w:eastAsia="Arial" w:hAnsi="Arial" w:cs="Arial"/>
-                <w:color w:val="000000"/>
-                <w:sz w:val="22"/>
-                <w:szCs w:val="22"/>
-                <w:lang w:val="en-MY"/>
-              </w:rPr>
-              <w:t xml:space="preserve"> di </w:t>
-            </w:r>
-            <w:proofErr w:type="spellStart"/>
-            <w:r>
-              <w:rPr>
-                <w:rFonts w:ascii="Arial" w:eastAsia="Arial" w:hAnsi="Arial" w:cs="Arial"/>
-                <w:color w:val="000000"/>
-                <w:sz w:val="22"/>
-                <w:szCs w:val="22"/>
-                <w:lang w:val="en-MY"/>
-              </w:rPr>
-              <w:t>Pertandingan</w:t>
-            </w:r>
-            <w:proofErr w:type="spellEnd"/>
-            <w:r>
-              <w:rPr>
-                <w:rFonts w:ascii="Arial" w:eastAsia="Arial" w:hAnsi="Arial" w:cs="Arial"/>
-                <w:color w:val="000000"/>
-                <w:sz w:val="22"/>
-                <w:szCs w:val="22"/>
-                <w:lang w:val="en-MY"/>
-              </w:rPr>
-              <w:t xml:space="preserve"> </w:t>
-            </w:r>
-            <w:proofErr w:type="spellStart"/>
-            <w:r>
-              <w:rPr>
-                <w:rFonts w:ascii="Arial" w:eastAsia="Arial" w:hAnsi="Arial" w:cs="Arial"/>
-                <w:color w:val="000000"/>
-                <w:sz w:val="22"/>
-                <w:szCs w:val="22"/>
-                <w:lang w:val="en-MY"/>
-              </w:rPr>
-              <w:t>Filem</w:t>
-            </w:r>
-            <w:proofErr w:type="spellEnd"/>
-            <w:r>
-              <w:rPr>
-                <w:rFonts w:ascii="Arial" w:eastAsia="Arial" w:hAnsi="Arial" w:cs="Arial"/>
-                <w:color w:val="000000"/>
-                <w:sz w:val="22"/>
-                <w:szCs w:val="22"/>
-                <w:lang w:val="en-MY"/>
-              </w:rPr>
-              <w:t xml:space="preserve"> </w:t>
-            </w:r>
-            <w:proofErr w:type="spellStart"/>
-            <w:r>
-              <w:rPr>
-                <w:rFonts w:ascii="Arial" w:eastAsia="Arial" w:hAnsi="Arial" w:cs="Arial"/>
-                <w:color w:val="000000"/>
-                <w:sz w:val="22"/>
-                <w:szCs w:val="22"/>
-                <w:lang w:val="en-MY"/>
-              </w:rPr>
-              <w:t>Pendek</w:t>
-            </w:r>
-            <w:proofErr w:type="spellEnd"/>
-            <w:r>
-              <w:rPr>
-                <w:rFonts w:ascii="Arial" w:eastAsia="Arial" w:hAnsi="Arial" w:cs="Arial"/>
-                <w:color w:val="000000"/>
-                <w:sz w:val="22"/>
-                <w:szCs w:val="22"/>
-                <w:lang w:val="en-MY"/>
-              </w:rPr>
-              <w:t xml:space="preserve"> WP Putrajaya 2025, dan </w:t>
-            </w:r>
-            <w:proofErr w:type="spellStart"/>
-            <w:r>
-              <w:rPr>
-                <w:rFonts w:ascii="Arial" w:eastAsia="Arial" w:hAnsi="Arial" w:cs="Arial"/>
-                <w:color w:val="000000"/>
-                <w:sz w:val="22"/>
-                <w:szCs w:val="22"/>
-                <w:lang w:val="en-MY"/>
-              </w:rPr>
-              <w:t>secara</w:t>
-            </w:r>
-            <w:proofErr w:type="spellEnd"/>
-            <w:r>
-              <w:rPr>
-                <w:rFonts w:ascii="Arial" w:eastAsia="Arial" w:hAnsi="Arial" w:cs="Arial"/>
-                <w:color w:val="000000"/>
-                <w:sz w:val="22"/>
-                <w:szCs w:val="22"/>
-                <w:lang w:val="en-MY"/>
-              </w:rPr>
-              <w:t xml:space="preserve"> </w:t>
-            </w:r>
-            <w:proofErr w:type="spellStart"/>
-            <w:r>
-              <w:rPr>
-                <w:rFonts w:ascii="Arial" w:eastAsia="Arial" w:hAnsi="Arial" w:cs="Arial"/>
-                <w:color w:val="000000"/>
-                <w:sz w:val="22"/>
-                <w:szCs w:val="22"/>
-                <w:lang w:val="en-MY"/>
-              </w:rPr>
-              <w:t>keseluruhannya</w:t>
-            </w:r>
-            <w:proofErr w:type="spellEnd"/>
-            <w:r>
-              <w:rPr>
-                <w:rFonts w:ascii="Arial" w:eastAsia="Arial" w:hAnsi="Arial" w:cs="Arial"/>
-                <w:color w:val="000000"/>
-                <w:sz w:val="22"/>
-                <w:szCs w:val="22"/>
-                <w:lang w:val="en-MY"/>
-              </w:rPr>
-              <w:t xml:space="preserve"> 76 </w:t>
-            </w:r>
-            <w:proofErr w:type="spellStart"/>
-            <w:r>
-              <w:rPr>
-                <w:rFonts w:ascii="Arial" w:eastAsia="Arial" w:hAnsi="Arial" w:cs="Arial"/>
-                <w:color w:val="000000"/>
-                <w:sz w:val="22"/>
-                <w:szCs w:val="22"/>
-                <w:lang w:val="en-MY"/>
-              </w:rPr>
-              <w:t>pencapaian</w:t>
-            </w:r>
-            <w:proofErr w:type="spellEnd"/>
-            <w:r>
-              <w:rPr>
-                <w:rFonts w:ascii="Arial" w:eastAsia="Arial" w:hAnsi="Arial" w:cs="Arial"/>
-                <w:color w:val="000000"/>
-                <w:sz w:val="22"/>
-                <w:szCs w:val="22"/>
-                <w:lang w:val="en-MY"/>
-              </w:rPr>
-              <w:t xml:space="preserve"> </w:t>
-            </w:r>
-            <w:proofErr w:type="spellStart"/>
-            <w:r>
-              <w:rPr>
-                <w:rFonts w:ascii="Arial" w:eastAsia="Arial" w:hAnsi="Arial" w:cs="Arial"/>
-                <w:color w:val="000000"/>
-                <w:sz w:val="22"/>
-                <w:szCs w:val="22"/>
-                <w:lang w:val="en-MY"/>
-              </w:rPr>
-              <w:t>termasuk</w:t>
-            </w:r>
-            <w:proofErr w:type="spellEnd"/>
-            <w:r>
-              <w:rPr>
-                <w:rFonts w:ascii="Arial" w:eastAsia="Arial" w:hAnsi="Arial" w:cs="Arial"/>
-                <w:color w:val="000000"/>
-                <w:sz w:val="22"/>
-                <w:szCs w:val="22"/>
-                <w:lang w:val="en-MY"/>
-              </w:rPr>
-              <w:t xml:space="preserve"> 19 Johan </w:t>
-            </w:r>
-            <w:proofErr w:type="spellStart"/>
-            <w:r>
-              <w:rPr>
-                <w:rFonts w:ascii="Arial" w:eastAsia="Arial" w:hAnsi="Arial" w:cs="Arial"/>
-                <w:color w:val="000000"/>
-                <w:sz w:val="22"/>
-                <w:szCs w:val="22"/>
-                <w:lang w:val="en-MY"/>
-              </w:rPr>
-              <w:t>merentas</w:t>
-            </w:r>
-            <w:proofErr w:type="spellEnd"/>
-            <w:r>
-              <w:rPr>
-                <w:rFonts w:ascii="Arial" w:eastAsia="Arial" w:hAnsi="Arial" w:cs="Arial"/>
-                <w:color w:val="000000"/>
-                <w:sz w:val="22"/>
-                <w:szCs w:val="22"/>
-                <w:lang w:val="en-MY"/>
-              </w:rPr>
-              <w:t xml:space="preserve"> </w:t>
-            </w:r>
-            <w:proofErr w:type="spellStart"/>
-            <w:r>
-              <w:rPr>
-                <w:rFonts w:ascii="Arial" w:eastAsia="Arial" w:hAnsi="Arial" w:cs="Arial"/>
-                <w:color w:val="000000"/>
-                <w:sz w:val="22"/>
-                <w:szCs w:val="22"/>
-                <w:lang w:val="en-MY"/>
-              </w:rPr>
-              <w:t>bidang</w:t>
-            </w:r>
-            <w:proofErr w:type="spellEnd"/>
-            <w:r>
-              <w:rPr>
-                <w:rFonts w:ascii="Arial" w:eastAsia="Arial" w:hAnsi="Arial" w:cs="Arial"/>
-                <w:color w:val="000000"/>
-                <w:sz w:val="22"/>
-                <w:szCs w:val="22"/>
-                <w:lang w:val="en-MY"/>
-              </w:rPr>
-              <w:t xml:space="preserve"> TVPSS, drama, </w:t>
-            </w:r>
-            <w:proofErr w:type="spellStart"/>
-            <w:r>
-              <w:rPr>
-                <w:rFonts w:ascii="Arial" w:eastAsia="Arial" w:hAnsi="Arial" w:cs="Arial"/>
-                <w:color w:val="000000"/>
-                <w:sz w:val="22"/>
-                <w:szCs w:val="22"/>
-                <w:lang w:val="en-MY"/>
-              </w:rPr>
-              <w:t>filem</w:t>
-            </w:r>
-            <w:proofErr w:type="spellEnd"/>
-            <w:r>
-              <w:rPr>
-                <w:rFonts w:ascii="Arial" w:eastAsia="Arial" w:hAnsi="Arial" w:cs="Arial"/>
-                <w:color w:val="000000"/>
-                <w:sz w:val="22"/>
-                <w:szCs w:val="22"/>
-                <w:lang w:val="en-MY"/>
-              </w:rPr>
-              <w:t xml:space="preserve">, TKRS, dan STEM. </w:t>
-            </w:r>
-            <w:proofErr w:type="spellStart"/>
-            <w:r>
-              <w:rPr>
-                <w:rFonts w:ascii="Arial" w:eastAsia="Arial" w:hAnsi="Arial" w:cs="Arial"/>
-                <w:color w:val="000000"/>
-                <w:sz w:val="22"/>
-                <w:szCs w:val="22"/>
-                <w:lang w:val="en-MY"/>
-              </w:rPr>
-              <w:t>Beliau</w:t>
-            </w:r>
-            <w:proofErr w:type="spellEnd"/>
-            <w:r>
-              <w:rPr>
-                <w:rFonts w:ascii="Arial" w:eastAsia="Arial" w:hAnsi="Arial" w:cs="Arial"/>
-                <w:color w:val="000000"/>
-                <w:sz w:val="22"/>
-                <w:szCs w:val="22"/>
-                <w:lang w:val="en-MY"/>
-              </w:rPr>
-              <w:t xml:space="preserve"> juga </w:t>
-            </w:r>
-            <w:proofErr w:type="spellStart"/>
-            <w:r>
-              <w:rPr>
-                <w:rFonts w:ascii="Arial" w:eastAsia="Arial" w:hAnsi="Arial" w:cs="Arial"/>
-                <w:color w:val="000000"/>
-                <w:sz w:val="22"/>
-                <w:szCs w:val="22"/>
-                <w:lang w:val="en-MY"/>
-              </w:rPr>
-              <w:t>membina</w:t>
-            </w:r>
-            <w:proofErr w:type="spellEnd"/>
-            <w:r>
-              <w:rPr>
-                <w:rFonts w:ascii="Arial" w:eastAsia="Arial" w:hAnsi="Arial" w:cs="Arial"/>
-                <w:color w:val="000000"/>
-                <w:sz w:val="22"/>
-                <w:szCs w:val="22"/>
-                <w:lang w:val="en-MY"/>
-              </w:rPr>
-              <w:t xml:space="preserve"> </w:t>
-            </w:r>
-            <w:proofErr w:type="spellStart"/>
-            <w:r>
-              <w:rPr>
-                <w:rFonts w:ascii="Arial" w:eastAsia="Arial" w:hAnsi="Arial" w:cs="Arial"/>
-                <w:color w:val="000000"/>
-                <w:sz w:val="22"/>
-                <w:szCs w:val="22"/>
-                <w:lang w:val="en-MY"/>
-              </w:rPr>
-              <w:t>satu</w:t>
-            </w:r>
-            <w:proofErr w:type="spellEnd"/>
-            <w:r>
-              <w:rPr>
-                <w:rFonts w:ascii="Arial" w:eastAsia="Arial" w:hAnsi="Arial" w:cs="Arial"/>
-                <w:color w:val="000000"/>
-                <w:sz w:val="22"/>
-                <w:szCs w:val="22"/>
-                <w:lang w:val="en-MY"/>
-              </w:rPr>
-              <w:t xml:space="preserve"> </w:t>
-            </w:r>
-            <w:proofErr w:type="spellStart"/>
-            <w:r>
-              <w:rPr>
-                <w:rFonts w:ascii="Arial" w:eastAsia="Arial" w:hAnsi="Arial" w:cs="Arial"/>
-                <w:color w:val="000000"/>
-                <w:sz w:val="22"/>
-                <w:szCs w:val="22"/>
-                <w:lang w:val="en-MY"/>
-              </w:rPr>
-              <w:t>rantaian</w:t>
-            </w:r>
-            <w:proofErr w:type="spellEnd"/>
-            <w:r>
-              <w:rPr>
-                <w:rFonts w:ascii="Arial" w:eastAsia="Arial" w:hAnsi="Arial" w:cs="Arial"/>
-                <w:color w:val="000000"/>
-                <w:sz w:val="22"/>
-                <w:szCs w:val="22"/>
-                <w:lang w:val="en-MY"/>
-              </w:rPr>
-              <w:t xml:space="preserve"> </w:t>
-            </w:r>
-            <w:proofErr w:type="spellStart"/>
-            <w:r>
-              <w:rPr>
-                <w:rFonts w:ascii="Arial" w:eastAsia="Arial" w:hAnsi="Arial" w:cs="Arial"/>
-                <w:color w:val="000000"/>
-                <w:sz w:val="22"/>
-                <w:szCs w:val="22"/>
-                <w:lang w:val="en-MY"/>
-              </w:rPr>
-              <w:t>ekosistem</w:t>
-            </w:r>
-            <w:proofErr w:type="spellEnd"/>
-            <w:r>
-              <w:rPr>
-                <w:rFonts w:ascii="Arial" w:eastAsia="Arial" w:hAnsi="Arial" w:cs="Arial"/>
-                <w:color w:val="000000"/>
-                <w:sz w:val="22"/>
-                <w:szCs w:val="22"/>
-                <w:lang w:val="en-MY"/>
-              </w:rPr>
-              <w:t xml:space="preserve"> yang </w:t>
-            </w:r>
-            <w:proofErr w:type="spellStart"/>
-            <w:r>
-              <w:rPr>
-                <w:rFonts w:ascii="Arial" w:eastAsia="Arial" w:hAnsi="Arial" w:cs="Arial"/>
-                <w:color w:val="000000"/>
-                <w:sz w:val="22"/>
-                <w:szCs w:val="22"/>
-                <w:lang w:val="en-MY"/>
-              </w:rPr>
-              <w:t>lengkap</w:t>
-            </w:r>
-            <w:proofErr w:type="spellEnd"/>
-            <w:r>
-              <w:rPr>
-                <w:rFonts w:ascii="Arial" w:eastAsia="Arial" w:hAnsi="Arial" w:cs="Arial"/>
-                <w:color w:val="000000"/>
-                <w:sz w:val="22"/>
-                <w:szCs w:val="22"/>
-                <w:lang w:val="en-MY"/>
-              </w:rPr>
-              <w:t xml:space="preserve"> </w:t>
-            </w:r>
-            <w:proofErr w:type="spellStart"/>
-            <w:r>
-              <w:rPr>
-                <w:rFonts w:ascii="Arial" w:eastAsia="Arial" w:hAnsi="Arial" w:cs="Arial"/>
-                <w:color w:val="000000"/>
-                <w:sz w:val="22"/>
-                <w:szCs w:val="22"/>
-                <w:lang w:val="en-MY"/>
-              </w:rPr>
-              <w:t>secara</w:t>
-            </w:r>
-            <w:proofErr w:type="spellEnd"/>
-            <w:r>
-              <w:rPr>
-                <w:rFonts w:ascii="Arial" w:eastAsia="Arial" w:hAnsi="Arial" w:cs="Arial"/>
-                <w:color w:val="000000"/>
-                <w:sz w:val="22"/>
-                <w:szCs w:val="22"/>
-                <w:lang w:val="en-MY"/>
-              </w:rPr>
-              <w:t xml:space="preserve"> </w:t>
-            </w:r>
-            <w:proofErr w:type="spellStart"/>
-            <w:proofErr w:type="gramStart"/>
-            <w:r>
-              <w:rPr>
-                <w:rFonts w:ascii="Arial" w:eastAsia="Arial" w:hAnsi="Arial" w:cs="Arial"/>
-                <w:color w:val="000000"/>
-                <w:sz w:val="22"/>
-                <w:szCs w:val="22"/>
-                <w:lang w:val="en-MY"/>
-              </w:rPr>
-              <w:t>bersendirian</w:t>
-            </w:r>
-            <w:proofErr w:type="spellEnd"/>
-            <w:r>
-              <w:rPr>
-                <w:rFonts w:ascii="Arial" w:eastAsia="Arial" w:hAnsi="Arial" w:cs="Arial"/>
-                <w:color w:val="000000"/>
-                <w:sz w:val="22"/>
-                <w:szCs w:val="22"/>
-                <w:lang w:val="en-MY"/>
-              </w:rPr>
-              <w:t xml:space="preserve">,  </w:t>
-            </w:r>
-            <w:proofErr w:type="spellStart"/>
-            <w:r>
-              <w:rPr>
-                <w:rFonts w:ascii="Arial" w:eastAsia="Arial" w:hAnsi="Arial" w:cs="Arial"/>
-                <w:color w:val="000000"/>
-                <w:sz w:val="22"/>
-                <w:szCs w:val="22"/>
-                <w:lang w:val="en-MY"/>
-              </w:rPr>
-              <w:t>iaitu</w:t>
-            </w:r>
-            <w:proofErr w:type="spellEnd"/>
-            <w:proofErr w:type="gramEnd"/>
-            <w:r>
-              <w:rPr>
-                <w:rFonts w:ascii="Arial" w:eastAsia="Arial" w:hAnsi="Arial" w:cs="Arial"/>
-                <w:color w:val="000000"/>
-                <w:sz w:val="22"/>
-                <w:szCs w:val="22"/>
-                <w:lang w:val="en-MY"/>
-              </w:rPr>
-              <w:t xml:space="preserve"> </w:t>
-            </w:r>
-            <w:proofErr w:type="spellStart"/>
-            <w:r>
-              <w:rPr>
-                <w:rFonts w:ascii="Arial" w:eastAsia="Arial" w:hAnsi="Arial" w:cs="Arial"/>
-                <w:color w:val="000000"/>
-                <w:sz w:val="22"/>
-                <w:szCs w:val="22"/>
-                <w:lang w:val="en-MY"/>
-              </w:rPr>
-              <w:t>membangunkan</w:t>
-            </w:r>
-            <w:proofErr w:type="spellEnd"/>
-            <w:r>
-              <w:rPr>
-                <w:rFonts w:ascii="Arial" w:eastAsia="Arial" w:hAnsi="Arial" w:cs="Arial"/>
-                <w:color w:val="000000"/>
-                <w:sz w:val="22"/>
-                <w:szCs w:val="22"/>
-                <w:lang w:val="en-MY"/>
-              </w:rPr>
-              <w:t xml:space="preserve"> </w:t>
-            </w:r>
-            <w:proofErr w:type="spellStart"/>
-            <w:r>
-              <w:rPr>
-                <w:rFonts w:ascii="Arial" w:eastAsia="Arial" w:hAnsi="Arial" w:cs="Arial"/>
-                <w:color w:val="000000"/>
-                <w:sz w:val="22"/>
-                <w:szCs w:val="22"/>
-                <w:lang w:val="en-MY"/>
-              </w:rPr>
-              <w:t>alat</w:t>
-            </w:r>
-            <w:proofErr w:type="spellEnd"/>
-            <w:r>
-              <w:rPr>
-                <w:rFonts w:ascii="Arial" w:eastAsia="Arial" w:hAnsi="Arial" w:cs="Arial"/>
-                <w:color w:val="000000"/>
-                <w:sz w:val="22"/>
-                <w:szCs w:val="22"/>
-                <w:lang w:val="en-MY"/>
-              </w:rPr>
-              <w:t xml:space="preserve"> digital </w:t>
-            </w:r>
-            <w:proofErr w:type="spellStart"/>
-            <w:r>
-              <w:rPr>
-                <w:rFonts w:ascii="Arial" w:eastAsia="Arial" w:hAnsi="Arial" w:cs="Arial"/>
-                <w:color w:val="000000"/>
-                <w:sz w:val="22"/>
-                <w:szCs w:val="22"/>
-                <w:lang w:val="en-MY"/>
-              </w:rPr>
-              <w:t>untuk</w:t>
-            </w:r>
-            <w:proofErr w:type="spellEnd"/>
-            <w:r>
-              <w:rPr>
-                <w:rFonts w:ascii="Arial" w:eastAsia="Arial" w:hAnsi="Arial" w:cs="Arial"/>
-                <w:color w:val="000000"/>
-                <w:sz w:val="22"/>
-                <w:szCs w:val="22"/>
-                <w:lang w:val="en-MY"/>
-              </w:rPr>
-              <w:t xml:space="preserve"> guru, </w:t>
-            </w:r>
-            <w:proofErr w:type="spellStart"/>
-            <w:r>
-              <w:rPr>
-                <w:rFonts w:ascii="Arial" w:eastAsia="Arial" w:hAnsi="Arial" w:cs="Arial"/>
-                <w:color w:val="000000"/>
-                <w:sz w:val="22"/>
-                <w:szCs w:val="22"/>
-                <w:lang w:val="en-MY"/>
-              </w:rPr>
-              <w:t>menghasilkan</w:t>
-            </w:r>
-            <w:proofErr w:type="spellEnd"/>
-            <w:r>
-              <w:rPr>
-                <w:rFonts w:ascii="Arial" w:eastAsia="Arial" w:hAnsi="Arial" w:cs="Arial"/>
-                <w:color w:val="000000"/>
-                <w:sz w:val="22"/>
-                <w:szCs w:val="22"/>
-                <w:lang w:val="en-MY"/>
-              </w:rPr>
-              <w:t xml:space="preserve"> video tutorial </w:t>
-            </w:r>
-            <w:proofErr w:type="spellStart"/>
-            <w:r>
-              <w:rPr>
-                <w:rFonts w:ascii="Arial" w:eastAsia="Arial" w:hAnsi="Arial" w:cs="Arial"/>
-                <w:color w:val="000000"/>
-                <w:sz w:val="22"/>
-                <w:szCs w:val="22"/>
-                <w:lang w:val="en-MY"/>
-              </w:rPr>
-              <w:t>untuk</w:t>
-            </w:r>
-            <w:proofErr w:type="spellEnd"/>
-            <w:r>
-              <w:rPr>
-                <w:rFonts w:ascii="Arial" w:eastAsia="Arial" w:hAnsi="Arial" w:cs="Arial"/>
-                <w:color w:val="000000"/>
-                <w:sz w:val="22"/>
-                <w:szCs w:val="22"/>
-                <w:lang w:val="en-MY"/>
-              </w:rPr>
-              <w:t xml:space="preserve"> </w:t>
-            </w:r>
-            <w:proofErr w:type="spellStart"/>
-            <w:r>
-              <w:rPr>
-                <w:rFonts w:ascii="Arial" w:eastAsia="Arial" w:hAnsi="Arial" w:cs="Arial"/>
-                <w:color w:val="000000"/>
-                <w:sz w:val="22"/>
-                <w:szCs w:val="22"/>
-                <w:lang w:val="en-MY"/>
-              </w:rPr>
-              <w:t>mengajar</w:t>
-            </w:r>
-            <w:proofErr w:type="spellEnd"/>
-            <w:r>
-              <w:rPr>
-                <w:rFonts w:ascii="Arial" w:eastAsia="Arial" w:hAnsi="Arial" w:cs="Arial"/>
-                <w:color w:val="000000"/>
-                <w:sz w:val="22"/>
-                <w:szCs w:val="22"/>
-                <w:lang w:val="en-MY"/>
-              </w:rPr>
-              <w:t xml:space="preserve"> </w:t>
-            </w:r>
-            <w:proofErr w:type="spellStart"/>
-            <w:r>
-              <w:rPr>
-                <w:rFonts w:ascii="Arial" w:eastAsia="Arial" w:hAnsi="Arial" w:cs="Arial"/>
-                <w:color w:val="000000"/>
-                <w:sz w:val="22"/>
-                <w:szCs w:val="22"/>
-                <w:lang w:val="en-MY"/>
-              </w:rPr>
-              <w:t>cara</w:t>
-            </w:r>
-            <w:proofErr w:type="spellEnd"/>
-            <w:r>
-              <w:rPr>
-                <w:rFonts w:ascii="Arial" w:eastAsia="Arial" w:hAnsi="Arial" w:cs="Arial"/>
-                <w:color w:val="000000"/>
-                <w:sz w:val="22"/>
-                <w:szCs w:val="22"/>
-                <w:lang w:val="en-MY"/>
-              </w:rPr>
-              <w:t xml:space="preserve"> </w:t>
-            </w:r>
-            <w:proofErr w:type="spellStart"/>
-            <w:r>
-              <w:rPr>
-                <w:rFonts w:ascii="Arial" w:eastAsia="Arial" w:hAnsi="Arial" w:cs="Arial"/>
-                <w:color w:val="000000"/>
-                <w:sz w:val="22"/>
-                <w:szCs w:val="22"/>
-                <w:lang w:val="en-MY"/>
-              </w:rPr>
-              <w:t>penggunaannya</w:t>
-            </w:r>
-            <w:proofErr w:type="spellEnd"/>
-            <w:r>
-              <w:rPr>
-                <w:rFonts w:ascii="Arial" w:eastAsia="Arial" w:hAnsi="Arial" w:cs="Arial"/>
-                <w:color w:val="000000"/>
-                <w:sz w:val="22"/>
-                <w:szCs w:val="22"/>
-                <w:lang w:val="en-MY"/>
-              </w:rPr>
-              <w:t xml:space="preserve">, guru </w:t>
-            </w:r>
-            <w:proofErr w:type="spellStart"/>
-            <w:r>
-              <w:rPr>
-                <w:rFonts w:ascii="Arial" w:eastAsia="Arial" w:hAnsi="Arial" w:cs="Arial"/>
-                <w:color w:val="000000"/>
-                <w:sz w:val="22"/>
-                <w:szCs w:val="22"/>
-                <w:lang w:val="en-MY"/>
-              </w:rPr>
-              <w:t>memuat</w:t>
-            </w:r>
-            <w:proofErr w:type="spellEnd"/>
-            <w:r>
-              <w:rPr>
-                <w:rFonts w:ascii="Arial" w:eastAsia="Arial" w:hAnsi="Arial" w:cs="Arial"/>
-                <w:color w:val="000000"/>
-                <w:sz w:val="22"/>
-                <w:szCs w:val="22"/>
-                <w:lang w:val="en-MY"/>
-              </w:rPr>
-              <w:t xml:space="preserve"> </w:t>
-            </w:r>
-            <w:proofErr w:type="spellStart"/>
-            <w:r>
-              <w:rPr>
-                <w:rFonts w:ascii="Arial" w:eastAsia="Arial" w:hAnsi="Arial" w:cs="Arial"/>
-                <w:color w:val="000000"/>
-                <w:sz w:val="22"/>
-                <w:szCs w:val="22"/>
-                <w:lang w:val="en-MY"/>
-              </w:rPr>
-              <w:t>turun</w:t>
-            </w:r>
-            <w:proofErr w:type="spellEnd"/>
-            <w:r>
-              <w:rPr>
-                <w:rFonts w:ascii="Arial" w:eastAsia="Arial" w:hAnsi="Arial" w:cs="Arial"/>
-                <w:color w:val="000000"/>
-                <w:sz w:val="22"/>
-                <w:szCs w:val="22"/>
-                <w:lang w:val="en-MY"/>
-              </w:rPr>
-              <w:t xml:space="preserve"> dan </w:t>
-            </w:r>
-            <w:proofErr w:type="spellStart"/>
-            <w:r>
-              <w:rPr>
-                <w:rFonts w:ascii="Arial" w:eastAsia="Arial" w:hAnsi="Arial" w:cs="Arial"/>
-                <w:color w:val="000000"/>
-                <w:sz w:val="22"/>
-                <w:szCs w:val="22"/>
-                <w:lang w:val="en-MY"/>
-              </w:rPr>
-              <w:t>mengaplikasikannya</w:t>
-            </w:r>
-            <w:proofErr w:type="spellEnd"/>
-            <w:r>
-              <w:rPr>
-                <w:rFonts w:ascii="Arial" w:eastAsia="Arial" w:hAnsi="Arial" w:cs="Arial"/>
-                <w:color w:val="000000"/>
-                <w:sz w:val="22"/>
-                <w:szCs w:val="22"/>
-                <w:lang w:val="en-MY"/>
-              </w:rPr>
-              <w:t xml:space="preserve"> di </w:t>
-            </w:r>
-            <w:proofErr w:type="spellStart"/>
-            <w:r>
-              <w:rPr>
-                <w:rFonts w:ascii="Arial" w:eastAsia="Arial" w:hAnsi="Arial" w:cs="Arial"/>
-                <w:color w:val="000000"/>
-                <w:sz w:val="22"/>
-                <w:szCs w:val="22"/>
-                <w:lang w:val="en-MY"/>
-              </w:rPr>
-              <w:t>bilik</w:t>
-            </w:r>
-            <w:proofErr w:type="spellEnd"/>
-            <w:r>
-              <w:rPr>
-                <w:rFonts w:ascii="Arial" w:eastAsia="Arial" w:hAnsi="Arial" w:cs="Arial"/>
-                <w:color w:val="000000"/>
-                <w:sz w:val="22"/>
-                <w:szCs w:val="22"/>
-                <w:lang w:val="en-MY"/>
-              </w:rPr>
-              <w:t xml:space="preserve"> </w:t>
-            </w:r>
-            <w:proofErr w:type="spellStart"/>
-            <w:r>
-              <w:rPr>
-                <w:rFonts w:ascii="Arial" w:eastAsia="Arial" w:hAnsi="Arial" w:cs="Arial"/>
-                <w:color w:val="000000"/>
-                <w:sz w:val="22"/>
-                <w:szCs w:val="22"/>
-                <w:lang w:val="en-MY"/>
-              </w:rPr>
-              <w:t>darjah</w:t>
-            </w:r>
-            <w:proofErr w:type="spellEnd"/>
-            <w:r>
-              <w:rPr>
-                <w:rFonts w:ascii="Arial" w:eastAsia="Arial" w:hAnsi="Arial" w:cs="Arial"/>
-                <w:color w:val="000000"/>
-                <w:sz w:val="22"/>
-                <w:szCs w:val="22"/>
-                <w:lang w:val="en-MY"/>
-              </w:rPr>
-              <w:t xml:space="preserve">, dan </w:t>
-            </w:r>
-            <w:proofErr w:type="spellStart"/>
-            <w:r>
-              <w:rPr>
-                <w:rFonts w:ascii="Arial" w:eastAsia="Arial" w:hAnsi="Arial" w:cs="Arial"/>
-                <w:color w:val="000000"/>
-                <w:sz w:val="22"/>
-                <w:szCs w:val="22"/>
-                <w:lang w:val="en-MY"/>
-              </w:rPr>
-              <w:t>akhirnya</w:t>
-            </w:r>
-            <w:proofErr w:type="spellEnd"/>
-            <w:r>
-              <w:rPr>
-                <w:rFonts w:ascii="Arial" w:eastAsia="Arial" w:hAnsi="Arial" w:cs="Arial"/>
-                <w:color w:val="000000"/>
-                <w:sz w:val="22"/>
-                <w:szCs w:val="22"/>
-                <w:lang w:val="en-MY"/>
-              </w:rPr>
-              <w:t xml:space="preserve"> murid </w:t>
-            </w:r>
-            <w:proofErr w:type="spellStart"/>
-            <w:r>
-              <w:rPr>
-                <w:rFonts w:ascii="Arial" w:eastAsia="Arial" w:hAnsi="Arial" w:cs="Arial"/>
-                <w:color w:val="000000"/>
-                <w:sz w:val="22"/>
-                <w:szCs w:val="22"/>
-                <w:lang w:val="en-MY"/>
-              </w:rPr>
-              <w:t>menerima</w:t>
-            </w:r>
-            <w:proofErr w:type="spellEnd"/>
-            <w:r>
-              <w:rPr>
-                <w:rFonts w:ascii="Arial" w:eastAsia="Arial" w:hAnsi="Arial" w:cs="Arial"/>
-                <w:color w:val="000000"/>
-                <w:sz w:val="22"/>
-                <w:szCs w:val="22"/>
-                <w:lang w:val="en-MY"/>
-              </w:rPr>
-              <w:t xml:space="preserve"> </w:t>
-            </w:r>
-            <w:proofErr w:type="spellStart"/>
-            <w:r>
-              <w:rPr>
-                <w:rFonts w:ascii="Arial" w:eastAsia="Arial" w:hAnsi="Arial" w:cs="Arial"/>
-                <w:color w:val="000000"/>
-                <w:sz w:val="22"/>
-                <w:szCs w:val="22"/>
-                <w:lang w:val="en-MY"/>
-              </w:rPr>
-              <w:t>manfaat</w:t>
-            </w:r>
-            <w:proofErr w:type="spellEnd"/>
-            <w:r>
-              <w:rPr>
-                <w:rFonts w:ascii="Arial" w:eastAsia="Arial" w:hAnsi="Arial" w:cs="Arial"/>
-                <w:color w:val="000000"/>
-                <w:sz w:val="22"/>
-                <w:szCs w:val="22"/>
-                <w:lang w:val="en-MY"/>
-              </w:rPr>
-              <w:t xml:space="preserve"> </w:t>
-            </w:r>
-            <w:proofErr w:type="spellStart"/>
-            <w:r>
-              <w:rPr>
-                <w:rFonts w:ascii="Arial" w:eastAsia="Arial" w:hAnsi="Arial" w:cs="Arial"/>
-                <w:color w:val="000000"/>
-                <w:sz w:val="22"/>
-                <w:szCs w:val="22"/>
-                <w:lang w:val="en-MY"/>
-              </w:rPr>
-              <w:t>secara</w:t>
-            </w:r>
-            <w:proofErr w:type="spellEnd"/>
-            <w:r>
-              <w:rPr>
-                <w:rFonts w:ascii="Arial" w:eastAsia="Arial" w:hAnsi="Arial" w:cs="Arial"/>
-                <w:color w:val="000000"/>
-                <w:sz w:val="22"/>
-                <w:szCs w:val="22"/>
-                <w:lang w:val="en-MY"/>
-              </w:rPr>
-              <w:t xml:space="preserve"> </w:t>
-            </w:r>
-            <w:proofErr w:type="spellStart"/>
-            <w:r>
-              <w:rPr>
-                <w:rFonts w:ascii="Arial" w:eastAsia="Arial" w:hAnsi="Arial" w:cs="Arial"/>
-                <w:color w:val="000000"/>
-                <w:sz w:val="22"/>
-                <w:szCs w:val="22"/>
-                <w:lang w:val="en-MY"/>
-              </w:rPr>
-              <w:t>langsung</w:t>
-            </w:r>
-            <w:proofErr w:type="spellEnd"/>
-            <w:r>
-              <w:rPr>
-                <w:rFonts w:ascii="Arial" w:eastAsia="Arial" w:hAnsi="Arial" w:cs="Arial"/>
-                <w:color w:val="000000"/>
-                <w:sz w:val="22"/>
-                <w:szCs w:val="22"/>
-                <w:lang w:val="en-MY"/>
-              </w:rPr>
-              <w:t xml:space="preserve">. Tiada guru lain di Malaysia yang </w:t>
-            </w:r>
-            <w:proofErr w:type="spellStart"/>
-            <w:r>
-              <w:rPr>
-                <w:rFonts w:ascii="Arial" w:eastAsia="Arial" w:hAnsi="Arial" w:cs="Arial"/>
-                <w:color w:val="000000"/>
-                <w:sz w:val="22"/>
-                <w:szCs w:val="22"/>
-                <w:lang w:val="en-MY"/>
-              </w:rPr>
-              <w:t>membina</w:t>
-            </w:r>
-            <w:proofErr w:type="spellEnd"/>
-            <w:r>
-              <w:rPr>
-                <w:rFonts w:ascii="Arial" w:eastAsia="Arial" w:hAnsi="Arial" w:cs="Arial"/>
-                <w:color w:val="000000"/>
-                <w:sz w:val="22"/>
-                <w:szCs w:val="22"/>
-                <w:lang w:val="en-MY"/>
-              </w:rPr>
-              <w:t xml:space="preserve"> </w:t>
-            </w:r>
-            <w:proofErr w:type="spellStart"/>
-            <w:r>
-              <w:rPr>
-                <w:rFonts w:ascii="Arial" w:eastAsia="Arial" w:hAnsi="Arial" w:cs="Arial"/>
-                <w:color w:val="000000"/>
-                <w:sz w:val="22"/>
-                <w:szCs w:val="22"/>
-                <w:lang w:val="en-MY"/>
-              </w:rPr>
-              <w:t>keseluruhan</w:t>
-            </w:r>
-            <w:proofErr w:type="spellEnd"/>
-            <w:r>
-              <w:rPr>
-                <w:rFonts w:ascii="Arial" w:eastAsia="Arial" w:hAnsi="Arial" w:cs="Arial"/>
-                <w:color w:val="000000"/>
-                <w:sz w:val="22"/>
-                <w:szCs w:val="22"/>
-                <w:lang w:val="en-MY"/>
-              </w:rPr>
-              <w:t xml:space="preserve"> </w:t>
-            </w:r>
-            <w:proofErr w:type="spellStart"/>
-            <w:r>
-              <w:rPr>
-                <w:rFonts w:ascii="Arial" w:eastAsia="Arial" w:hAnsi="Arial" w:cs="Arial"/>
-                <w:color w:val="000000"/>
-                <w:sz w:val="22"/>
-                <w:szCs w:val="22"/>
-                <w:lang w:val="en-MY"/>
-              </w:rPr>
-              <w:t>rantaian</w:t>
-            </w:r>
-            <w:proofErr w:type="spellEnd"/>
-            <w:r>
-              <w:rPr>
-                <w:rFonts w:ascii="Arial" w:eastAsia="Arial" w:hAnsi="Arial" w:cs="Arial"/>
-                <w:color w:val="000000"/>
-                <w:sz w:val="22"/>
-                <w:szCs w:val="22"/>
-                <w:lang w:val="en-MY"/>
-              </w:rPr>
-              <w:t xml:space="preserve"> </w:t>
-            </w:r>
-            <w:proofErr w:type="spellStart"/>
-            <w:r>
-              <w:rPr>
-                <w:rFonts w:ascii="Arial" w:eastAsia="Arial" w:hAnsi="Arial" w:cs="Arial"/>
-                <w:color w:val="000000"/>
-                <w:sz w:val="22"/>
-                <w:szCs w:val="22"/>
-                <w:lang w:val="en-MY"/>
-              </w:rPr>
-              <w:t>ini</w:t>
-            </w:r>
-            <w:proofErr w:type="spellEnd"/>
-            <w:r>
-              <w:rPr>
-                <w:rFonts w:ascii="Arial" w:eastAsia="Arial" w:hAnsi="Arial" w:cs="Arial"/>
-                <w:color w:val="000000"/>
-                <w:sz w:val="22"/>
-                <w:szCs w:val="22"/>
-                <w:lang w:val="en-MY"/>
-              </w:rPr>
-              <w:t xml:space="preserve"> </w:t>
-            </w:r>
-            <w:proofErr w:type="spellStart"/>
-            <w:r>
-              <w:rPr>
-                <w:rFonts w:ascii="Arial" w:eastAsia="Arial" w:hAnsi="Arial" w:cs="Arial"/>
-                <w:color w:val="000000"/>
-                <w:sz w:val="22"/>
-                <w:szCs w:val="22"/>
-                <w:lang w:val="en-MY"/>
-              </w:rPr>
-              <w:t>seorang</w:t>
-            </w:r>
-            <w:proofErr w:type="spellEnd"/>
-            <w:r>
-              <w:rPr>
-                <w:rFonts w:ascii="Arial" w:eastAsia="Arial" w:hAnsi="Arial" w:cs="Arial"/>
-                <w:color w:val="000000"/>
-                <w:sz w:val="22"/>
-                <w:szCs w:val="22"/>
-                <w:lang w:val="en-MY"/>
-              </w:rPr>
-              <w:t xml:space="preserve"> </w:t>
-            </w:r>
-            <w:proofErr w:type="spellStart"/>
-            <w:r>
-              <w:rPr>
-                <w:rFonts w:ascii="Arial" w:eastAsia="Arial" w:hAnsi="Arial" w:cs="Arial"/>
-                <w:color w:val="000000"/>
-                <w:sz w:val="22"/>
-                <w:szCs w:val="22"/>
-                <w:lang w:val="en-MY"/>
-              </w:rPr>
-              <w:t>diri</w:t>
-            </w:r>
-            <w:proofErr w:type="spellEnd"/>
-            <w:r>
-              <w:rPr>
-                <w:rFonts w:ascii="Arial" w:eastAsia="Arial" w:hAnsi="Arial" w:cs="Arial"/>
-                <w:color w:val="000000"/>
-                <w:sz w:val="22"/>
-                <w:szCs w:val="22"/>
-                <w:lang w:val="en-MY"/>
-              </w:rPr>
-              <w:t>.</w:t>
-            </w:r>
           </w:p>
           <w:p>
             <w:pPr>
@@ -33255,7 +29748,11 @@
                 <w:lang w:val="en-MY"/>
               </w:rPr>
             </w:pPr>
-            <w:r>
+          </w:p>
+          <w:p>
+            <w:pPr>
+              <w:spacing w:line="360" w:lineRule="auto"/>
+              <w:jc w:val="both"/>
               <w:rPr>
                 <w:rFonts w:ascii="Arial" w:eastAsia="Arial" w:hAnsi="Arial" w:cs="Arial"/>
                 <w:color w:val="000000"/>
@@ -33263,10 +29760,12 @@
                 <w:szCs w:val="22"/>
                 <w:lang w:val="en-MY"/>
               </w:rPr>
-              <w:t xml:space="preserve">         </w:t>
-            </w:r>
-            <w:proofErr w:type="spellStart"/>
-            <w:r>
+            </w:pPr>
+          </w:p>
+          <w:p>
+            <w:pPr>
+              <w:spacing w:line="360" w:lineRule="auto"/>
+              <w:jc w:val="both"/>
               <w:rPr>
                 <w:rFonts w:ascii="Arial" w:eastAsia="Arial" w:hAnsi="Arial" w:cs="Arial"/>
                 <w:color w:val="000000"/>
@@ -33274,10 +29773,12 @@
                 <w:szCs w:val="22"/>
                 <w:lang w:val="en-MY"/>
               </w:rPr>
-              <w:t>Keseluruhan</w:t>
-            </w:r>
-            <w:proofErr w:type="spellEnd"/>
-            <w:r>
+            </w:pPr>
+          </w:p>
+          <w:p>
+            <w:pPr>
+              <w:spacing w:line="360" w:lineRule="auto"/>
+              <w:jc w:val="both"/>
               <w:rPr>
                 <w:rFonts w:ascii="Arial" w:eastAsia="Arial" w:hAnsi="Arial" w:cs="Arial"/>
                 <w:color w:val="000000"/>
@@ -33285,10 +29786,12 @@
                 <w:szCs w:val="22"/>
                 <w:lang w:val="en-MY"/>
               </w:rPr>
-              <w:t xml:space="preserve"> </w:t>
-            </w:r>
-            <w:proofErr w:type="spellStart"/>
-            <w:r>
+            </w:pPr>
+          </w:p>
+          <w:p>
+            <w:pPr>
+              <w:spacing w:line="360" w:lineRule="auto"/>
+              <w:jc w:val="both"/>
               <w:rPr>
                 <w:rFonts w:ascii="Arial" w:eastAsia="Arial" w:hAnsi="Arial" w:cs="Arial"/>
                 <w:color w:val="000000"/>
@@ -33296,10 +29799,12 @@
                 <w:szCs w:val="22"/>
                 <w:lang w:val="en-MY"/>
               </w:rPr>
-              <w:t>sumbangan</w:t>
-            </w:r>
-            <w:proofErr w:type="spellEnd"/>
-            <w:r>
+            </w:pPr>
+          </w:p>
+          <w:p>
+            <w:pPr>
+              <w:spacing w:line="360" w:lineRule="auto"/>
+              <w:jc w:val="both"/>
               <w:rPr>
                 <w:rFonts w:ascii="Arial" w:eastAsia="Arial" w:hAnsi="Arial" w:cs="Arial"/>
                 <w:color w:val="000000"/>
@@ -33307,10 +29812,12 @@
                 <w:szCs w:val="22"/>
                 <w:lang w:val="en-MY"/>
               </w:rPr>
-              <w:t xml:space="preserve"> </w:t>
-            </w:r>
-            <w:proofErr w:type="spellStart"/>
-            <w:r>
+            </w:pPr>
+          </w:p>
+          <w:p>
+            <w:pPr>
+              <w:spacing w:line="360" w:lineRule="auto"/>
+              <w:jc w:val="both"/>
               <w:rPr>
                 <w:rFonts w:ascii="Arial" w:eastAsia="Arial" w:hAnsi="Arial" w:cs="Arial"/>
                 <w:color w:val="000000"/>
@@ -33318,10 +29825,12 @@
                 <w:szCs w:val="22"/>
                 <w:lang w:val="en-MY"/>
               </w:rPr>
-              <w:t>ini</w:t>
-            </w:r>
-            <w:proofErr w:type="spellEnd"/>
-            <w:r>
+            </w:pPr>
+          </w:p>
+          <w:p>
+            <w:pPr>
+              <w:spacing w:line="360" w:lineRule="auto"/>
+              <w:jc w:val="both"/>
               <w:rPr>
                 <w:rFonts w:ascii="Arial" w:eastAsia="Arial" w:hAnsi="Arial" w:cs="Arial"/>
                 <w:color w:val="000000"/>
@@ -33329,10 +29838,12 @@
                 <w:szCs w:val="22"/>
                 <w:lang w:val="en-MY"/>
               </w:rPr>
-              <w:t xml:space="preserve"> </w:t>
-            </w:r>
-            <w:proofErr w:type="spellStart"/>
-            <w:r>
+            </w:pPr>
+          </w:p>
+          <w:p>
+            <w:pPr>
+              <w:spacing w:line="360" w:lineRule="auto"/>
+              <w:jc w:val="both"/>
               <w:rPr>
                 <w:rFonts w:ascii="Arial" w:eastAsia="Arial" w:hAnsi="Arial" w:cs="Arial"/>
                 <w:color w:val="000000"/>
@@ -33340,10 +29851,12 @@
                 <w:szCs w:val="22"/>
                 <w:lang w:val="en-MY"/>
               </w:rPr>
-              <w:t>dilakukan</w:t>
-            </w:r>
-            <w:proofErr w:type="spellEnd"/>
-            <w:r>
+            </w:pPr>
+          </w:p>
+          <w:p>
+            <w:pPr>
+              <w:spacing w:line="360" w:lineRule="auto"/>
+              <w:jc w:val="both"/>
               <w:rPr>
                 <w:rFonts w:ascii="Arial" w:eastAsia="Arial" w:hAnsi="Arial" w:cs="Arial"/>
                 <w:color w:val="000000"/>
@@ -33351,10 +29864,12 @@
                 <w:szCs w:val="22"/>
                 <w:lang w:val="en-MY"/>
               </w:rPr>
-              <w:t xml:space="preserve"> </w:t>
-            </w:r>
-            <w:proofErr w:type="spellStart"/>
-            <w:r>
+            </w:pPr>
+          </w:p>
+          <w:p>
+            <w:pPr>
+              <w:spacing w:line="360" w:lineRule="auto"/>
+              <w:jc w:val="both"/>
               <w:rPr>
                 <w:rFonts w:ascii="Arial" w:eastAsia="Arial" w:hAnsi="Arial" w:cs="Arial"/>
                 <w:color w:val="000000"/>
@@ -33362,10 +29877,12 @@
                 <w:szCs w:val="22"/>
                 <w:lang w:val="en-MY"/>
               </w:rPr>
-              <w:t>tanpa</w:t>
-            </w:r>
-            <w:proofErr w:type="spellEnd"/>
-            <w:r>
+            </w:pPr>
+          </w:p>
+          <w:p>
+            <w:pPr>
+              <w:spacing w:line="360" w:lineRule="auto"/>
+              <w:jc w:val="both"/>
               <w:rPr>
                 <w:rFonts w:ascii="Arial" w:eastAsia="Arial" w:hAnsi="Arial" w:cs="Arial"/>
                 <w:color w:val="000000"/>
@@ -33373,10 +29890,12 @@
                 <w:szCs w:val="22"/>
                 <w:lang w:val="en-MY"/>
               </w:rPr>
-              <w:t xml:space="preserve"> </w:t>
-            </w:r>
-            <w:proofErr w:type="spellStart"/>
-            <w:r>
+            </w:pPr>
+          </w:p>
+          <w:p>
+            <w:pPr>
+              <w:spacing w:line="360" w:lineRule="auto"/>
+              <w:jc w:val="both"/>
               <w:rPr>
                 <w:rFonts w:ascii="Arial" w:eastAsia="Arial" w:hAnsi="Arial" w:cs="Arial"/>
                 <w:color w:val="000000"/>
@@ -33384,10 +29903,12 @@
                 <w:szCs w:val="22"/>
                 <w:lang w:val="en-MY"/>
               </w:rPr>
-              <w:t>sebarang</w:t>
-            </w:r>
-            <w:proofErr w:type="spellEnd"/>
-            <w:r>
+            </w:pPr>
+          </w:p>
+          <w:p>
+            <w:pPr>
+              <w:spacing w:line="360" w:lineRule="auto"/>
+              <w:jc w:val="both"/>
               <w:rPr>
                 <w:rFonts w:ascii="Arial" w:eastAsia="Arial" w:hAnsi="Arial" w:cs="Arial"/>
                 <w:color w:val="000000"/>
@@ -33395,10 +29916,12 @@
                 <w:szCs w:val="22"/>
                 <w:lang w:val="en-MY"/>
               </w:rPr>
-              <w:t xml:space="preserve"> </w:t>
-            </w:r>
-            <w:proofErr w:type="spellStart"/>
-            <w:r>
+            </w:pPr>
+          </w:p>
+          <w:p>
+            <w:pPr>
+              <w:spacing w:line="360" w:lineRule="auto"/>
+              <w:jc w:val="both"/>
               <w:rPr>
                 <w:rFonts w:ascii="Arial" w:eastAsia="Arial" w:hAnsi="Arial" w:cs="Arial"/>
                 <w:color w:val="000000"/>
@@ -33406,10 +29929,12 @@
                 <w:szCs w:val="22"/>
                 <w:lang w:val="en-MY"/>
               </w:rPr>
-              <w:t>pembiayaan</w:t>
-            </w:r>
-            <w:proofErr w:type="spellEnd"/>
-            <w:r>
+            </w:pPr>
+          </w:p>
+          <w:p>
+            <w:pPr>
+              <w:spacing w:line="360" w:lineRule="auto"/>
+              <w:jc w:val="both"/>
               <w:rPr>
                 <w:rFonts w:ascii="Arial" w:eastAsia="Arial" w:hAnsi="Arial" w:cs="Arial"/>
                 <w:color w:val="000000"/>
@@ -33417,10 +29942,12 @@
                 <w:szCs w:val="22"/>
                 <w:lang w:val="en-MY"/>
               </w:rPr>
-              <w:t xml:space="preserve">, </w:t>
-            </w:r>
-            <w:proofErr w:type="spellStart"/>
-            <w:r>
+            </w:pPr>
+          </w:p>
+          <w:p>
+            <w:pPr>
+              <w:spacing w:line="360" w:lineRule="auto"/>
+              <w:jc w:val="both"/>
               <w:rPr>
                 <w:rFonts w:ascii="Arial" w:eastAsia="Arial" w:hAnsi="Arial" w:cs="Arial"/>
                 <w:color w:val="000000"/>
@@ -33428,10 +29955,12 @@
                 <w:szCs w:val="22"/>
                 <w:lang w:val="en-MY"/>
               </w:rPr>
-              <w:t>geran</w:t>
-            </w:r>
-            <w:proofErr w:type="spellEnd"/>
-            <w:r>
+            </w:pPr>
+          </w:p>
+          <w:p>
+            <w:pPr>
+              <w:spacing w:line="360" w:lineRule="auto"/>
+              <w:jc w:val="both"/>
               <w:rPr>
                 <w:rFonts w:ascii="Arial" w:eastAsia="Arial" w:hAnsi="Arial" w:cs="Arial"/>
                 <w:color w:val="000000"/>
@@ -33439,10 +29968,12 @@
                 <w:szCs w:val="22"/>
                 <w:lang w:val="en-MY"/>
               </w:rPr>
-              <w:t xml:space="preserve">, </w:t>
-            </w:r>
-            <w:proofErr w:type="spellStart"/>
-            <w:r>
+            </w:pPr>
+          </w:p>
+          <w:p>
+            <w:pPr>
+              <w:spacing w:line="360" w:lineRule="auto"/>
+              <w:jc w:val="both"/>
               <w:rPr>
                 <w:rFonts w:ascii="Arial" w:eastAsia="Arial" w:hAnsi="Arial" w:cs="Arial"/>
                 <w:color w:val="000000"/>
@@ -33450,10 +29981,12 @@
                 <w:szCs w:val="22"/>
                 <w:lang w:val="en-MY"/>
               </w:rPr>
-              <w:t>atau</w:t>
-            </w:r>
-            <w:proofErr w:type="spellEnd"/>
-            <w:r>
+            </w:pPr>
+          </w:p>
+          <w:p>
+            <w:pPr>
+              <w:spacing w:line="360" w:lineRule="auto"/>
+              <w:jc w:val="both"/>
               <w:rPr>
                 <w:rFonts w:ascii="Arial" w:eastAsia="Arial" w:hAnsi="Arial" w:cs="Arial"/>
                 <w:color w:val="000000"/>
@@ -33461,10 +29994,12 @@
                 <w:szCs w:val="22"/>
                 <w:lang w:val="en-MY"/>
               </w:rPr>
-              <w:t xml:space="preserve"> </w:t>
-            </w:r>
-            <w:proofErr w:type="spellStart"/>
-            <w:r>
+            </w:pPr>
+          </w:p>
+          <w:p>
+            <w:pPr>
+              <w:spacing w:line="360" w:lineRule="auto"/>
+              <w:jc w:val="both"/>
               <w:rPr>
                 <w:rFonts w:ascii="Arial" w:eastAsia="Arial" w:hAnsi="Arial" w:cs="Arial"/>
                 <w:color w:val="000000"/>
@@ -33472,10 +30007,12 @@
                 <w:szCs w:val="22"/>
                 <w:lang w:val="en-MY"/>
               </w:rPr>
-              <w:t>arahan</w:t>
-            </w:r>
-            <w:proofErr w:type="spellEnd"/>
-            <w:r>
+            </w:pPr>
+          </w:p>
+          <w:p>
+            <w:pPr>
+              <w:spacing w:line="360" w:lineRule="auto"/>
+              <w:jc w:val="both"/>
               <w:rPr>
                 <w:rFonts w:ascii="Arial" w:eastAsia="Arial" w:hAnsi="Arial" w:cs="Arial"/>
                 <w:color w:val="000000"/>
@@ -33483,10 +30020,12 @@
                 <w:szCs w:val="22"/>
                 <w:lang w:val="en-MY"/>
               </w:rPr>
-              <w:t xml:space="preserve"> </w:t>
-            </w:r>
-            <w:proofErr w:type="spellStart"/>
-            <w:r>
+            </w:pPr>
+          </w:p>
+          <w:p>
+            <w:pPr>
+              <w:spacing w:line="360" w:lineRule="auto"/>
+              <w:jc w:val="both"/>
               <w:rPr>
                 <w:rFonts w:ascii="Arial" w:eastAsia="Arial" w:hAnsi="Arial" w:cs="Arial"/>
                 <w:color w:val="000000"/>
@@ -33494,10 +30033,12 @@
                 <w:szCs w:val="22"/>
                 <w:lang w:val="en-MY"/>
               </w:rPr>
-              <w:t>daripada</w:t>
-            </w:r>
-            <w:proofErr w:type="spellEnd"/>
-            <w:r>
+            </w:pPr>
+          </w:p>
+          <w:p>
+            <w:pPr>
+              <w:spacing w:line="360" w:lineRule="auto"/>
+              <w:jc w:val="both"/>
               <w:rPr>
                 <w:rFonts w:ascii="Arial" w:eastAsia="Arial" w:hAnsi="Arial" w:cs="Arial"/>
                 <w:color w:val="000000"/>
@@ -33505,10 +30046,12 @@
                 <w:szCs w:val="22"/>
                 <w:lang w:val="en-MY"/>
               </w:rPr>
-              <w:t xml:space="preserve"> mana-mana </w:t>
-            </w:r>
-            <w:proofErr w:type="spellStart"/>
-            <w:r>
+            </w:pPr>
+          </w:p>
+          <w:p>
+            <w:pPr>
+              <w:spacing w:line="360" w:lineRule="auto"/>
+              <w:jc w:val="both"/>
               <w:rPr>
                 <w:rFonts w:ascii="Arial" w:eastAsia="Arial" w:hAnsi="Arial" w:cs="Arial"/>
                 <w:color w:val="000000"/>
@@ -33516,10 +30059,12 @@
                 <w:szCs w:val="22"/>
                 <w:lang w:val="en-MY"/>
               </w:rPr>
-              <w:t>pihak</w:t>
-            </w:r>
-            <w:proofErr w:type="spellEnd"/>
-            <w:r>
+            </w:pPr>
+          </w:p>
+          <w:p>
+            <w:pPr>
+              <w:spacing w:line="360" w:lineRule="auto"/>
+              <w:jc w:val="both"/>
               <w:rPr>
                 <w:rFonts w:ascii="Arial" w:eastAsia="Arial" w:hAnsi="Arial" w:cs="Arial"/>
                 <w:color w:val="000000"/>
@@ -33527,1900 +30072,7 @@
                 <w:szCs w:val="22"/>
                 <w:lang w:val="en-MY"/>
               </w:rPr>
-              <w:t xml:space="preserve">. </w:t>
-            </w:r>
-            <w:proofErr w:type="spellStart"/>
-            <w:r>
-              <w:rPr>
-                <w:rFonts w:ascii="Arial" w:eastAsia="Arial" w:hAnsi="Arial" w:cs="Arial"/>
-                <w:color w:val="000000"/>
-                <w:sz w:val="22"/>
-                <w:szCs w:val="22"/>
-                <w:lang w:val="en-MY"/>
-              </w:rPr>
-              <w:t>Ketiga-tiga</w:t>
-            </w:r>
-            <w:proofErr w:type="spellEnd"/>
-            <w:r>
-              <w:rPr>
-                <w:rFonts w:ascii="Arial" w:eastAsia="Arial" w:hAnsi="Arial" w:cs="Arial"/>
-                <w:color w:val="000000"/>
-                <w:sz w:val="22"/>
-                <w:szCs w:val="22"/>
-                <w:lang w:val="en-MY"/>
-              </w:rPr>
-              <w:t xml:space="preserve"> extensions dan </w:t>
-            </w:r>
-            <w:proofErr w:type="spellStart"/>
-            <w:r>
-              <w:rPr>
-                <w:rFonts w:ascii="Arial" w:eastAsia="Arial" w:hAnsi="Arial" w:cs="Arial"/>
-                <w:color w:val="000000"/>
-                <w:sz w:val="22"/>
-                <w:szCs w:val="22"/>
-                <w:lang w:val="en-MY"/>
-              </w:rPr>
-              <w:t>keseluruhan</w:t>
-            </w:r>
-            <w:proofErr w:type="spellEnd"/>
-            <w:r>
-              <w:rPr>
-                <w:rFonts w:ascii="Arial" w:eastAsia="Arial" w:hAnsi="Arial" w:cs="Arial"/>
-                <w:color w:val="000000"/>
-                <w:sz w:val="22"/>
-                <w:szCs w:val="22"/>
-                <w:lang w:val="en-MY"/>
-              </w:rPr>
-              <w:t xml:space="preserve"> 420+ </w:t>
-            </w:r>
-            <w:proofErr w:type="spellStart"/>
-            <w:r>
-              <w:rPr>
-                <w:rFonts w:ascii="Arial" w:eastAsia="Arial" w:hAnsi="Arial" w:cs="Arial"/>
-                <w:color w:val="000000"/>
-                <w:sz w:val="22"/>
-                <w:szCs w:val="22"/>
-                <w:lang w:val="en-MY"/>
-              </w:rPr>
-              <w:t>kandungan</w:t>
-            </w:r>
-            <w:proofErr w:type="spellEnd"/>
-            <w:r>
-              <w:rPr>
-                <w:rFonts w:ascii="Arial" w:eastAsia="Arial" w:hAnsi="Arial" w:cs="Arial"/>
-                <w:color w:val="000000"/>
-                <w:sz w:val="22"/>
-                <w:szCs w:val="22"/>
-                <w:lang w:val="en-MY"/>
-              </w:rPr>
-              <w:t xml:space="preserve"> digital </w:t>
-            </w:r>
-            <w:proofErr w:type="spellStart"/>
-            <w:r>
-              <w:rPr>
-                <w:rFonts w:ascii="Arial" w:eastAsia="Arial" w:hAnsi="Arial" w:cs="Arial"/>
-                <w:color w:val="000000"/>
-                <w:sz w:val="22"/>
-                <w:szCs w:val="22"/>
-                <w:lang w:val="en-MY"/>
-              </w:rPr>
-              <w:t>dibangunkan</w:t>
-            </w:r>
-            <w:proofErr w:type="spellEnd"/>
-            <w:r>
-              <w:rPr>
-                <w:rFonts w:ascii="Arial" w:eastAsia="Arial" w:hAnsi="Arial" w:cs="Arial"/>
-                <w:color w:val="000000"/>
-                <w:sz w:val="22"/>
-                <w:szCs w:val="22"/>
-                <w:lang w:val="en-MY"/>
-              </w:rPr>
-              <w:t xml:space="preserve"> </w:t>
-            </w:r>
-            <w:proofErr w:type="spellStart"/>
-            <w:r>
-              <w:rPr>
-                <w:rFonts w:ascii="Arial" w:eastAsia="Arial" w:hAnsi="Arial" w:cs="Arial"/>
-                <w:color w:val="000000"/>
-                <w:sz w:val="22"/>
-                <w:szCs w:val="22"/>
-                <w:lang w:val="en-MY"/>
-              </w:rPr>
-              <w:t>sepenuhnya</w:t>
-            </w:r>
-            <w:proofErr w:type="spellEnd"/>
-            <w:r>
-              <w:rPr>
-                <w:rFonts w:ascii="Arial" w:eastAsia="Arial" w:hAnsi="Arial" w:cs="Arial"/>
-                <w:color w:val="000000"/>
-                <w:sz w:val="22"/>
-                <w:szCs w:val="22"/>
-                <w:lang w:val="en-MY"/>
-              </w:rPr>
-              <w:t xml:space="preserve"> pada </w:t>
-            </w:r>
-            <w:proofErr w:type="spellStart"/>
-            <w:r>
-              <w:rPr>
-                <w:rFonts w:ascii="Arial" w:eastAsia="Arial" w:hAnsi="Arial" w:cs="Arial"/>
-                <w:color w:val="000000"/>
-                <w:sz w:val="22"/>
-                <w:szCs w:val="22"/>
-                <w:lang w:val="en-MY"/>
-              </w:rPr>
-              <w:t>waktu</w:t>
-            </w:r>
-            <w:proofErr w:type="spellEnd"/>
-            <w:r>
-              <w:rPr>
-                <w:rFonts w:ascii="Arial" w:eastAsia="Arial" w:hAnsi="Arial" w:cs="Arial"/>
-                <w:color w:val="000000"/>
-                <w:sz w:val="22"/>
-                <w:szCs w:val="22"/>
-                <w:lang w:val="en-MY"/>
-              </w:rPr>
-              <w:t xml:space="preserve"> </w:t>
-            </w:r>
-            <w:proofErr w:type="spellStart"/>
-            <w:r>
-              <w:rPr>
-                <w:rFonts w:ascii="Arial" w:eastAsia="Arial" w:hAnsi="Arial" w:cs="Arial"/>
-                <w:color w:val="000000"/>
-                <w:sz w:val="22"/>
-                <w:szCs w:val="22"/>
-                <w:lang w:val="en-MY"/>
-              </w:rPr>
-              <w:t>peribadi</w:t>
-            </w:r>
-            <w:proofErr w:type="spellEnd"/>
-            <w:r>
-              <w:rPr>
-                <w:rFonts w:ascii="Arial" w:eastAsia="Arial" w:hAnsi="Arial" w:cs="Arial"/>
-                <w:color w:val="000000"/>
-                <w:sz w:val="22"/>
-                <w:szCs w:val="22"/>
-                <w:lang w:val="en-MY"/>
-              </w:rPr>
-              <w:t xml:space="preserve"> </w:t>
-            </w:r>
-            <w:proofErr w:type="spellStart"/>
-            <w:r>
-              <w:rPr>
-                <w:rFonts w:ascii="Arial" w:eastAsia="Arial" w:hAnsi="Arial" w:cs="Arial"/>
-                <w:color w:val="000000"/>
-                <w:sz w:val="22"/>
-                <w:szCs w:val="22"/>
-                <w:lang w:val="en-MY"/>
-              </w:rPr>
-              <w:t>beliau</w:t>
-            </w:r>
-            <w:proofErr w:type="spellEnd"/>
-            <w:r>
-              <w:rPr>
-                <w:rFonts w:ascii="Arial" w:eastAsia="Arial" w:hAnsi="Arial" w:cs="Arial"/>
-                <w:color w:val="000000"/>
-                <w:sz w:val="22"/>
-                <w:szCs w:val="22"/>
-                <w:lang w:val="en-MY"/>
-              </w:rPr>
-              <w:t xml:space="preserve">: </w:t>
-            </w:r>
-            <w:proofErr w:type="spellStart"/>
-            <w:r>
-              <w:rPr>
-                <w:rFonts w:ascii="Arial" w:eastAsia="Arial" w:hAnsi="Arial" w:cs="Arial"/>
-                <w:color w:val="000000"/>
-                <w:sz w:val="22"/>
-                <w:szCs w:val="22"/>
-                <w:lang w:val="en-MY"/>
-              </w:rPr>
-              <w:t>hujung</w:t>
-            </w:r>
-            <w:proofErr w:type="spellEnd"/>
-            <w:r>
-              <w:rPr>
-                <w:rFonts w:ascii="Arial" w:eastAsia="Arial" w:hAnsi="Arial" w:cs="Arial"/>
-                <w:color w:val="000000"/>
-                <w:sz w:val="22"/>
-                <w:szCs w:val="22"/>
-                <w:lang w:val="en-MY"/>
-              </w:rPr>
-              <w:t xml:space="preserve"> </w:t>
-            </w:r>
-            <w:proofErr w:type="spellStart"/>
-            <w:r>
-              <w:rPr>
-                <w:rFonts w:ascii="Arial" w:eastAsia="Arial" w:hAnsi="Arial" w:cs="Arial"/>
-                <w:color w:val="000000"/>
-                <w:sz w:val="22"/>
-                <w:szCs w:val="22"/>
-                <w:lang w:val="en-MY"/>
-              </w:rPr>
-              <w:t>minggu</w:t>
-            </w:r>
-            <w:proofErr w:type="spellEnd"/>
-            <w:r>
-              <w:rPr>
-                <w:rFonts w:ascii="Arial" w:eastAsia="Arial" w:hAnsi="Arial" w:cs="Arial"/>
-                <w:color w:val="000000"/>
-                <w:sz w:val="22"/>
-                <w:szCs w:val="22"/>
-                <w:lang w:val="en-MY"/>
-              </w:rPr>
-              <w:t xml:space="preserve">, </w:t>
-            </w:r>
-            <w:proofErr w:type="spellStart"/>
-            <w:r>
-              <w:rPr>
-                <w:rFonts w:ascii="Arial" w:eastAsia="Arial" w:hAnsi="Arial" w:cs="Arial"/>
-                <w:color w:val="000000"/>
-                <w:sz w:val="22"/>
-                <w:szCs w:val="22"/>
-                <w:lang w:val="en-MY"/>
-              </w:rPr>
-              <w:t>waktu</w:t>
-            </w:r>
-            <w:proofErr w:type="spellEnd"/>
-            <w:r>
-              <w:rPr>
-                <w:rFonts w:ascii="Arial" w:eastAsia="Arial" w:hAnsi="Arial" w:cs="Arial"/>
-                <w:color w:val="000000"/>
-                <w:sz w:val="22"/>
-                <w:szCs w:val="22"/>
-                <w:lang w:val="en-MY"/>
-              </w:rPr>
-              <w:t xml:space="preserve"> </w:t>
-            </w:r>
-            <w:proofErr w:type="spellStart"/>
-            <w:r>
-              <w:rPr>
-                <w:rFonts w:ascii="Arial" w:eastAsia="Arial" w:hAnsi="Arial" w:cs="Arial"/>
-                <w:color w:val="000000"/>
-                <w:sz w:val="22"/>
-                <w:szCs w:val="22"/>
-                <w:lang w:val="en-MY"/>
-              </w:rPr>
-              <w:t>malam</w:t>
-            </w:r>
-            <w:proofErr w:type="spellEnd"/>
-            <w:r>
-              <w:rPr>
-                <w:rFonts w:ascii="Arial" w:eastAsia="Arial" w:hAnsi="Arial" w:cs="Arial"/>
-                <w:color w:val="000000"/>
-                <w:sz w:val="22"/>
-                <w:szCs w:val="22"/>
-                <w:lang w:val="en-MY"/>
-              </w:rPr>
-              <w:t xml:space="preserve">, dan </w:t>
-            </w:r>
-            <w:proofErr w:type="spellStart"/>
-            <w:r>
-              <w:rPr>
-                <w:rFonts w:ascii="Arial" w:eastAsia="Arial" w:hAnsi="Arial" w:cs="Arial"/>
-                <w:color w:val="000000"/>
-                <w:sz w:val="22"/>
-                <w:szCs w:val="22"/>
-                <w:lang w:val="en-MY"/>
-              </w:rPr>
-              <w:t>cuti</w:t>
-            </w:r>
-            <w:proofErr w:type="spellEnd"/>
-            <w:r>
-              <w:rPr>
-                <w:rFonts w:ascii="Arial" w:eastAsia="Arial" w:hAnsi="Arial" w:cs="Arial"/>
-                <w:color w:val="000000"/>
-                <w:sz w:val="22"/>
-                <w:szCs w:val="22"/>
-                <w:lang w:val="en-MY"/>
-              </w:rPr>
-              <w:t xml:space="preserve"> </w:t>
-            </w:r>
-            <w:proofErr w:type="spellStart"/>
-            <w:r>
-              <w:rPr>
-                <w:rFonts w:ascii="Arial" w:eastAsia="Arial" w:hAnsi="Arial" w:cs="Arial"/>
-                <w:color w:val="000000"/>
-                <w:sz w:val="22"/>
-                <w:szCs w:val="22"/>
-                <w:lang w:val="en-MY"/>
-              </w:rPr>
-              <w:t>sekolah</w:t>
-            </w:r>
-            <w:proofErr w:type="spellEnd"/>
-            <w:r>
-              <w:rPr>
-                <w:rFonts w:ascii="Arial" w:eastAsia="Arial" w:hAnsi="Arial" w:cs="Arial"/>
-                <w:color w:val="000000"/>
-                <w:sz w:val="22"/>
-                <w:szCs w:val="22"/>
-                <w:lang w:val="en-MY"/>
-              </w:rPr>
-              <w:t xml:space="preserve">, </w:t>
-            </w:r>
-            <w:proofErr w:type="spellStart"/>
-            <w:r>
-              <w:rPr>
-                <w:rFonts w:ascii="Arial" w:eastAsia="Arial" w:hAnsi="Arial" w:cs="Arial"/>
-                <w:color w:val="000000"/>
-                <w:sz w:val="22"/>
-                <w:szCs w:val="22"/>
-                <w:lang w:val="en-MY"/>
-              </w:rPr>
-              <w:t>sementara</w:t>
-            </w:r>
-            <w:proofErr w:type="spellEnd"/>
-            <w:r>
-              <w:rPr>
-                <w:rFonts w:ascii="Arial" w:eastAsia="Arial" w:hAnsi="Arial" w:cs="Arial"/>
-                <w:color w:val="000000"/>
-                <w:sz w:val="22"/>
-                <w:szCs w:val="22"/>
-                <w:lang w:val="en-MY"/>
-              </w:rPr>
-              <w:t xml:space="preserve"> </w:t>
-            </w:r>
-            <w:proofErr w:type="spellStart"/>
-            <w:r>
-              <w:rPr>
-                <w:rFonts w:ascii="Arial" w:eastAsia="Arial" w:hAnsi="Arial" w:cs="Arial"/>
-                <w:color w:val="000000"/>
-                <w:sz w:val="22"/>
-                <w:szCs w:val="22"/>
-                <w:lang w:val="en-MY"/>
-              </w:rPr>
-              <w:t>beliau</w:t>
-            </w:r>
-            <w:proofErr w:type="spellEnd"/>
-            <w:r>
-              <w:rPr>
-                <w:rFonts w:ascii="Arial" w:eastAsia="Arial" w:hAnsi="Arial" w:cs="Arial"/>
-                <w:color w:val="000000"/>
-                <w:sz w:val="22"/>
-                <w:szCs w:val="22"/>
-                <w:lang w:val="en-MY"/>
-              </w:rPr>
-              <w:t xml:space="preserve"> </w:t>
-            </w:r>
-            <w:proofErr w:type="spellStart"/>
-            <w:r>
-              <w:rPr>
-                <w:rFonts w:ascii="Arial" w:eastAsia="Arial" w:hAnsi="Arial" w:cs="Arial"/>
-                <w:color w:val="000000"/>
-                <w:sz w:val="22"/>
-                <w:szCs w:val="22"/>
-                <w:lang w:val="en-MY"/>
-              </w:rPr>
-              <w:t>tetap</w:t>
-            </w:r>
-            <w:proofErr w:type="spellEnd"/>
-            <w:r>
-              <w:rPr>
-                <w:rFonts w:ascii="Arial" w:eastAsia="Arial" w:hAnsi="Arial" w:cs="Arial"/>
-                <w:color w:val="000000"/>
-                <w:sz w:val="22"/>
-                <w:szCs w:val="22"/>
-                <w:lang w:val="en-MY"/>
-              </w:rPr>
-              <w:t xml:space="preserve"> </w:t>
-            </w:r>
-            <w:proofErr w:type="spellStart"/>
-            <w:r>
-              <w:rPr>
-                <w:rFonts w:ascii="Arial" w:eastAsia="Arial" w:hAnsi="Arial" w:cs="Arial"/>
-                <w:color w:val="000000"/>
-                <w:sz w:val="22"/>
-                <w:szCs w:val="22"/>
-                <w:lang w:val="en-MY"/>
-              </w:rPr>
-              <w:t>melaksanakan</w:t>
-            </w:r>
-            <w:proofErr w:type="spellEnd"/>
-            <w:r>
-              <w:rPr>
-                <w:rFonts w:ascii="Arial" w:eastAsia="Arial" w:hAnsi="Arial" w:cs="Arial"/>
-                <w:color w:val="000000"/>
-                <w:sz w:val="22"/>
-                <w:szCs w:val="22"/>
-                <w:lang w:val="en-MY"/>
-              </w:rPr>
-              <w:t xml:space="preserve"> </w:t>
-            </w:r>
-            <w:proofErr w:type="spellStart"/>
-            <w:r>
-              <w:rPr>
-                <w:rFonts w:ascii="Arial" w:eastAsia="Arial" w:hAnsi="Arial" w:cs="Arial"/>
-                <w:color w:val="000000"/>
-                <w:sz w:val="22"/>
-                <w:szCs w:val="22"/>
-                <w:lang w:val="en-MY"/>
-              </w:rPr>
-              <w:t>tanggungjawab</w:t>
-            </w:r>
-            <w:proofErr w:type="spellEnd"/>
-            <w:r>
-              <w:rPr>
-                <w:rFonts w:ascii="Arial" w:eastAsia="Arial" w:hAnsi="Arial" w:cs="Arial"/>
-                <w:color w:val="000000"/>
-                <w:sz w:val="22"/>
-                <w:szCs w:val="22"/>
-                <w:lang w:val="en-MY"/>
-              </w:rPr>
-              <w:t xml:space="preserve"> </w:t>
-            </w:r>
-            <w:proofErr w:type="spellStart"/>
-            <w:r>
-              <w:rPr>
-                <w:rFonts w:ascii="Arial" w:eastAsia="Arial" w:hAnsi="Arial" w:cs="Arial"/>
-                <w:color w:val="000000"/>
-                <w:sz w:val="22"/>
-                <w:szCs w:val="22"/>
-                <w:lang w:val="en-MY"/>
-              </w:rPr>
-              <w:t>hakiki</w:t>
-            </w:r>
-            <w:proofErr w:type="spellEnd"/>
-            <w:r>
-              <w:rPr>
-                <w:rFonts w:ascii="Arial" w:eastAsia="Arial" w:hAnsi="Arial" w:cs="Arial"/>
-                <w:color w:val="000000"/>
-                <w:sz w:val="22"/>
-                <w:szCs w:val="22"/>
-                <w:lang w:val="en-MY"/>
-              </w:rPr>
-              <w:t xml:space="preserve"> </w:t>
-            </w:r>
-            <w:proofErr w:type="spellStart"/>
-            <w:r>
-              <w:rPr>
-                <w:rFonts w:ascii="Arial" w:eastAsia="Arial" w:hAnsi="Arial" w:cs="Arial"/>
-                <w:color w:val="000000"/>
-                <w:sz w:val="22"/>
-                <w:szCs w:val="22"/>
-                <w:lang w:val="en-MY"/>
-              </w:rPr>
-              <w:t>sebagai</w:t>
-            </w:r>
-            <w:proofErr w:type="spellEnd"/>
-            <w:r>
-              <w:rPr>
-                <w:rFonts w:ascii="Arial" w:eastAsia="Arial" w:hAnsi="Arial" w:cs="Arial"/>
-                <w:color w:val="000000"/>
-                <w:sz w:val="22"/>
-                <w:szCs w:val="22"/>
-                <w:lang w:val="en-MY"/>
-              </w:rPr>
-              <w:t xml:space="preserve"> guru </w:t>
-            </w:r>
-            <w:proofErr w:type="spellStart"/>
-            <w:r>
-              <w:rPr>
-                <w:rFonts w:ascii="Arial" w:eastAsia="Arial" w:hAnsi="Arial" w:cs="Arial"/>
-                <w:color w:val="000000"/>
-                <w:sz w:val="22"/>
-                <w:szCs w:val="22"/>
-                <w:lang w:val="en-MY"/>
-              </w:rPr>
-              <w:t>mata</w:t>
-            </w:r>
-            <w:proofErr w:type="spellEnd"/>
-            <w:r>
-              <w:rPr>
-                <w:rFonts w:ascii="Arial" w:eastAsia="Arial" w:hAnsi="Arial" w:cs="Arial"/>
-                <w:color w:val="000000"/>
-                <w:sz w:val="22"/>
-                <w:szCs w:val="22"/>
-                <w:lang w:val="en-MY"/>
-              </w:rPr>
-              <w:t xml:space="preserve"> </w:t>
-            </w:r>
-            <w:proofErr w:type="spellStart"/>
-            <w:r>
-              <w:rPr>
-                <w:rFonts w:ascii="Arial" w:eastAsia="Arial" w:hAnsi="Arial" w:cs="Arial"/>
-                <w:color w:val="000000"/>
-                <w:sz w:val="22"/>
-                <w:szCs w:val="22"/>
-                <w:lang w:val="en-MY"/>
-              </w:rPr>
-              <w:t>pelajaran</w:t>
-            </w:r>
-            <w:proofErr w:type="spellEnd"/>
-            <w:r>
-              <w:rPr>
-                <w:rFonts w:ascii="Arial" w:eastAsia="Arial" w:hAnsi="Arial" w:cs="Arial"/>
-                <w:color w:val="000000"/>
-                <w:sz w:val="22"/>
-                <w:szCs w:val="22"/>
-                <w:lang w:val="en-MY"/>
-              </w:rPr>
-              <w:t xml:space="preserve"> di </w:t>
-            </w:r>
-            <w:proofErr w:type="spellStart"/>
-            <w:r>
-              <w:rPr>
-                <w:rFonts w:ascii="Arial" w:eastAsia="Arial" w:hAnsi="Arial" w:cs="Arial"/>
-                <w:color w:val="000000"/>
-                <w:sz w:val="22"/>
-                <w:szCs w:val="22"/>
-                <w:lang w:val="en-MY"/>
-              </w:rPr>
-              <w:t>bilik</w:t>
-            </w:r>
-            <w:proofErr w:type="spellEnd"/>
-            <w:r>
-              <w:rPr>
-                <w:rFonts w:ascii="Arial" w:eastAsia="Arial" w:hAnsi="Arial" w:cs="Arial"/>
-                <w:color w:val="000000"/>
-                <w:sz w:val="22"/>
-                <w:szCs w:val="22"/>
-                <w:lang w:val="en-MY"/>
-              </w:rPr>
-              <w:t xml:space="preserve"> </w:t>
-            </w:r>
-            <w:proofErr w:type="spellStart"/>
-            <w:r>
-              <w:rPr>
-                <w:rFonts w:ascii="Arial" w:eastAsia="Arial" w:hAnsi="Arial" w:cs="Arial"/>
-                <w:color w:val="000000"/>
-                <w:sz w:val="22"/>
-                <w:szCs w:val="22"/>
-                <w:lang w:val="en-MY"/>
-              </w:rPr>
-              <w:t>darjah</w:t>
-            </w:r>
-            <w:proofErr w:type="spellEnd"/>
-            <w:r>
-              <w:rPr>
-                <w:rFonts w:ascii="Arial" w:eastAsia="Arial" w:hAnsi="Arial" w:cs="Arial"/>
-                <w:color w:val="000000"/>
-                <w:sz w:val="22"/>
-                <w:szCs w:val="22"/>
-                <w:lang w:val="en-MY"/>
-              </w:rPr>
-              <w:t xml:space="preserve"> </w:t>
-            </w:r>
-            <w:proofErr w:type="spellStart"/>
-            <w:r>
-              <w:rPr>
-                <w:rFonts w:ascii="Arial" w:eastAsia="Arial" w:hAnsi="Arial" w:cs="Arial"/>
-                <w:color w:val="000000"/>
-                <w:sz w:val="22"/>
-                <w:szCs w:val="22"/>
-                <w:lang w:val="en-MY"/>
-              </w:rPr>
-              <w:t>setiap</w:t>
-            </w:r>
-            <w:proofErr w:type="spellEnd"/>
-            <w:r>
-              <w:rPr>
-                <w:rFonts w:ascii="Arial" w:eastAsia="Arial" w:hAnsi="Arial" w:cs="Arial"/>
-                <w:color w:val="000000"/>
-                <w:sz w:val="22"/>
-                <w:szCs w:val="22"/>
-                <w:lang w:val="en-MY"/>
-              </w:rPr>
-              <w:t xml:space="preserve"> </w:t>
-            </w:r>
-            <w:proofErr w:type="spellStart"/>
-            <w:r>
-              <w:rPr>
-                <w:rFonts w:ascii="Arial" w:eastAsia="Arial" w:hAnsi="Arial" w:cs="Arial"/>
-                <w:color w:val="000000"/>
-                <w:sz w:val="22"/>
-                <w:szCs w:val="22"/>
-                <w:lang w:val="en-MY"/>
-              </w:rPr>
-              <w:t>hari</w:t>
-            </w:r>
-            <w:proofErr w:type="spellEnd"/>
-            <w:r>
-              <w:rPr>
-                <w:rFonts w:ascii="Arial" w:eastAsia="Arial" w:hAnsi="Arial" w:cs="Arial"/>
-                <w:color w:val="000000"/>
-                <w:sz w:val="22"/>
-                <w:szCs w:val="22"/>
-                <w:lang w:val="en-MY"/>
-              </w:rPr>
-              <w:t xml:space="preserve">. Tiada </w:t>
-            </w:r>
-            <w:proofErr w:type="spellStart"/>
-            <w:r>
-              <w:rPr>
-                <w:rFonts w:ascii="Arial" w:eastAsia="Arial" w:hAnsi="Arial" w:cs="Arial"/>
-                <w:color w:val="000000"/>
-                <w:sz w:val="22"/>
-                <w:szCs w:val="22"/>
-                <w:lang w:val="en-MY"/>
-              </w:rPr>
-              <w:t>bayaran</w:t>
-            </w:r>
-            <w:proofErr w:type="spellEnd"/>
-            <w:r>
-              <w:rPr>
-                <w:rFonts w:ascii="Arial" w:eastAsia="Arial" w:hAnsi="Arial" w:cs="Arial"/>
-                <w:color w:val="000000"/>
-                <w:sz w:val="22"/>
-                <w:szCs w:val="22"/>
-                <w:lang w:val="en-MY"/>
-              </w:rPr>
-              <w:t xml:space="preserve">, </w:t>
-            </w:r>
-            <w:proofErr w:type="spellStart"/>
-            <w:r>
-              <w:rPr>
-                <w:rFonts w:ascii="Arial" w:eastAsia="Arial" w:hAnsi="Arial" w:cs="Arial"/>
-                <w:color w:val="000000"/>
-                <w:sz w:val="22"/>
-                <w:szCs w:val="22"/>
-                <w:lang w:val="en-MY"/>
-              </w:rPr>
-              <w:t>insentif</w:t>
-            </w:r>
-            <w:proofErr w:type="spellEnd"/>
-            <w:r>
-              <w:rPr>
-                <w:rFonts w:ascii="Arial" w:eastAsia="Arial" w:hAnsi="Arial" w:cs="Arial"/>
-                <w:color w:val="000000"/>
-                <w:sz w:val="22"/>
-                <w:szCs w:val="22"/>
-                <w:lang w:val="en-MY"/>
-              </w:rPr>
-              <w:t xml:space="preserve">, </w:t>
-            </w:r>
-            <w:proofErr w:type="spellStart"/>
-            <w:r>
-              <w:rPr>
-                <w:rFonts w:ascii="Arial" w:eastAsia="Arial" w:hAnsi="Arial" w:cs="Arial"/>
-                <w:color w:val="000000"/>
-                <w:sz w:val="22"/>
-                <w:szCs w:val="22"/>
-                <w:lang w:val="en-MY"/>
-              </w:rPr>
-              <w:t>atau</w:t>
-            </w:r>
-            <w:proofErr w:type="spellEnd"/>
-            <w:r>
-              <w:rPr>
-                <w:rFonts w:ascii="Arial" w:eastAsia="Arial" w:hAnsi="Arial" w:cs="Arial"/>
-                <w:color w:val="000000"/>
-                <w:sz w:val="22"/>
-                <w:szCs w:val="22"/>
-                <w:lang w:val="en-MY"/>
-              </w:rPr>
-              <w:t xml:space="preserve"> </w:t>
-            </w:r>
-            <w:proofErr w:type="spellStart"/>
-            <w:r>
-              <w:rPr>
-                <w:rFonts w:ascii="Arial" w:eastAsia="Arial" w:hAnsi="Arial" w:cs="Arial"/>
-                <w:color w:val="000000"/>
-                <w:sz w:val="22"/>
-                <w:szCs w:val="22"/>
-                <w:lang w:val="en-MY"/>
-              </w:rPr>
-              <w:t>elaun</w:t>
-            </w:r>
-            <w:proofErr w:type="spellEnd"/>
-            <w:r>
-              <w:rPr>
-                <w:rFonts w:ascii="Arial" w:eastAsia="Arial" w:hAnsi="Arial" w:cs="Arial"/>
-                <w:color w:val="000000"/>
-                <w:sz w:val="22"/>
-                <w:szCs w:val="22"/>
-                <w:lang w:val="en-MY"/>
-              </w:rPr>
-              <w:t xml:space="preserve"> </w:t>
-            </w:r>
-            <w:proofErr w:type="spellStart"/>
-            <w:r>
-              <w:rPr>
-                <w:rFonts w:ascii="Arial" w:eastAsia="Arial" w:hAnsi="Arial" w:cs="Arial"/>
-                <w:color w:val="000000"/>
-                <w:sz w:val="22"/>
-                <w:szCs w:val="22"/>
-                <w:lang w:val="en-MY"/>
-              </w:rPr>
-              <w:t>tambahan</w:t>
-            </w:r>
-            <w:proofErr w:type="spellEnd"/>
-            <w:r>
-              <w:rPr>
-                <w:rFonts w:ascii="Arial" w:eastAsia="Arial" w:hAnsi="Arial" w:cs="Arial"/>
-                <w:color w:val="000000"/>
-                <w:sz w:val="22"/>
-                <w:szCs w:val="22"/>
-                <w:lang w:val="en-MY"/>
-              </w:rPr>
-              <w:t xml:space="preserve"> yang </w:t>
-            </w:r>
-            <w:proofErr w:type="spellStart"/>
-            <w:r>
-              <w:rPr>
-                <w:rFonts w:ascii="Arial" w:eastAsia="Arial" w:hAnsi="Arial" w:cs="Arial"/>
-                <w:color w:val="000000"/>
-                <w:sz w:val="22"/>
-                <w:szCs w:val="22"/>
-                <w:lang w:val="en-MY"/>
-              </w:rPr>
-              <w:t>diterima</w:t>
-            </w:r>
-            <w:proofErr w:type="spellEnd"/>
-            <w:r>
-              <w:rPr>
-                <w:rFonts w:ascii="Arial" w:eastAsia="Arial" w:hAnsi="Arial" w:cs="Arial"/>
-                <w:color w:val="000000"/>
-                <w:sz w:val="22"/>
-                <w:szCs w:val="22"/>
-                <w:lang w:val="en-MY"/>
-              </w:rPr>
-              <w:t xml:space="preserve"> </w:t>
-            </w:r>
-            <w:proofErr w:type="spellStart"/>
-            <w:r>
-              <w:rPr>
-                <w:rFonts w:ascii="Arial" w:eastAsia="Arial" w:hAnsi="Arial" w:cs="Arial"/>
-                <w:color w:val="000000"/>
-                <w:sz w:val="22"/>
-                <w:szCs w:val="22"/>
-                <w:lang w:val="en-MY"/>
-              </w:rPr>
-              <w:t>bagi</w:t>
-            </w:r>
-            <w:proofErr w:type="spellEnd"/>
-            <w:r>
-              <w:rPr>
-                <w:rFonts w:ascii="Arial" w:eastAsia="Arial" w:hAnsi="Arial" w:cs="Arial"/>
-                <w:color w:val="000000"/>
-                <w:sz w:val="22"/>
-                <w:szCs w:val="22"/>
-                <w:lang w:val="en-MY"/>
-              </w:rPr>
-              <w:t xml:space="preserve"> </w:t>
-            </w:r>
-            <w:proofErr w:type="spellStart"/>
-            <w:r>
-              <w:rPr>
-                <w:rFonts w:ascii="Arial" w:eastAsia="Arial" w:hAnsi="Arial" w:cs="Arial"/>
-                <w:color w:val="000000"/>
-                <w:sz w:val="22"/>
-                <w:szCs w:val="22"/>
-                <w:lang w:val="en-MY"/>
-              </w:rPr>
-              <w:t>kerja-kerja</w:t>
-            </w:r>
-            <w:proofErr w:type="spellEnd"/>
-            <w:r>
-              <w:rPr>
-                <w:rFonts w:ascii="Arial" w:eastAsia="Arial" w:hAnsi="Arial" w:cs="Arial"/>
-                <w:color w:val="000000"/>
-                <w:sz w:val="22"/>
-                <w:szCs w:val="22"/>
-                <w:lang w:val="en-MY"/>
-              </w:rPr>
-              <w:t xml:space="preserve"> </w:t>
-            </w:r>
-            <w:proofErr w:type="spellStart"/>
-            <w:r>
-              <w:rPr>
-                <w:rFonts w:ascii="Arial" w:eastAsia="Arial" w:hAnsi="Arial" w:cs="Arial"/>
-                <w:color w:val="000000"/>
-                <w:sz w:val="22"/>
-                <w:szCs w:val="22"/>
-                <w:lang w:val="en-MY"/>
-              </w:rPr>
-              <w:t>pembangunan</w:t>
-            </w:r>
-            <w:proofErr w:type="spellEnd"/>
-            <w:r>
-              <w:rPr>
-                <w:rFonts w:ascii="Arial" w:eastAsia="Arial" w:hAnsi="Arial" w:cs="Arial"/>
-                <w:color w:val="000000"/>
-                <w:sz w:val="22"/>
-                <w:szCs w:val="22"/>
-                <w:lang w:val="en-MY"/>
-              </w:rPr>
-              <w:t xml:space="preserve"> digital </w:t>
-            </w:r>
-            <w:proofErr w:type="spellStart"/>
-            <w:r>
-              <w:rPr>
-                <w:rFonts w:ascii="Arial" w:eastAsia="Arial" w:hAnsi="Arial" w:cs="Arial"/>
-                <w:color w:val="000000"/>
-                <w:sz w:val="22"/>
-                <w:szCs w:val="22"/>
-                <w:lang w:val="en-MY"/>
-              </w:rPr>
-              <w:t>ini</w:t>
-            </w:r>
-            <w:proofErr w:type="spellEnd"/>
-            <w:r>
-              <w:rPr>
-                <w:rFonts w:ascii="Arial" w:eastAsia="Arial" w:hAnsi="Arial" w:cs="Arial"/>
-                <w:color w:val="000000"/>
-                <w:sz w:val="22"/>
-                <w:szCs w:val="22"/>
-                <w:lang w:val="en-MY"/>
-              </w:rPr>
-              <w:t xml:space="preserve">. Kos </w:t>
-            </w:r>
-            <w:proofErr w:type="spellStart"/>
-            <w:r>
-              <w:rPr>
-                <w:rFonts w:ascii="Arial" w:eastAsia="Arial" w:hAnsi="Arial" w:cs="Arial"/>
-                <w:color w:val="000000"/>
-                <w:sz w:val="22"/>
-                <w:szCs w:val="22"/>
-                <w:lang w:val="en-MY"/>
-              </w:rPr>
-              <w:t>penyelenggaraan</w:t>
-            </w:r>
-            <w:proofErr w:type="spellEnd"/>
-            <w:r>
-              <w:rPr>
-                <w:rFonts w:ascii="Arial" w:eastAsia="Arial" w:hAnsi="Arial" w:cs="Arial"/>
-                <w:color w:val="000000"/>
-                <w:sz w:val="22"/>
-                <w:szCs w:val="22"/>
-                <w:lang w:val="en-MY"/>
-              </w:rPr>
-              <w:t xml:space="preserve"> blog dan </w:t>
-            </w:r>
-            <w:proofErr w:type="spellStart"/>
-            <w:r>
-              <w:rPr>
-                <w:rFonts w:ascii="Arial" w:eastAsia="Arial" w:hAnsi="Arial" w:cs="Arial"/>
-                <w:color w:val="000000"/>
-                <w:sz w:val="22"/>
-                <w:szCs w:val="22"/>
-                <w:lang w:val="en-MY"/>
-              </w:rPr>
-              <w:t>peralatan</w:t>
-            </w:r>
-            <w:proofErr w:type="spellEnd"/>
-            <w:r>
-              <w:rPr>
-                <w:rFonts w:ascii="Arial" w:eastAsia="Arial" w:hAnsi="Arial" w:cs="Arial"/>
-                <w:color w:val="000000"/>
-                <w:sz w:val="22"/>
-                <w:szCs w:val="22"/>
-                <w:lang w:val="en-MY"/>
-              </w:rPr>
-              <w:t xml:space="preserve"> </w:t>
-            </w:r>
-            <w:proofErr w:type="spellStart"/>
-            <w:r>
-              <w:rPr>
-                <w:rFonts w:ascii="Arial" w:eastAsia="Arial" w:hAnsi="Arial" w:cs="Arial"/>
-                <w:color w:val="000000"/>
-                <w:sz w:val="22"/>
-                <w:szCs w:val="22"/>
-                <w:lang w:val="en-MY"/>
-              </w:rPr>
-              <w:t>rakaman</w:t>
-            </w:r>
-            <w:proofErr w:type="spellEnd"/>
-            <w:r>
-              <w:rPr>
-                <w:rFonts w:ascii="Arial" w:eastAsia="Arial" w:hAnsi="Arial" w:cs="Arial"/>
-                <w:color w:val="000000"/>
-                <w:sz w:val="22"/>
-                <w:szCs w:val="22"/>
-                <w:lang w:val="en-MY"/>
-              </w:rPr>
-              <w:t xml:space="preserve"> pada </w:t>
-            </w:r>
-            <w:proofErr w:type="spellStart"/>
-            <w:r>
-              <w:rPr>
-                <w:rFonts w:ascii="Arial" w:eastAsia="Arial" w:hAnsi="Arial" w:cs="Arial"/>
-                <w:color w:val="000000"/>
-                <w:sz w:val="22"/>
-                <w:szCs w:val="22"/>
-                <w:lang w:val="en-MY"/>
-              </w:rPr>
-              <w:t>permulaannya</w:t>
-            </w:r>
-            <w:proofErr w:type="spellEnd"/>
-            <w:r>
-              <w:rPr>
-                <w:rFonts w:ascii="Arial" w:eastAsia="Arial" w:hAnsi="Arial" w:cs="Arial"/>
-                <w:color w:val="000000"/>
-                <w:sz w:val="22"/>
-                <w:szCs w:val="22"/>
-                <w:lang w:val="en-MY"/>
-              </w:rPr>
-              <w:t xml:space="preserve"> </w:t>
-            </w:r>
-            <w:proofErr w:type="spellStart"/>
-            <w:r>
-              <w:rPr>
-                <w:rFonts w:ascii="Arial" w:eastAsia="Arial" w:hAnsi="Arial" w:cs="Arial"/>
-                <w:color w:val="000000"/>
-                <w:sz w:val="22"/>
-                <w:szCs w:val="22"/>
-                <w:lang w:val="en-MY"/>
-              </w:rPr>
-              <w:t>ditanggung</w:t>
-            </w:r>
-            <w:proofErr w:type="spellEnd"/>
-            <w:r>
-              <w:rPr>
-                <w:rFonts w:ascii="Arial" w:eastAsia="Arial" w:hAnsi="Arial" w:cs="Arial"/>
-                <w:color w:val="000000"/>
-                <w:sz w:val="22"/>
-                <w:szCs w:val="22"/>
-                <w:lang w:val="en-MY"/>
-              </w:rPr>
-              <w:t xml:space="preserve"> </w:t>
-            </w:r>
-            <w:proofErr w:type="spellStart"/>
-            <w:r>
-              <w:rPr>
-                <w:rFonts w:ascii="Arial" w:eastAsia="Arial" w:hAnsi="Arial" w:cs="Arial"/>
-                <w:color w:val="000000"/>
-                <w:sz w:val="22"/>
-                <w:szCs w:val="22"/>
-                <w:lang w:val="en-MY"/>
-              </w:rPr>
-              <w:t>daripada</w:t>
-            </w:r>
-            <w:proofErr w:type="spellEnd"/>
-            <w:r>
-              <w:rPr>
-                <w:rFonts w:ascii="Arial" w:eastAsia="Arial" w:hAnsi="Arial" w:cs="Arial"/>
-                <w:color w:val="000000"/>
-                <w:sz w:val="22"/>
-                <w:szCs w:val="22"/>
-                <w:lang w:val="en-MY"/>
-              </w:rPr>
-              <w:t xml:space="preserve"> </w:t>
-            </w:r>
-            <w:proofErr w:type="spellStart"/>
-            <w:r>
-              <w:rPr>
-                <w:rFonts w:ascii="Arial" w:eastAsia="Arial" w:hAnsi="Arial" w:cs="Arial"/>
-                <w:color w:val="000000"/>
-                <w:sz w:val="22"/>
-                <w:szCs w:val="22"/>
-                <w:lang w:val="en-MY"/>
-              </w:rPr>
-              <w:t>kewangan</w:t>
-            </w:r>
-            <w:proofErr w:type="spellEnd"/>
-            <w:r>
-              <w:rPr>
-                <w:rFonts w:ascii="Arial" w:eastAsia="Arial" w:hAnsi="Arial" w:cs="Arial"/>
-                <w:color w:val="000000"/>
-                <w:sz w:val="22"/>
-                <w:szCs w:val="22"/>
-                <w:lang w:val="en-MY"/>
-              </w:rPr>
-              <w:t xml:space="preserve"> </w:t>
-            </w:r>
-            <w:proofErr w:type="spellStart"/>
-            <w:r>
-              <w:rPr>
-                <w:rFonts w:ascii="Arial" w:eastAsia="Arial" w:hAnsi="Arial" w:cs="Arial"/>
-                <w:color w:val="000000"/>
-                <w:sz w:val="22"/>
-                <w:szCs w:val="22"/>
-                <w:lang w:val="en-MY"/>
-              </w:rPr>
-              <w:t>peribadi</w:t>
-            </w:r>
-            <w:proofErr w:type="spellEnd"/>
-            <w:r>
-              <w:rPr>
-                <w:rFonts w:ascii="Arial" w:eastAsia="Arial" w:hAnsi="Arial" w:cs="Arial"/>
-                <w:color w:val="000000"/>
-                <w:sz w:val="22"/>
-                <w:szCs w:val="22"/>
-                <w:lang w:val="en-MY"/>
-              </w:rPr>
-              <w:t xml:space="preserve">. </w:t>
-            </w:r>
-            <w:proofErr w:type="spellStart"/>
-            <w:r>
-              <w:rPr>
-                <w:rFonts w:ascii="Arial" w:eastAsia="Arial" w:hAnsi="Arial" w:cs="Arial"/>
-                <w:color w:val="000000"/>
-                <w:sz w:val="22"/>
-                <w:szCs w:val="22"/>
-                <w:lang w:val="en-MY"/>
-              </w:rPr>
-              <w:t>Keberkesanan</w:t>
-            </w:r>
-            <w:proofErr w:type="spellEnd"/>
-            <w:r>
-              <w:rPr>
-                <w:rFonts w:ascii="Arial" w:eastAsia="Arial" w:hAnsi="Arial" w:cs="Arial"/>
-                <w:color w:val="000000"/>
-                <w:sz w:val="22"/>
-                <w:szCs w:val="22"/>
-                <w:lang w:val="en-MY"/>
-              </w:rPr>
-              <w:t xml:space="preserve"> </w:t>
-            </w:r>
-            <w:proofErr w:type="spellStart"/>
-            <w:r>
-              <w:rPr>
-                <w:rFonts w:ascii="Arial" w:eastAsia="Arial" w:hAnsi="Arial" w:cs="Arial"/>
-                <w:color w:val="000000"/>
-                <w:sz w:val="22"/>
-                <w:szCs w:val="22"/>
-                <w:lang w:val="en-MY"/>
-              </w:rPr>
-              <w:t>pendekatan</w:t>
-            </w:r>
-            <w:proofErr w:type="spellEnd"/>
-            <w:r>
-              <w:rPr>
-                <w:rFonts w:ascii="Arial" w:eastAsia="Arial" w:hAnsi="Arial" w:cs="Arial"/>
-                <w:color w:val="000000"/>
-                <w:sz w:val="22"/>
-                <w:szCs w:val="22"/>
-                <w:lang w:val="en-MY"/>
-              </w:rPr>
-              <w:t xml:space="preserve"> </w:t>
-            </w:r>
-            <w:proofErr w:type="spellStart"/>
-            <w:r>
-              <w:rPr>
-                <w:rFonts w:ascii="Arial" w:eastAsia="Arial" w:hAnsi="Arial" w:cs="Arial"/>
-                <w:color w:val="000000"/>
-                <w:sz w:val="22"/>
-                <w:szCs w:val="22"/>
-                <w:lang w:val="en-MY"/>
-              </w:rPr>
-              <w:t>beliau</w:t>
-            </w:r>
-            <w:proofErr w:type="spellEnd"/>
-            <w:r>
-              <w:rPr>
-                <w:rFonts w:ascii="Arial" w:eastAsia="Arial" w:hAnsi="Arial" w:cs="Arial"/>
-                <w:color w:val="000000"/>
-                <w:sz w:val="22"/>
-                <w:szCs w:val="22"/>
-                <w:lang w:val="en-MY"/>
-              </w:rPr>
-              <w:t xml:space="preserve"> </w:t>
-            </w:r>
-            <w:proofErr w:type="spellStart"/>
-            <w:r>
-              <w:rPr>
-                <w:rFonts w:ascii="Arial" w:eastAsia="Arial" w:hAnsi="Arial" w:cs="Arial"/>
-                <w:color w:val="000000"/>
-                <w:sz w:val="22"/>
-                <w:szCs w:val="22"/>
-                <w:lang w:val="en-MY"/>
-              </w:rPr>
-              <w:t>turut</w:t>
-            </w:r>
-            <w:proofErr w:type="spellEnd"/>
-            <w:r>
-              <w:rPr>
-                <w:rFonts w:ascii="Arial" w:eastAsia="Arial" w:hAnsi="Arial" w:cs="Arial"/>
-                <w:color w:val="000000"/>
-                <w:sz w:val="22"/>
-                <w:szCs w:val="22"/>
-                <w:lang w:val="en-MY"/>
-              </w:rPr>
-              <w:t xml:space="preserve"> </w:t>
-            </w:r>
-            <w:proofErr w:type="spellStart"/>
-            <w:r>
-              <w:rPr>
-                <w:rFonts w:ascii="Arial" w:eastAsia="Arial" w:hAnsi="Arial" w:cs="Arial"/>
-                <w:color w:val="000000"/>
-                <w:sz w:val="22"/>
-                <w:szCs w:val="22"/>
-                <w:lang w:val="en-MY"/>
-              </w:rPr>
-              <w:t>dibuktikan</w:t>
-            </w:r>
-            <w:proofErr w:type="spellEnd"/>
-            <w:r>
-              <w:rPr>
-                <w:rFonts w:ascii="Arial" w:eastAsia="Arial" w:hAnsi="Arial" w:cs="Arial"/>
-                <w:color w:val="000000"/>
-                <w:sz w:val="22"/>
-                <w:szCs w:val="22"/>
-                <w:lang w:val="en-MY"/>
-              </w:rPr>
-              <w:t xml:space="preserve"> </w:t>
-            </w:r>
-            <w:proofErr w:type="spellStart"/>
-            <w:r>
-              <w:rPr>
-                <w:rFonts w:ascii="Arial" w:eastAsia="Arial" w:hAnsi="Arial" w:cs="Arial"/>
-                <w:color w:val="000000"/>
-                <w:sz w:val="22"/>
-                <w:szCs w:val="22"/>
-                <w:lang w:val="en-MY"/>
-              </w:rPr>
-              <w:t>apabila</w:t>
-            </w:r>
-            <w:proofErr w:type="spellEnd"/>
-            <w:r>
-              <w:rPr>
-                <w:rFonts w:ascii="Arial" w:eastAsia="Arial" w:hAnsi="Arial" w:cs="Arial"/>
-                <w:color w:val="000000"/>
-                <w:sz w:val="22"/>
-                <w:szCs w:val="22"/>
-                <w:lang w:val="en-MY"/>
-              </w:rPr>
-              <w:t xml:space="preserve"> </w:t>
-            </w:r>
-            <w:proofErr w:type="spellStart"/>
-            <w:r>
-              <w:rPr>
-                <w:rFonts w:ascii="Arial" w:eastAsia="Arial" w:hAnsi="Arial" w:cs="Arial"/>
-                <w:color w:val="000000"/>
-                <w:sz w:val="22"/>
-                <w:szCs w:val="22"/>
-                <w:lang w:val="en-MY"/>
-              </w:rPr>
-              <w:t>empat</w:t>
-            </w:r>
-            <w:proofErr w:type="spellEnd"/>
-            <w:r>
-              <w:rPr>
-                <w:rFonts w:ascii="Arial" w:eastAsia="Arial" w:hAnsi="Arial" w:cs="Arial"/>
-                <w:color w:val="000000"/>
-                <w:sz w:val="22"/>
-                <w:szCs w:val="22"/>
-                <w:lang w:val="en-MY"/>
-              </w:rPr>
-              <w:t xml:space="preserve"> </w:t>
-            </w:r>
-            <w:proofErr w:type="spellStart"/>
-            <w:r>
-              <w:rPr>
-                <w:rFonts w:ascii="Arial" w:eastAsia="Arial" w:hAnsi="Arial" w:cs="Arial"/>
-                <w:color w:val="000000"/>
-                <w:sz w:val="22"/>
-                <w:szCs w:val="22"/>
-                <w:lang w:val="en-MY"/>
-              </w:rPr>
-              <w:t>buah</w:t>
-            </w:r>
-            <w:proofErr w:type="spellEnd"/>
-            <w:r>
-              <w:rPr>
-                <w:rFonts w:ascii="Arial" w:eastAsia="Arial" w:hAnsi="Arial" w:cs="Arial"/>
-                <w:color w:val="000000"/>
-                <w:sz w:val="22"/>
-                <w:szCs w:val="22"/>
-                <w:lang w:val="en-MY"/>
-              </w:rPr>
-              <w:t xml:space="preserve"> </w:t>
-            </w:r>
-            <w:proofErr w:type="spellStart"/>
-            <w:r>
-              <w:rPr>
-                <w:rFonts w:ascii="Arial" w:eastAsia="Arial" w:hAnsi="Arial" w:cs="Arial"/>
-                <w:color w:val="000000"/>
-                <w:sz w:val="22"/>
-                <w:szCs w:val="22"/>
-                <w:lang w:val="en-MY"/>
-              </w:rPr>
-              <w:t>sekolah</w:t>
-            </w:r>
-            <w:proofErr w:type="spellEnd"/>
-            <w:r>
-              <w:rPr>
-                <w:rFonts w:ascii="Arial" w:eastAsia="Arial" w:hAnsi="Arial" w:cs="Arial"/>
-                <w:color w:val="000000"/>
-                <w:sz w:val="22"/>
-                <w:szCs w:val="22"/>
-                <w:lang w:val="en-MY"/>
-              </w:rPr>
-              <w:t xml:space="preserve"> </w:t>
-            </w:r>
-            <w:proofErr w:type="spellStart"/>
-            <w:r>
-              <w:rPr>
-                <w:rFonts w:ascii="Arial" w:eastAsia="Arial" w:hAnsi="Arial" w:cs="Arial"/>
-                <w:color w:val="000000"/>
-                <w:sz w:val="22"/>
-                <w:szCs w:val="22"/>
-                <w:lang w:val="en-MY"/>
-              </w:rPr>
-              <w:t>luar</w:t>
-            </w:r>
-            <w:proofErr w:type="spellEnd"/>
-            <w:r>
-              <w:rPr>
-                <w:rFonts w:ascii="Arial" w:eastAsia="Arial" w:hAnsi="Arial" w:cs="Arial"/>
-                <w:color w:val="000000"/>
-                <w:sz w:val="22"/>
-                <w:szCs w:val="22"/>
-                <w:lang w:val="en-MY"/>
-              </w:rPr>
-              <w:t xml:space="preserve"> </w:t>
-            </w:r>
-            <w:proofErr w:type="spellStart"/>
-            <w:r>
-              <w:rPr>
-                <w:rFonts w:ascii="Arial" w:eastAsia="Arial" w:hAnsi="Arial" w:cs="Arial"/>
-                <w:color w:val="000000"/>
-                <w:sz w:val="22"/>
-                <w:szCs w:val="22"/>
-                <w:lang w:val="en-MY"/>
-              </w:rPr>
-              <w:t>termasuk</w:t>
-            </w:r>
-            <w:proofErr w:type="spellEnd"/>
-            <w:r>
-              <w:rPr>
-                <w:rFonts w:ascii="Arial" w:eastAsia="Arial" w:hAnsi="Arial" w:cs="Arial"/>
-                <w:color w:val="000000"/>
-                <w:sz w:val="22"/>
-                <w:szCs w:val="22"/>
-                <w:lang w:val="en-MY"/>
-              </w:rPr>
-              <w:t xml:space="preserve"> </w:t>
-            </w:r>
-            <w:proofErr w:type="spellStart"/>
-            <w:r>
-              <w:rPr>
-                <w:rFonts w:ascii="Arial" w:eastAsia="Arial" w:hAnsi="Arial" w:cs="Arial"/>
-                <w:color w:val="000000"/>
-                <w:sz w:val="22"/>
-                <w:szCs w:val="22"/>
-                <w:lang w:val="en-MY"/>
-              </w:rPr>
-              <w:t>dari</w:t>
-            </w:r>
-            <w:proofErr w:type="spellEnd"/>
-            <w:r>
-              <w:rPr>
-                <w:rFonts w:ascii="Arial" w:eastAsia="Arial" w:hAnsi="Arial" w:cs="Arial"/>
-                <w:color w:val="000000"/>
-                <w:sz w:val="22"/>
-                <w:szCs w:val="22"/>
-                <w:lang w:val="en-MY"/>
-              </w:rPr>
-              <w:t xml:space="preserve"> Selangor dan Kuala Lumpur </w:t>
-            </w:r>
-            <w:proofErr w:type="spellStart"/>
-            <w:r>
-              <w:rPr>
-                <w:rFonts w:ascii="Arial" w:eastAsia="Arial" w:hAnsi="Arial" w:cs="Arial"/>
-                <w:color w:val="000000"/>
-                <w:sz w:val="22"/>
-                <w:szCs w:val="22"/>
-                <w:lang w:val="en-MY"/>
-              </w:rPr>
-              <w:t>hadir</w:t>
-            </w:r>
-            <w:proofErr w:type="spellEnd"/>
-            <w:r>
-              <w:rPr>
-                <w:rFonts w:ascii="Arial" w:eastAsia="Arial" w:hAnsi="Arial" w:cs="Arial"/>
-                <w:color w:val="000000"/>
-                <w:sz w:val="22"/>
-                <w:szCs w:val="22"/>
-                <w:lang w:val="en-MY"/>
-              </w:rPr>
-              <w:t xml:space="preserve"> </w:t>
-            </w:r>
-            <w:proofErr w:type="spellStart"/>
-            <w:r>
-              <w:rPr>
-                <w:rFonts w:ascii="Arial" w:eastAsia="Arial" w:hAnsi="Arial" w:cs="Arial"/>
-                <w:color w:val="000000"/>
-                <w:sz w:val="22"/>
-                <w:szCs w:val="22"/>
-                <w:lang w:val="en-MY"/>
-              </w:rPr>
-              <w:t>ke</w:t>
-            </w:r>
-            <w:proofErr w:type="spellEnd"/>
-            <w:r>
-              <w:rPr>
-                <w:rFonts w:ascii="Arial" w:eastAsia="Arial" w:hAnsi="Arial" w:cs="Arial"/>
-                <w:color w:val="000000"/>
-                <w:sz w:val="22"/>
-                <w:szCs w:val="22"/>
-                <w:lang w:val="en-MY"/>
-              </w:rPr>
-              <w:t xml:space="preserve"> SK Putrajaya </w:t>
-            </w:r>
-            <w:proofErr w:type="spellStart"/>
-            <w:r>
-              <w:rPr>
-                <w:rFonts w:ascii="Arial" w:eastAsia="Arial" w:hAnsi="Arial" w:cs="Arial"/>
-                <w:color w:val="000000"/>
-                <w:sz w:val="22"/>
-                <w:szCs w:val="22"/>
-                <w:lang w:val="en-MY"/>
-              </w:rPr>
-              <w:t>Presint</w:t>
-            </w:r>
-            <w:proofErr w:type="spellEnd"/>
-            <w:r>
-              <w:rPr>
-                <w:rFonts w:ascii="Arial" w:eastAsia="Arial" w:hAnsi="Arial" w:cs="Arial"/>
-                <w:color w:val="000000"/>
-                <w:sz w:val="22"/>
-                <w:szCs w:val="22"/>
-                <w:lang w:val="en-MY"/>
-              </w:rPr>
-              <w:t xml:space="preserve"> 5(1) </w:t>
-            </w:r>
-            <w:proofErr w:type="spellStart"/>
-            <w:r>
-              <w:rPr>
-                <w:rFonts w:ascii="Arial" w:eastAsia="Arial" w:hAnsi="Arial" w:cs="Arial"/>
-                <w:color w:val="000000"/>
-                <w:sz w:val="22"/>
-                <w:szCs w:val="22"/>
-                <w:lang w:val="en-MY"/>
-              </w:rPr>
-              <w:t>khusus</w:t>
-            </w:r>
-            <w:proofErr w:type="spellEnd"/>
-            <w:r>
-              <w:rPr>
-                <w:rFonts w:ascii="Arial" w:eastAsia="Arial" w:hAnsi="Arial" w:cs="Arial"/>
-                <w:color w:val="000000"/>
-                <w:sz w:val="22"/>
-                <w:szCs w:val="22"/>
-                <w:lang w:val="en-MY"/>
-              </w:rPr>
-              <w:t xml:space="preserve"> </w:t>
-            </w:r>
-            <w:proofErr w:type="spellStart"/>
-            <w:r>
-              <w:rPr>
-                <w:rFonts w:ascii="Arial" w:eastAsia="Arial" w:hAnsi="Arial" w:cs="Arial"/>
-                <w:color w:val="000000"/>
-                <w:sz w:val="22"/>
-                <w:szCs w:val="22"/>
-                <w:lang w:val="en-MY"/>
-              </w:rPr>
-              <w:t>untuk</w:t>
-            </w:r>
-            <w:proofErr w:type="spellEnd"/>
-            <w:r>
-              <w:rPr>
-                <w:rFonts w:ascii="Arial" w:eastAsia="Arial" w:hAnsi="Arial" w:cs="Arial"/>
-                <w:color w:val="000000"/>
-                <w:sz w:val="22"/>
-                <w:szCs w:val="22"/>
-                <w:lang w:val="en-MY"/>
-              </w:rPr>
-              <w:t xml:space="preserve"> </w:t>
-            </w:r>
-            <w:proofErr w:type="spellStart"/>
-            <w:r>
-              <w:rPr>
-                <w:rFonts w:ascii="Arial" w:eastAsia="Arial" w:hAnsi="Arial" w:cs="Arial"/>
-                <w:color w:val="000000"/>
-                <w:sz w:val="22"/>
-                <w:szCs w:val="22"/>
-                <w:lang w:val="en-MY"/>
-              </w:rPr>
-              <w:t>sesi</w:t>
-            </w:r>
-            <w:proofErr w:type="spellEnd"/>
-            <w:r>
-              <w:rPr>
-                <w:rFonts w:ascii="Arial" w:eastAsia="Arial" w:hAnsi="Arial" w:cs="Arial"/>
-                <w:color w:val="000000"/>
-                <w:sz w:val="22"/>
-                <w:szCs w:val="22"/>
-                <w:lang w:val="en-MY"/>
-              </w:rPr>
-              <w:t xml:space="preserve"> </w:t>
-            </w:r>
-            <w:proofErr w:type="spellStart"/>
-            <w:r>
-              <w:rPr>
-                <w:rFonts w:ascii="Arial" w:eastAsia="Arial" w:hAnsi="Arial" w:cs="Arial"/>
-                <w:color w:val="000000"/>
-                <w:sz w:val="22"/>
-                <w:szCs w:val="22"/>
-                <w:lang w:val="en-MY"/>
-              </w:rPr>
-              <w:t>penanda</w:t>
-            </w:r>
-            <w:proofErr w:type="spellEnd"/>
-            <w:r>
-              <w:rPr>
-                <w:rFonts w:ascii="Arial" w:eastAsia="Arial" w:hAnsi="Arial" w:cs="Arial"/>
-                <w:color w:val="000000"/>
-                <w:sz w:val="22"/>
-                <w:szCs w:val="22"/>
-                <w:lang w:val="en-MY"/>
-              </w:rPr>
-              <w:t xml:space="preserve"> </w:t>
-            </w:r>
-            <w:proofErr w:type="spellStart"/>
-            <w:r>
-              <w:rPr>
-                <w:rFonts w:ascii="Arial" w:eastAsia="Arial" w:hAnsi="Arial" w:cs="Arial"/>
-                <w:color w:val="000000"/>
-                <w:sz w:val="22"/>
-                <w:szCs w:val="22"/>
-                <w:lang w:val="en-MY"/>
-              </w:rPr>
-              <w:t>aras</w:t>
-            </w:r>
-            <w:proofErr w:type="spellEnd"/>
-            <w:r>
-              <w:rPr>
-                <w:rFonts w:ascii="Arial" w:eastAsia="Arial" w:hAnsi="Arial" w:cs="Arial"/>
-                <w:color w:val="000000"/>
-                <w:sz w:val="22"/>
-                <w:szCs w:val="22"/>
-                <w:lang w:val="en-MY"/>
-              </w:rPr>
-              <w:t xml:space="preserve"> </w:t>
-            </w:r>
-            <w:proofErr w:type="spellStart"/>
-            <w:r>
-              <w:rPr>
-                <w:rFonts w:ascii="Arial" w:eastAsia="Arial" w:hAnsi="Arial" w:cs="Arial"/>
-                <w:color w:val="000000"/>
-                <w:sz w:val="22"/>
-                <w:szCs w:val="22"/>
-                <w:lang w:val="en-MY"/>
-              </w:rPr>
-              <w:t>pengurusan</w:t>
-            </w:r>
-            <w:proofErr w:type="spellEnd"/>
-            <w:r>
-              <w:rPr>
-                <w:rFonts w:ascii="Arial" w:eastAsia="Arial" w:hAnsi="Arial" w:cs="Arial"/>
-                <w:color w:val="000000"/>
-                <w:sz w:val="22"/>
-                <w:szCs w:val="22"/>
-                <w:lang w:val="en-MY"/>
-              </w:rPr>
-              <w:t xml:space="preserve"> TVPSS. </w:t>
-            </w:r>
-            <w:proofErr w:type="spellStart"/>
-            <w:r>
-              <w:rPr>
-                <w:rFonts w:ascii="Arial" w:eastAsia="Arial" w:hAnsi="Arial" w:cs="Arial"/>
-                <w:color w:val="000000"/>
-                <w:sz w:val="22"/>
-                <w:szCs w:val="22"/>
-                <w:lang w:val="en-MY"/>
-              </w:rPr>
-              <w:t>Pengiktirafan</w:t>
-            </w:r>
-            <w:proofErr w:type="spellEnd"/>
-            <w:r>
-              <w:rPr>
-                <w:rFonts w:ascii="Arial" w:eastAsia="Arial" w:hAnsi="Arial" w:cs="Arial"/>
-                <w:color w:val="000000"/>
-                <w:sz w:val="22"/>
-                <w:szCs w:val="22"/>
-                <w:lang w:val="en-MY"/>
-              </w:rPr>
-              <w:t xml:space="preserve"> </w:t>
-            </w:r>
-            <w:proofErr w:type="spellStart"/>
-            <w:r>
-              <w:rPr>
-                <w:rFonts w:ascii="Arial" w:eastAsia="Arial" w:hAnsi="Arial" w:cs="Arial"/>
-                <w:color w:val="000000"/>
-                <w:sz w:val="22"/>
-                <w:szCs w:val="22"/>
-                <w:lang w:val="en-MY"/>
-              </w:rPr>
-              <w:t>rasmi</w:t>
-            </w:r>
-            <w:proofErr w:type="spellEnd"/>
-            <w:r>
-              <w:rPr>
-                <w:rFonts w:ascii="Arial" w:eastAsia="Arial" w:hAnsi="Arial" w:cs="Arial"/>
-                <w:color w:val="000000"/>
-                <w:sz w:val="22"/>
-                <w:szCs w:val="22"/>
-                <w:lang w:val="en-MY"/>
-              </w:rPr>
-              <w:t xml:space="preserve"> yang </w:t>
-            </w:r>
-            <w:proofErr w:type="spellStart"/>
-            <w:r>
-              <w:rPr>
-                <w:rFonts w:ascii="Arial" w:eastAsia="Arial" w:hAnsi="Arial" w:cs="Arial"/>
-                <w:color w:val="000000"/>
-                <w:sz w:val="22"/>
-                <w:szCs w:val="22"/>
-                <w:lang w:val="en-MY"/>
-              </w:rPr>
-              <w:t>diterima</w:t>
-            </w:r>
-            <w:proofErr w:type="spellEnd"/>
-            <w:r>
-              <w:rPr>
-                <w:rFonts w:ascii="Arial" w:eastAsia="Arial" w:hAnsi="Arial" w:cs="Arial"/>
-                <w:color w:val="000000"/>
-                <w:sz w:val="22"/>
-                <w:szCs w:val="22"/>
-                <w:lang w:val="en-MY"/>
-              </w:rPr>
-              <w:t xml:space="preserve"> </w:t>
-            </w:r>
-            <w:proofErr w:type="spellStart"/>
-            <w:r>
-              <w:rPr>
-                <w:rFonts w:ascii="Arial" w:eastAsia="Arial" w:hAnsi="Arial" w:cs="Arial"/>
-                <w:color w:val="000000"/>
-                <w:sz w:val="22"/>
-                <w:szCs w:val="22"/>
-                <w:lang w:val="en-MY"/>
-              </w:rPr>
-              <w:t>beliau</w:t>
-            </w:r>
-            <w:proofErr w:type="spellEnd"/>
-            <w:r>
-              <w:rPr>
-                <w:rFonts w:ascii="Arial" w:eastAsia="Arial" w:hAnsi="Arial" w:cs="Arial"/>
-                <w:color w:val="000000"/>
-                <w:sz w:val="22"/>
-                <w:szCs w:val="22"/>
-                <w:lang w:val="en-MY"/>
-              </w:rPr>
-              <w:t xml:space="preserve"> </w:t>
-            </w:r>
-            <w:proofErr w:type="spellStart"/>
-            <w:r>
-              <w:rPr>
-                <w:rFonts w:ascii="Arial" w:eastAsia="Arial" w:hAnsi="Arial" w:cs="Arial"/>
-                <w:color w:val="000000"/>
-                <w:sz w:val="22"/>
-                <w:szCs w:val="22"/>
-                <w:lang w:val="en-MY"/>
-              </w:rPr>
-              <w:t>membuktikan</w:t>
-            </w:r>
-            <w:proofErr w:type="spellEnd"/>
-            <w:r>
-              <w:rPr>
-                <w:rFonts w:ascii="Arial" w:eastAsia="Arial" w:hAnsi="Arial" w:cs="Arial"/>
-                <w:color w:val="000000"/>
-                <w:sz w:val="22"/>
-                <w:szCs w:val="22"/>
-                <w:lang w:val="en-MY"/>
-              </w:rPr>
-              <w:t xml:space="preserve"> </w:t>
-            </w:r>
-            <w:proofErr w:type="spellStart"/>
-            <w:r>
-              <w:rPr>
-                <w:rFonts w:ascii="Arial" w:eastAsia="Arial" w:hAnsi="Arial" w:cs="Arial"/>
-                <w:color w:val="000000"/>
-                <w:sz w:val="22"/>
-                <w:szCs w:val="22"/>
-                <w:lang w:val="en-MY"/>
-              </w:rPr>
-              <w:t>kualiti</w:t>
-            </w:r>
-            <w:proofErr w:type="spellEnd"/>
-            <w:r>
-              <w:rPr>
-                <w:rFonts w:ascii="Arial" w:eastAsia="Arial" w:hAnsi="Arial" w:cs="Arial"/>
-                <w:color w:val="000000"/>
-                <w:sz w:val="22"/>
-                <w:szCs w:val="22"/>
-                <w:lang w:val="en-MY"/>
-              </w:rPr>
-              <w:t xml:space="preserve"> </w:t>
-            </w:r>
-            <w:proofErr w:type="spellStart"/>
-            <w:r>
-              <w:rPr>
-                <w:rFonts w:ascii="Arial" w:eastAsia="Arial" w:hAnsi="Arial" w:cs="Arial"/>
-                <w:color w:val="000000"/>
-                <w:sz w:val="22"/>
-                <w:szCs w:val="22"/>
-                <w:lang w:val="en-MY"/>
-              </w:rPr>
-              <w:t>sumbangan</w:t>
-            </w:r>
-            <w:proofErr w:type="spellEnd"/>
-            <w:r>
-              <w:rPr>
-                <w:rFonts w:ascii="Arial" w:eastAsia="Arial" w:hAnsi="Arial" w:cs="Arial"/>
-                <w:color w:val="000000"/>
-                <w:sz w:val="22"/>
-                <w:szCs w:val="22"/>
-                <w:lang w:val="en-MY"/>
-              </w:rPr>
-              <w:t xml:space="preserve"> </w:t>
-            </w:r>
-            <w:proofErr w:type="spellStart"/>
-            <w:r>
-              <w:rPr>
-                <w:rFonts w:ascii="Arial" w:eastAsia="Arial" w:hAnsi="Arial" w:cs="Arial"/>
-                <w:color w:val="000000"/>
-                <w:sz w:val="22"/>
-                <w:szCs w:val="22"/>
-                <w:lang w:val="en-MY"/>
-              </w:rPr>
-              <w:t>ini</w:t>
-            </w:r>
-            <w:proofErr w:type="spellEnd"/>
-            <w:r>
-              <w:rPr>
-                <w:rFonts w:ascii="Arial" w:eastAsia="Arial" w:hAnsi="Arial" w:cs="Arial"/>
-                <w:color w:val="000000"/>
-                <w:sz w:val="22"/>
-                <w:szCs w:val="22"/>
-                <w:lang w:val="en-MY"/>
-              </w:rPr>
-              <w:t xml:space="preserve"> di </w:t>
-            </w:r>
-            <w:proofErr w:type="spellStart"/>
-            <w:r>
-              <w:rPr>
-                <w:rFonts w:ascii="Arial" w:eastAsia="Arial" w:hAnsi="Arial" w:cs="Arial"/>
-                <w:color w:val="000000"/>
-                <w:sz w:val="22"/>
-                <w:szCs w:val="22"/>
-                <w:lang w:val="en-MY"/>
-              </w:rPr>
-              <w:t>peringkat</w:t>
-            </w:r>
-            <w:proofErr w:type="spellEnd"/>
-            <w:r>
-              <w:rPr>
-                <w:rFonts w:ascii="Arial" w:eastAsia="Arial" w:hAnsi="Arial" w:cs="Arial"/>
-                <w:color w:val="000000"/>
-                <w:sz w:val="22"/>
-                <w:szCs w:val="22"/>
-                <w:lang w:val="en-MY"/>
-              </w:rPr>
-              <w:t xml:space="preserve"> </w:t>
-            </w:r>
-            <w:proofErr w:type="spellStart"/>
-            <w:r>
-              <w:rPr>
-                <w:rFonts w:ascii="Arial" w:eastAsia="Arial" w:hAnsi="Arial" w:cs="Arial"/>
-                <w:color w:val="000000"/>
-                <w:sz w:val="22"/>
-                <w:szCs w:val="22"/>
-                <w:lang w:val="en-MY"/>
-              </w:rPr>
-              <w:t>tertinggi</w:t>
-            </w:r>
-            <w:proofErr w:type="spellEnd"/>
-            <w:r>
-              <w:rPr>
-                <w:rFonts w:ascii="Arial" w:eastAsia="Arial" w:hAnsi="Arial" w:cs="Arial"/>
-                <w:color w:val="000000"/>
-                <w:sz w:val="22"/>
-                <w:szCs w:val="22"/>
-                <w:lang w:val="en-MY"/>
-              </w:rPr>
-              <w:t xml:space="preserve">: Ikon Guru TVPSS </w:t>
-            </w:r>
-            <w:proofErr w:type="spellStart"/>
-            <w:r>
-              <w:rPr>
-                <w:rFonts w:ascii="Arial" w:eastAsia="Arial" w:hAnsi="Arial" w:cs="Arial"/>
-                <w:color w:val="000000"/>
-                <w:sz w:val="22"/>
-                <w:szCs w:val="22"/>
-                <w:lang w:val="en-MY"/>
-              </w:rPr>
-              <w:t>Kebangsaan</w:t>
-            </w:r>
-            <w:proofErr w:type="spellEnd"/>
-            <w:r>
-              <w:rPr>
-                <w:rFonts w:ascii="Arial" w:eastAsia="Arial" w:hAnsi="Arial" w:cs="Arial"/>
-                <w:color w:val="000000"/>
-                <w:sz w:val="22"/>
-                <w:szCs w:val="22"/>
-                <w:lang w:val="en-MY"/>
-              </w:rPr>
-              <w:t xml:space="preserve"> 2024 (KPM), </w:t>
-            </w:r>
-            <w:proofErr w:type="spellStart"/>
-            <w:r>
-              <w:rPr>
-                <w:rFonts w:ascii="Arial" w:eastAsia="Arial" w:hAnsi="Arial" w:cs="Arial"/>
-                <w:color w:val="000000"/>
-                <w:sz w:val="22"/>
-                <w:szCs w:val="22"/>
-                <w:lang w:val="en-MY"/>
-              </w:rPr>
-              <w:t>Anugerah</w:t>
-            </w:r>
-            <w:proofErr w:type="spellEnd"/>
-            <w:r>
-              <w:rPr>
-                <w:rFonts w:ascii="Arial" w:eastAsia="Arial" w:hAnsi="Arial" w:cs="Arial"/>
-                <w:color w:val="000000"/>
-                <w:sz w:val="22"/>
-                <w:szCs w:val="22"/>
-                <w:lang w:val="en-MY"/>
-              </w:rPr>
-              <w:t xml:space="preserve"> Kualiti Guru: </w:t>
-            </w:r>
-            <w:proofErr w:type="spellStart"/>
-            <w:r>
-              <w:rPr>
-                <w:rFonts w:ascii="Arial" w:eastAsia="Arial" w:hAnsi="Arial" w:cs="Arial"/>
-                <w:color w:val="000000"/>
-                <w:sz w:val="22"/>
-                <w:szCs w:val="22"/>
-                <w:lang w:val="en-MY"/>
-              </w:rPr>
-              <w:t>Pencipta</w:t>
-            </w:r>
-            <w:proofErr w:type="spellEnd"/>
-            <w:r>
-              <w:rPr>
-                <w:rFonts w:ascii="Arial" w:eastAsia="Arial" w:hAnsi="Arial" w:cs="Arial"/>
-                <w:color w:val="000000"/>
-                <w:sz w:val="22"/>
-                <w:szCs w:val="22"/>
-                <w:lang w:val="en-MY"/>
-              </w:rPr>
-              <w:t xml:space="preserve"> </w:t>
-            </w:r>
-            <w:proofErr w:type="spellStart"/>
-            <w:r>
-              <w:rPr>
-                <w:rFonts w:ascii="Arial" w:eastAsia="Arial" w:hAnsi="Arial" w:cs="Arial"/>
-                <w:color w:val="000000"/>
-                <w:sz w:val="22"/>
-                <w:szCs w:val="22"/>
-                <w:lang w:val="en-MY"/>
-              </w:rPr>
-              <w:t>Kandungan</w:t>
-            </w:r>
-            <w:proofErr w:type="spellEnd"/>
-            <w:r>
-              <w:rPr>
-                <w:rFonts w:ascii="Arial" w:eastAsia="Arial" w:hAnsi="Arial" w:cs="Arial"/>
-                <w:color w:val="000000"/>
-                <w:sz w:val="22"/>
-                <w:szCs w:val="22"/>
-                <w:lang w:val="en-MY"/>
-              </w:rPr>
-              <w:t xml:space="preserve"> Digital WP Putrajaya 2025, TOP 150 </w:t>
-            </w:r>
-            <w:proofErr w:type="spellStart"/>
-            <w:r>
-              <w:rPr>
-                <w:rFonts w:ascii="Arial" w:eastAsia="Arial" w:hAnsi="Arial" w:cs="Arial"/>
-                <w:color w:val="000000"/>
-                <w:sz w:val="22"/>
-                <w:szCs w:val="22"/>
-                <w:lang w:val="en-MY"/>
-              </w:rPr>
-              <w:t>Cikgu</w:t>
-            </w:r>
-            <w:proofErr w:type="spellEnd"/>
-            <w:r>
-              <w:rPr>
-                <w:rFonts w:ascii="Arial" w:eastAsia="Arial" w:hAnsi="Arial" w:cs="Arial"/>
-                <w:color w:val="000000"/>
-                <w:sz w:val="22"/>
-                <w:szCs w:val="22"/>
-                <w:lang w:val="en-MY"/>
-              </w:rPr>
-              <w:t xml:space="preserve"> </w:t>
-            </w:r>
-            <w:proofErr w:type="spellStart"/>
-            <w:r>
-              <w:rPr>
-                <w:rFonts w:ascii="Arial" w:eastAsia="Arial" w:hAnsi="Arial" w:cs="Arial"/>
-                <w:color w:val="000000"/>
-                <w:sz w:val="22"/>
-                <w:szCs w:val="22"/>
-                <w:lang w:val="en-MY"/>
-              </w:rPr>
-              <w:t>Juara</w:t>
-            </w:r>
-            <w:proofErr w:type="spellEnd"/>
-            <w:r>
-              <w:rPr>
-                <w:rFonts w:ascii="Arial" w:eastAsia="Arial" w:hAnsi="Arial" w:cs="Arial"/>
-                <w:color w:val="000000"/>
-                <w:sz w:val="22"/>
-                <w:szCs w:val="22"/>
-                <w:lang w:val="en-MY"/>
-              </w:rPr>
-              <w:t xml:space="preserve"> Digital 2023 (MDEC), dan </w:t>
-            </w:r>
-            <w:proofErr w:type="spellStart"/>
-            <w:r>
-              <w:rPr>
-                <w:rFonts w:ascii="Arial" w:eastAsia="Arial" w:hAnsi="Arial" w:cs="Arial"/>
-                <w:color w:val="000000"/>
-                <w:sz w:val="22"/>
-                <w:szCs w:val="22"/>
-                <w:lang w:val="en-MY"/>
-              </w:rPr>
-              <w:t>tiga</w:t>
-            </w:r>
-            <w:proofErr w:type="spellEnd"/>
-            <w:r>
-              <w:rPr>
-                <w:rFonts w:ascii="Arial" w:eastAsia="Arial" w:hAnsi="Arial" w:cs="Arial"/>
-                <w:color w:val="000000"/>
-                <w:sz w:val="22"/>
-                <w:szCs w:val="22"/>
-                <w:lang w:val="en-MY"/>
-              </w:rPr>
-              <w:t xml:space="preserve"> kali </w:t>
-            </w:r>
-            <w:proofErr w:type="spellStart"/>
-            <w:r>
-              <w:rPr>
-                <w:rFonts w:ascii="Arial" w:eastAsia="Arial" w:hAnsi="Arial" w:cs="Arial"/>
-                <w:color w:val="000000"/>
-                <w:sz w:val="22"/>
-                <w:szCs w:val="22"/>
-                <w:lang w:val="en-MY"/>
-              </w:rPr>
-              <w:t>pelantikan</w:t>
-            </w:r>
-            <w:proofErr w:type="spellEnd"/>
-            <w:r>
-              <w:rPr>
-                <w:rFonts w:ascii="Arial" w:eastAsia="Arial" w:hAnsi="Arial" w:cs="Arial"/>
-                <w:color w:val="000000"/>
-                <w:sz w:val="22"/>
-                <w:szCs w:val="22"/>
-                <w:lang w:val="en-MY"/>
-              </w:rPr>
-              <w:t xml:space="preserve"> </w:t>
-            </w:r>
-            <w:proofErr w:type="spellStart"/>
-            <w:r>
-              <w:rPr>
-                <w:rFonts w:ascii="Arial" w:eastAsia="Arial" w:hAnsi="Arial" w:cs="Arial"/>
-                <w:color w:val="000000"/>
-                <w:sz w:val="22"/>
-                <w:szCs w:val="22"/>
-                <w:lang w:val="en-MY"/>
-              </w:rPr>
-              <w:t>sebagai</w:t>
-            </w:r>
-            <w:proofErr w:type="spellEnd"/>
-            <w:r>
-              <w:rPr>
-                <w:rFonts w:ascii="Arial" w:eastAsia="Arial" w:hAnsi="Arial" w:cs="Arial"/>
-                <w:color w:val="000000"/>
-                <w:sz w:val="22"/>
-                <w:szCs w:val="22"/>
-                <w:lang w:val="en-MY"/>
-              </w:rPr>
-              <w:t xml:space="preserve"> </w:t>
-            </w:r>
-            <w:proofErr w:type="spellStart"/>
-            <w:r>
-              <w:rPr>
-                <w:rFonts w:ascii="Arial" w:eastAsia="Arial" w:hAnsi="Arial" w:cs="Arial"/>
-                <w:color w:val="000000"/>
-                <w:sz w:val="22"/>
-                <w:szCs w:val="22"/>
-                <w:lang w:val="en-MY"/>
-              </w:rPr>
-              <w:t>Edufluencer</w:t>
-            </w:r>
-            <w:proofErr w:type="spellEnd"/>
-            <w:r>
-              <w:rPr>
-                <w:rFonts w:ascii="Arial" w:eastAsia="Arial" w:hAnsi="Arial" w:cs="Arial"/>
-                <w:color w:val="000000"/>
-                <w:sz w:val="22"/>
-                <w:szCs w:val="22"/>
-                <w:lang w:val="en-MY"/>
-              </w:rPr>
-              <w:t xml:space="preserve"> KPM oleh YB Menteri Pendidikan.</w:t>
-            </w:r>
+            </w:pPr>
           </w:p>
           <w:p>
             <w:pPr>
@@ -35456,23 +30108,6 @@
     <w:p>
       <w:pPr>
         <w:widowControl w:val="0"/>
-        <w:ind w:firstLine="360"/>
-        <w:rPr>
-          <w:rFonts w:ascii="Arial" w:eastAsia="Arial" w:hAnsi="Arial" w:cs="Arial"/>
-          <w:b/>
-          <w:bCs/>
-          <w:i/>
-          <w:iCs/>
-          <w:color w:val="000000"/>
-          <w:sz w:val="22"/>
-          <w:szCs w:val="22"/>
-        </w:rPr>
-      </w:pPr>
-    </w:p>
-    <w:p>
-      <w:pPr>
-        <w:widowControl w:val="0"/>
-        <w:ind w:firstLine="360"/>
         <w:rPr>
           <w:rFonts w:ascii="Arial" w:eastAsia="Arial" w:hAnsi="Arial" w:cs="Arial"/>
           <w:b/>
@@ -35515,6 +30150,7 @@
           <w:sz w:val="22"/>
           <w:szCs w:val="22"/>
         </w:rPr>
+        <w:lastRenderedPageBreak/>
         <w:drawing>
           <wp:anchor distT="0" distB="0" distL="114300" distR="114300" simplePos="0" relativeHeight="251662336" behindDoc="0" locked="0" layoutInCell="1" allowOverlap="1" wp14:anchorId="01998621" wp14:editId="29041E09">
             <wp:simplePos x="0" y="0"/>
@@ -35539,7 +30175,7 @@
                     <pic:cNvPicPr/>
                   </pic:nvPicPr>
                   <pic:blipFill rotWithShape="1">
-                    <a:blip r:embed="rId11">
+                    <a:blip r:embed="rId31">
                       <a:extLst>
                         <a:ext uri="{28A0092B-C50C-407E-A947-70E740481C1C}">
                           <a14:useLocalDpi xmlns:a14="http://schemas.microsoft.com/office/drawing/2010/main" val="0"/>
@@ -36489,7 +31125,7 @@
                           <pic:cNvPicPr/>
                         </pic:nvPicPr>
                         <pic:blipFill rotWithShape="1">
-                          <a:blip r:embed="rId12">
+                          <a:blip r:embed="rId32">
                             <a:extLst>
                               <a:ext uri="{28A0092B-C50C-407E-A947-70E740481C1C}">
                                 <a14:useLocalDpi xmlns:a14="http://schemas.microsoft.com/office/drawing/2010/main" val="0"/>
@@ -36645,7 +31281,7 @@
                           <pic:cNvPicPr/>
                         </pic:nvPicPr>
                         <pic:blipFill rotWithShape="1">
-                          <a:blip r:embed="rId13">
+                          <a:blip r:embed="rId33">
                             <a:extLst>
                               <a:ext uri="{28A0092B-C50C-407E-A947-70E740481C1C}">
                                 <a14:useLocalDpi xmlns:a14="http://schemas.microsoft.com/office/drawing/2010/main" val="0"/>
@@ -37130,7 +31766,7 @@
                           <pic:cNvPicPr/>
                         </pic:nvPicPr>
                         <pic:blipFill rotWithShape="1">
-                          <a:blip r:embed="rId12">
+                          <a:blip r:embed="rId32">
                             <a:extLst>
                               <a:ext uri="{28A0092B-C50C-407E-A947-70E740481C1C}">
                                 <a14:useLocalDpi xmlns:a14="http://schemas.microsoft.com/office/drawing/2010/main" val="0"/>
@@ -37638,7 +32274,7 @@
       </w:pPr>
     </w:p>
     <w:sectPr>
-      <w:footerReference w:type="default" r:id="rId14"/>
+      <w:footerReference w:type="default" r:id="rId34"/>
       <w:pgSz w:w="12240" w:h="15840"/>
       <w:pgMar w:top="1134" w:right="1134" w:bottom="1440" w:left="993" w:header="709" w:footer="709" w:gutter="0"/>
       <w:pgNumType w:start="1"/>
@@ -38770,6 +33406,7 @@
   <w:style w:type="character" w:default="1" w:styleId="DefaultParagraphFont">
     <w:name w:val="Default Paragraph Font"/>
     <w:uiPriority w:val="1"/>
+    <w:semiHidden/>
     <w:unhideWhenUsed/>
   </w:style>
   <w:style w:type="table" w:default="1" w:styleId="TableNormal">
